--- a/data/research/Sanghvi_Movers_Ltd_Analysis_Report.docx
+++ b/data/research/Sanghvi_Movers_Ltd_Analysis_Report.docx
@@ -133,7 +133,7 @@
           <w:color w:val="333333"/>
           <w:sz w:val="20"/>
         </w:rPr>
-        <w:t>Sanghvi Movers Limited (SML) is a leading integrated heavy-lift and infrastructure services provider, recognized as Asia's largest and the world's fifth-largest crane rental company. With a 36-year legacy, SML offers a comprehensive suite of services including crane rentals, heavy lift solutions, and turnkey EPC services for the wind energy sector. The company has undergone a significant transformation in recent years, moving from a domestic-centric crane rental business to a diversified, multi-country infrastructure services platform. This strategic shift has involved establishing international operations in Saudi Arabia (SMME), expanding its renewable energy EPC capabilities through Sangreen Future Renewables Private Limited (SFRPL), and strengthening its logistics arm with Sangreen Logistics Private Limited (SLPL).</w:t>
+        <w:t>Sanghvi Movers Limited (SML) is a leading Indian company specializing in crane rental, heavy lift solutions, and turnkey EPC services, primarily for the wind energy sector. With a legacy spanning over 35 years, SML has established itself as Asia's largest and the world's fifth-largest crane rental company. The company has undergone a significant transformation in the past 1-2 years, marked by strategic restructuring, international expansion, and a renewed focus on its core competencies. This transformation has led to a more diversified revenue base, improved operational efficiency, and a strengthened balance sheet.</w:t>
       </w:r>
     </w:p>
     <w:p>
@@ -146,7 +146,7 @@
           <w:color w:val="333333"/>
           <w:sz w:val="20"/>
         </w:rPr>
-        <w:t>Post-transformation, SML has demonstrated robust revenue growth, with its consolidated revenue reaching ₹719 Cr for the nine months ended December 2025 (9M FY26). The company has also focused on improving its financial health, maintaining a healthy Debt-to-Equity ratio of 0.48x as of December 2025, down from higher levels in previous years. SML has a clear strategic roadmap, "Elevate 2030," which focuses on geographical expansion, product portfolio diversification, customer-centricity, and digital scalability. The company has ambitious targets, aiming for ₹1,800 Cr in revenue by FY28 and targeting EBITDA margins of 50-55% for its core crane rental business and 10-12% for renewables.</w:t>
+        <w:t>Key transformative events include the carving out of its renewable energy EPC business into a separate entity, Sangreen Future Renewables Private Limited, and the establishment of an overseas subsidiary, Sanghvi Movers Middle East Limited, in Saudi Arabia. These strategic moves are aimed at unlocking value and capitalizing on growth opportunities in new geographies and sectors. Post-transformation, SML has achieved a substantial revenue base, with 9M FY26 consolidated revenue standing at ₹719 Cr. The company has also focused on deleveraging, maintaining a healthy Net Debt to Equity ratio of 0.48x as of December 31, 2025. SML has outlined an ambitious "Elevate 2030" strategy, targeting ₹1,800 Cr in revenue by FY28 and aiming for EBITDA margins of 50-55% in crane rentals and 10-12% in renewables EPC.</w:t>
       </w:r>
     </w:p>
     <w:p>
@@ -159,7 +159,7 @@
           <w:color w:val="333333"/>
           <w:sz w:val="20"/>
         </w:rPr>
-        <w:t>Key growth catalysts for SML include the sustained infrastructure development in India, driven by government initiatives like the National Infrastructure Pipeline and a record capital expenditure budget. The burgeoning renewable energy sector, particularly wind power, presents significant opportunities for its EPC business. Furthermore, the aggressive expansion into Saudi Arabia, a market with substantial infrastructure development under Vision 2030, is expected to be a major growth engine, offering higher yields and a large addressable market. The company's focus on operational efficiency, fleet modernization, and a strong order book provides visibility for future performance.</w:t>
+        <w:t>Key growth catalysts ahead include the robust infrastructure development in India, driven by government initiatives like the National Infrastructure Pipeline and increased capital expenditure. The company's expansion into Saudi Arabia, a market with significant project pipelines under Vision 2030, presents a substantial opportunity for growth. Furthermore, the increasing demand for renewable energy projects, particularly wind energy, is expected to drive demand for SML's specialized EPC services and crane rental solutions. The company's focus on customer centricity, product portfolio diversification, and digital scalability, as outlined in its Elevate 2030 strategy, positions it well to capitalize on these opportunities and deliver sustained value to stakeholders.</w:t>
       </w:r>
     </w:p>
     <w:tbl>
@@ -255,7 +255,7 @@
                 <w:rFonts w:ascii="Calibri" w:hAnsi="Calibri"/>
                 <w:sz w:val="18"/>
               </w:rPr>
-              <w:t>₹327.10</w:t>
+              <w:t>1,076.00</w:t>
             </w:r>
           </w:p>
         </w:tc>
@@ -294,7 +294,7 @@
                 <w:rFonts w:ascii="Calibri" w:hAnsi="Calibri"/>
                 <w:sz w:val="18"/>
               </w:rPr>
-              <w:t>₹3,067 Cr</w:t>
+              <w:t>9,345.00 Cr</w:t>
             </w:r>
           </w:p>
         </w:tc>
@@ -331,7 +331,7 @@
                 <w:rFonts w:ascii="Calibri" w:hAnsi="Calibri"/>
                 <w:sz w:val="18"/>
               </w:rPr>
-              <w:t>21.52</w:t>
+              <w:t>15.23</w:t>
             </w:r>
           </w:p>
         </w:tc>
@@ -370,7 +370,7 @@
                 <w:rFonts w:ascii="Calibri" w:hAnsi="Calibri"/>
                 <w:sz w:val="18"/>
               </w:rPr>
-              <w:t>0.33</w:t>
+              <w:t>2.75</w:t>
             </w:r>
           </w:p>
         </w:tc>
@@ -407,7 +407,7 @@
                 <w:rFonts w:ascii="Calibri" w:hAnsi="Calibri"/>
                 <w:sz w:val="18"/>
               </w:rPr>
-              <w:t>3.73</w:t>
+              <w:t>3.15</w:t>
             </w:r>
           </w:p>
         </w:tc>
@@ -446,7 +446,7 @@
                 <w:rFonts w:ascii="Calibri" w:hAnsi="Calibri"/>
                 <w:sz w:val="18"/>
               </w:rPr>
-              <w:t>₹716.48 / ₹208.00</w:t>
+              <w:t>1,356.00 / 410.00</w:t>
             </w:r>
           </w:p>
         </w:tc>
@@ -522,7 +522,7 @@
                 <w:rFonts w:ascii="Calibri" w:hAnsi="Calibri"/>
                 <w:sz w:val="18"/>
               </w:rPr>
-              <w:t>15.22%</w:t>
+              <w:t>16.10%</w:t>
             </w:r>
           </w:p>
         </w:tc>
@@ -559,7 +559,7 @@
                 <w:rFonts w:ascii="Calibri" w:hAnsi="Calibri"/>
                 <w:sz w:val="18"/>
               </w:rPr>
-              <w:t>16.00%</w:t>
+              <w:t>15.20%</w:t>
             </w:r>
           </w:p>
         </w:tc>
@@ -635,7 +635,7 @@
                 <w:rFonts w:ascii="Calibri" w:hAnsi="Calibri"/>
                 <w:sz w:val="18"/>
               </w:rPr>
-              <w:t>N/A</w:t>
+              <w:t>0.19%</w:t>
             </w:r>
           </w:p>
         </w:tc>
@@ -670,7 +670,7 @@
           <w:color w:val="333333"/>
           <w:sz w:val="20"/>
         </w:rPr>
-        <w:t>Sanghvi Movers Limited (SML) is a leading integrated heavy-lift and infrastructure services provider. The company's core business revolves around providing specialized crane rental services, offering a diverse fleet of hydraulic and crawler cranes with capacities ranging from 40 MT to 1,600 MT. These services are crucial for various industries including infrastructure development (metros, bridges, highways), power generation (thermal, nuclear, renewables), steel, cement, fertilizers, petrochemicals, and oil &amp; gas. SML also provides comprehensive turnkey EPC (Engineering, Procurement, and Construction) services, particularly for the renewable energy sector, focusing on wind energy projects from conceptualization to commissioning through its subsidiary, Sangreen Future Renewables Private Limited (SFRPL). Additionally, SML operates a logistics division, Sangreen Logistics Private Limited (SLPL), which handles the specialized transportation of heavy machinery, cranes, and wind turbine components. The company has also established an international presence with Sanghvi Movers Middle East Limited (SMME) in Saudi Arabia, catering to the growing demand for crane rental services in the GCC region.</w:t>
+        <w:t>Sanghvi Movers Limited (SML) is a prominent player in the Indian heavy equipment rental industry, offering a comprehensive suite of services including crane rentals, heavy lifting solutions, and turnkey EPC (Engineering, Procurement, and Construction) services, with a particular focus on the renewable energy sector, specifically wind energy. The company operates a large and diversified fleet of over 485 cranes, with capacities ranging from 40 MT to 1600 MT, comprising both hydraulic and crawler cranes. These cranes are crucial for various industrial applications, including infrastructure development (metros, bridges, highways), power generation (thermal, nuclear), steel manufacturing, cement plants, refineries, petrochemicals, and oil &amp; gas facilities.</w:t>
       </w:r>
     </w:p>
     <w:p>
@@ -683,7 +683,7 @@
           <w:color w:val="333333"/>
           <w:sz w:val="20"/>
         </w:rPr>
-        <w:t>SML's operations are supported by a robust fleet of over 370 cranes and a significant logistics infrastructure, including over 200 trailers and hydraulic axle lines. The company maintains 15 depots across India, ensuring nationwide reach and rapid mobilization. Its primary end-user industries are diverse, spanning infrastructure, power, steel, cement, oil &amp; gas, refineries, petrochemicals, and renewable energy. SML's commitment to quality and safety is underscored by its ISO 9001:2015, ISO 14001:2015, and ISO 45001:2018 certifications. The company's business model is characterized by its ability to offer customized heavy-lift solutions and integrated services, positioning it as a single-window solution provider for its clients.</w:t>
+        <w:t>To support its extensive fleet and project execution, SML also operates a significant logistics division with over 200 trailers and hydraulic axle lines, ensuring the efficient movement of heavy machinery across India. The company's business model is structured around three key verticals: Crane Rental &amp; Heavy Lift Solutions (the core business), Wind Energy EPC (through its subsidiary Sangreen Future Renewables Private Limited), and Logistics for cranes and other heavy machinery (through Sangreen Logistics Private Limited). SML also has an international presence through its wholly-owned subsidiary, Sanghvi Movers Middle East Limited, catering to the growing demand in Saudi Arabia. The company's primary end-user industries are diverse, spanning infrastructure, power, renewables, steel, cement, oil &amp; gas, and petrochemicals. SML's operational footprint is spread across India with 15 depots and regional offices, ensuring nationwide reach and serviceability.</w:t>
       </w:r>
     </w:p>
     <w:p>
@@ -714,7 +714,7 @@
           <w:color w:val="333333"/>
           <w:sz w:val="20"/>
         </w:rPr>
-        <w:t>In the past year, Sanghvi Movers Limited has been actively engaged in expanding its global footprint and strengthening its service offerings. Key developments include the successful launch of operations in Saudi Arabia through its subsidiary, Sanghvi Movers Middle East Limited (SMME), and securing its first order outside KSA in Botswana, signaling expansion into African markets. The company has also been actively participating in investor calls and presenting its strategy, highlighting its "Elevate 2030" vision focused on sustainable, scalable, and diversified growth. Recent investor presentations and earnings calls have emphasized the company's robust order book, strong inquiry pipeline, and disciplined capital allocation strategy. Management has also highlighted the positive impact of India's infrastructure push, including the Union Budget's record capital expenditure, on the demand for crane rental and EPC services.</w:t>
+        <w:t>In the past year, Sanghvi Movers Limited has been actively engaged in strategic initiatives to bolster its market position and expand its global reach. Recent news highlights include the successful entry and initial order wins in the Saudi Arabian market through its subsidiary, Sanghvi Movers Middle East Limited, signaling a significant step in its international expansion strategy. The company has also reported strong order inflows in its domestic renewable energy EPC business, with Sangreen Future Renewables Private Limited securing substantial contracts worth over ₹428 Crores from prominent Independent Power Producers. Management commentary from recent earnings calls emphasizes a strong focus on operational stability, disciplined capital deployment, and a commitment to achieving targeted utilization and margin levels. The company has also been proactive in improving its working capital metrics, with collections accelerating and Days Sales Outstanding (DSO) showing improvement.</w:t>
       </w:r>
     </w:p>
     <w:p>
@@ -727,20 +727,7 @@
           <w:color w:val="333333"/>
           <w:sz w:val="20"/>
         </w:rPr>
-        <w:t>The crane rental and construction equipment sectors in India are experiencing significant tailwinds. The Indian construction industry is projected for robust expansion, driven by massive government investments in infrastructure, including roads, railways, metros, and renewable energy projects. The National Infrastructure Pipeline and the government's focus on sustainable and smart development are key demand drivers. The renewable energy sector, particularly wind energy, is also witnessing substantial growth, with India targeting significant capacity additions by 2030. This expansion necessitates specialized heavy-lift cranes and EPC services, playing directly into SML's core strengths.</w:t>
-      </w:r>
-    </w:p>
-    <w:p>
-      <w:pPr>
-        <w:spacing w:after="80"/>
-      </w:pPr>
-      <w:r>
-        <w:rPr>
-          <w:rFonts w:ascii="Calibri" w:hAnsi="Calibri"/>
-          <w:color w:val="333333"/>
-          <w:sz w:val="20"/>
-        </w:rPr>
-        <w:t>The competitive landscape in the crane rental industry is dynamic, with SML holding a dominant position in India. However, the sector faces competition from both domestic and international players. Government policies, such as the potential anti-dumping duty on certain crane imports from China, could impact market dynamics and potentially benefit domestic players like SML by improving margins. The company's strategic focus on international expansion, particularly in Saudi Arabia, aims to tap into a market with significant infrastructure development under Vision 2030, where demand for heavy-lift solutions is high and the market is considered underserved, offering pricing premiums and higher yields.</w:t>
+        <w:t>The crane rental and construction equipment industry in India is experiencing robust growth, driven by the government's sustained focus on infrastructure development, including the National Infrastructure Pipeline and increased capital expenditure allocations. The renewable energy sector, particularly wind power, is a significant tailwind, with ambitious targets for capacity addition creating substantial demand for specialized lifting and EPC services. However, the industry also faces challenges such as intense competition, which can lead to pricing pressures, and the need for continuous fleet modernization to meet evolving technological and safety standards. Sanghvi Movers operates in a highly competitive landscape, with several domestic and international players vying for market share. The company's strategy of diversification into EPC and international markets aims to mitigate the cyclicality inherent in the crane rental business and enhance its overall resilience. Regulatory changes, such as the potential anti-dumping duties on imported cranes from China, could impact the competitive dynamics and potentially benefit domestic players like SML by improving margins.</w:t>
       </w:r>
     </w:p>
     <w:p>
@@ -794,7 +781,7 @@
           <w:color w:val="333333"/>
           <w:sz w:val="20"/>
         </w:rPr>
-        <w:t>Carving out of Renewable Business:</w:t>
+        <w:t>Slump Sale of Renewable Business:</w:t>
       </w:r>
       <w:r>
         <w:rPr>
@@ -802,7 +789,34 @@
           <w:color w:val="333333"/>
           <w:sz w:val="20"/>
         </w:rPr>
-        <w:t xml:space="preserve"> In FY25, Sanghvi Movers Limited completed the carving out of its renewable energy business into a separate wholly-owned subsidiary, Sangreen Future Renewables Private Limited (SFRPL). This strategic move aims to provide sharper focus and operational autonomy for the renewable segment, allowing the parent company to concentrate on its core crane rental business.</w:t>
+        <w:t xml:space="preserve"> In a significant strategic move, Sanghvi Movers Limited executed a Business Transfer Agreement on October 25, 2024, for the slump sale of its Renewable Business to its wholly-owned subsidiary, Sangreen Future Renewables Private Limited. This move aims to create a focused entity for the renewables segment, allowing for sharper execution and specialized management.</w:t>
+      </w:r>
+    </w:p>
+    <w:p>
+      <w:pPr>
+        <w:pStyle w:val="Heading2"/>
+      </w:pPr>
+      <w:r>
+        <w:rPr>
+          <w:rFonts w:ascii="Calibri" w:hAnsi="Calibri"/>
+          <w:color w:val="1F5F8B"/>
+          <w:sz w:val="26"/>
+        </w:rPr>
+        <w:t>New Listings or Exchange Approvals</w:t>
+      </w:r>
+    </w:p>
+    <w:p>
+      <w:pPr>
+        <w:pStyle w:val="ListBullet"/>
+        <w:spacing w:after="80"/>
+      </w:pPr>
+      <w:r>
+        <w:rPr>
+          <w:rFonts w:ascii="Calibri" w:hAnsi="Calibri"/>
+          <w:color w:val="333333"/>
+          <w:sz w:val="20"/>
+        </w:rPr>
+        <w:t xml:space="preserve">  No new listings or exchange approvals were announced in the past year.</w:t>
       </w:r>
     </w:p>
     <w:p>
@@ -838,7 +852,7 @@
           <w:color w:val="333333"/>
           <w:sz w:val="20"/>
         </w:rPr>
-        <w:t>Fleet Reinvestment and Debt Management:</w:t>
+        <w:t>Fleet Reinvestment and Expansion:</w:t>
       </w:r>
       <w:r>
         <w:rPr>
@@ -846,7 +860,69 @@
           <w:color w:val="333333"/>
           <w:sz w:val="20"/>
         </w:rPr>
-        <w:t xml:space="preserve"> The company has been actively reinvesting in its fleet, with significant capital expenditure planned and incurred in FY25 and FY26. Simultaneously, SML has demonstrated a commitment to prudent capital allocation and debt reduction. As of December 2025, the Net Debt to Equity ratio stood at a healthy 0.48x, indicating a significant improvement and a strengthened balance sheet. This transformation reflects a move towards a more efficient capital structure, balancing growth with financial discipline.</w:t>
+        <w:t xml:space="preserve"> The company has continued its aggressive capital expenditure program, with a planned Capex of ₹629 Crores for FY26. Of this, ₹405 Crores is allocated for India operations and ₹224 Crores for KSA operations. As of 9M FY26, ₹284 Crores has been incurred in India and ₹77 Crores in KSA. This sustained investment is aimed at modernizing and expanding the fleet to meet growing demand, particularly for high-capacity cranes.</w:t>
+      </w:r>
+    </w:p>
+    <w:p>
+      <w:pPr>
+        <w:pStyle w:val="ListBullet"/>
+        <w:spacing w:after="80"/>
+      </w:pPr>
+      <w:r>
+        <w:rPr>
+          <w:rFonts w:ascii="Calibri" w:hAnsi="Calibri"/>
+          <w:color w:val="333333"/>
+          <w:sz w:val="20"/>
+        </w:rPr>
+        <w:t xml:space="preserve">  </w:t>
+      </w:r>
+      <w:r>
+        <w:rPr>
+          <w:rFonts w:ascii="Calibri" w:hAnsi="Calibri"/>
+          <w:b/>
+          <w:color w:val="333333"/>
+          <w:sz w:val="20"/>
+        </w:rPr>
+        <w:t>Debt Management:</w:t>
+      </w:r>
+      <w:r>
+        <w:rPr>
+          <w:rFonts w:ascii="Calibri" w:hAnsi="Calibri"/>
+          <w:color w:val="333333"/>
+          <w:sz w:val="20"/>
+        </w:rPr>
+        <w:t xml:space="preserve"> The company has maintained a prudent capital structure, with a Net Debt to Equity ratio of 0.48x as of December 31, 2025. The total borrowings have been managed effectively, with a focus on optimizing borrowing costs.</w:t>
+      </w:r>
+    </w:p>
+    <w:p>
+      <w:pPr>
+        <w:pStyle w:val="ListBullet"/>
+        <w:spacing w:after="80"/>
+      </w:pPr>
+      <w:r>
+        <w:rPr>
+          <w:rFonts w:ascii="Calibri" w:hAnsi="Calibri"/>
+          <w:color w:val="333333"/>
+          <w:sz w:val="20"/>
+        </w:rPr>
+        <w:t xml:space="preserve">  </w:t>
+      </w:r>
+      <w:r>
+        <w:rPr>
+          <w:rFonts w:ascii="Calibri" w:hAnsi="Calibri"/>
+          <w:b/>
+          <w:color w:val="333333"/>
+          <w:sz w:val="20"/>
+        </w:rPr>
+        <w:t>Investment in Subsidiaries:</w:t>
+      </w:r>
+      <w:r>
+        <w:rPr>
+          <w:rFonts w:ascii="Calibri" w:hAnsi="Calibri"/>
+          <w:color w:val="333333"/>
+          <w:sz w:val="20"/>
+        </w:rPr>
+        <w:t xml:space="preserve"> The company has invested in its subsidiaries, including the incorporation of Sanghvi Movers Middle East Limited in Saudi Arabia and Sangreen Future Renewables Private Limited, indicating a strategic focus on expanding its operational scale and geographical presence.</w:t>
       </w:r>
     </w:p>
     <w:p>
@@ -882,7 +958,7 @@
           <w:color w:val="333333"/>
           <w:sz w:val="20"/>
         </w:rPr>
-        <w:t>Key Managerial Personnel Appointments:</w:t>
+        <w:t>CFO Appointment:</w:t>
       </w:r>
       <w:r>
         <w:rPr>
@@ -890,20 +966,7 @@
           <w:color w:val="333333"/>
           <w:sz w:val="20"/>
         </w:rPr>
-        <w:t xml:space="preserve"> In FY25, the company saw significant appointments in its leadership team. Mr. Pradeep Mehta was appointed as the Chief Financial Officer (CFO) and Mr. Vinav Agarwal as the Company Secretary &amp; Chief Compliance Officer. Mr. Mohammed Almanaseer was appointed as the Managing Director of Sanghvi Movers Middle East Limited. Mr. Gaurang Desai was appointed as the Chief Executive Officer (CEO) of SML, bringing a new leadership dynamic to drive the company's strategic initiatives.</w:t>
-      </w:r>
-    </w:p>
-    <w:p>
-      <w:pPr>
-        <w:pStyle w:val="Heading2"/>
-      </w:pPr>
-      <w:r>
-        <w:rPr>
-          <w:rFonts w:ascii="Calibri" w:hAnsi="Calibri"/>
-          <w:color w:val="1F5F8B"/>
-          <w:sz w:val="26"/>
-        </w:rPr>
-        <w:t>Capital Raises</w:t>
+        <w:t xml:space="preserve"> Mr. Pradeep Mehta was appointed as the Chief Financial Officer and Key Managerial Personnel of the Company effective August 06, 2025, replacing Mr. Sham D. Kajale.</w:t>
       </w:r>
     </w:p>
     <w:p>
@@ -926,7 +989,7 @@
           <w:color w:val="333333"/>
           <w:sz w:val="20"/>
         </w:rPr>
-        <w:t>No Public Capital Raises:</w:t>
+        <w:t>Company Secretary &amp; Chief Compliance Officer Appointment:</w:t>
       </w:r>
       <w:r>
         <w:rPr>
@@ -934,7 +997,123 @@
           <w:color w:val="333333"/>
           <w:sz w:val="20"/>
         </w:rPr>
-        <w:t xml:space="preserve"> The provided documents do not indicate any public capital raises (like preferential issues or warrants) during the past year. The company's capex plans appear to be funded through a mix of internal accruals and debt.</w:t>
+        <w:t xml:space="preserve"> Mr. Vinav Agarwal was appointed as the Company Secretary and Chief Compliance Officer effective August 07, 2025, following the resignation of Mr. Rajesh P. Likhite.</w:t>
+      </w:r>
+    </w:p>
+    <w:p>
+      <w:pPr>
+        <w:pStyle w:val="ListBullet"/>
+        <w:spacing w:after="80"/>
+      </w:pPr>
+      <w:r>
+        <w:rPr>
+          <w:rFonts w:ascii="Calibri" w:hAnsi="Calibri"/>
+          <w:color w:val="333333"/>
+          <w:sz w:val="20"/>
+        </w:rPr>
+        <w:t xml:space="preserve">  </w:t>
+      </w:r>
+      <w:r>
+        <w:rPr>
+          <w:rFonts w:ascii="Calibri" w:hAnsi="Calibri"/>
+          <w:b/>
+          <w:color w:val="333333"/>
+          <w:sz w:val="20"/>
+        </w:rPr>
+        <w:t>MD Appointment in SMME:</w:t>
+      </w:r>
+      <w:r>
+        <w:rPr>
+          <w:rFonts w:ascii="Calibri" w:hAnsi="Calibri"/>
+          <w:color w:val="333333"/>
+          <w:sz w:val="20"/>
+        </w:rPr>
+        <w:t xml:space="preserve"> Mr. Mohammed Almanaseer was appointed as the Managing Director of Sanghvi Movers Middle East Limited (wholly owned subsidiary) effective August 06, 2025.</w:t>
+      </w:r>
+    </w:p>
+    <w:p>
+      <w:pPr>
+        <w:pStyle w:val="ListBullet"/>
+        <w:spacing w:after="80"/>
+      </w:pPr>
+      <w:r>
+        <w:rPr>
+          <w:rFonts w:ascii="Calibri" w:hAnsi="Calibri"/>
+          <w:color w:val="333333"/>
+          <w:sz w:val="20"/>
+        </w:rPr>
+        <w:t xml:space="preserve">  </w:t>
+      </w:r>
+      <w:r>
+        <w:rPr>
+          <w:rFonts w:ascii="Calibri" w:hAnsi="Calibri"/>
+          <w:b/>
+          <w:color w:val="333333"/>
+          <w:sz w:val="20"/>
+        </w:rPr>
+        <w:t>CEO Appointment:</w:t>
+      </w:r>
+      <w:r>
+        <w:rPr>
+          <w:rFonts w:ascii="Calibri" w:hAnsi="Calibri"/>
+          <w:color w:val="333333"/>
+          <w:sz w:val="20"/>
+        </w:rPr>
+        <w:t xml:space="preserve"> Mr. Gaurang Desai was appointed as the Chief Executive Officer of Sanghvi Movers Limited effective May 20, 2025.</w:t>
+      </w:r>
+    </w:p>
+    <w:p>
+      <w:pPr>
+        <w:pStyle w:val="Heading2"/>
+      </w:pPr>
+      <w:r>
+        <w:rPr>
+          <w:rFonts w:ascii="Calibri" w:hAnsi="Calibri"/>
+          <w:color w:val="1F5F8B"/>
+          <w:sz w:val="26"/>
+        </w:rPr>
+        <w:t>Preferential Issues, Warrants, Capital Raises</w:t>
+      </w:r>
+    </w:p>
+    <w:p>
+      <w:pPr>
+        <w:pStyle w:val="ListBullet"/>
+        <w:spacing w:after="80"/>
+      </w:pPr>
+      <w:r>
+        <w:rPr>
+          <w:rFonts w:ascii="Calibri" w:hAnsi="Calibri"/>
+          <w:color w:val="333333"/>
+          <w:sz w:val="20"/>
+        </w:rPr>
+        <w:t xml:space="preserve">  The company has not announced any preferential issues, warrants, or significant capital raises in the past year, indicating a reliance on internal accruals and debt for funding its growth initiatives.</w:t>
+      </w:r>
+    </w:p>
+    <w:p>
+      <w:pPr>
+        <w:pStyle w:val="Heading2"/>
+      </w:pPr>
+      <w:r>
+        <w:rPr>
+          <w:rFonts w:ascii="Calibri" w:hAnsi="Calibri"/>
+          <w:color w:val="1F5F8B"/>
+          <w:sz w:val="26"/>
+        </w:rPr>
+        <w:t>SAST Disclosures, Promoter Buying/Selling</w:t>
+      </w:r>
+    </w:p>
+    <w:p>
+      <w:pPr>
+        <w:pStyle w:val="ListBullet"/>
+        <w:spacing w:after="80"/>
+      </w:pPr>
+      <w:r>
+        <w:rPr>
+          <w:rFonts w:ascii="Calibri" w:hAnsi="Calibri"/>
+          <w:color w:val="333333"/>
+          <w:sz w:val="20"/>
+        </w:rPr>
+        <w:t xml:space="preserve">  No significant SAST disclosures or promoter buying/selling activity were highlighted in the provided documents for the period.</w:t>
       </w:r>
     </w:p>
     <w:p>
@@ -961,24 +1140,7 @@
           <w:color w:val="333333"/>
           <w:sz w:val="20"/>
         </w:rPr>
-        <w:t xml:space="preserve">  </w:t>
-      </w:r>
-      <w:r>
-        <w:rPr>
-          <w:rFonts w:ascii="Calibri" w:hAnsi="Calibri"/>
-          <w:b/>
-          <w:color w:val="333333"/>
-          <w:sz w:val="20"/>
-        </w:rPr>
-        <w:t>No Major Penalties Reported:</w:t>
-      </w:r>
-      <w:r>
-        <w:rPr>
-          <w:rFonts w:ascii="Calibri" w:hAnsi="Calibri"/>
-          <w:color w:val="333333"/>
-          <w:sz w:val="20"/>
-        </w:rPr>
-        <w:t xml:space="preserve"> The annual report and other disclosures do not highlight any significant regulatory actions, penalties, or fines imposed on the company during the period under review. The secretarial audit report did mention minor delays in filings and specific points regarding the noting of subsidiary minutes in board meetings, which are considered procedural.</w:t>
+        <w:t xml:space="preserve">  The Annual Report for FY24-25 indicated minor compliance delays in filing certain board meeting intimations and specific references in board minutes regarding subsidiary oversight. However, these were noted as procedural and not material to the financial statements. The company has also been actively updating its website to ensure compliance with all mandatory disclosure requirements.</w:t>
       </w:r>
     </w:p>
     <w:p>
@@ -1009,7 +1171,1472 @@
           <w:color w:val="333333"/>
           <w:sz w:val="20"/>
         </w:rPr>
-        <w:t>Sanghvi Movers Limited has demonstrated a strong revenue growth trajectory in FY25 and the first nine months of FY26, driven by robust demand across its core segments and international expansion. The consolidated revenue for 9M FY26 stood at ₹719 Cr, a significant increase year-on-year. While EBITDA margins have seen some pressure due to investments in capability building and a shift in revenue mix towards lower-margin EPC projects, the company is confident in margin normalization and improvement in FY27 as new assets are deployed and operational leverage strengthens. The company's balance sheet has transformed positively, with a focus on deleveraging and maintaining a prudent debt-to-equity ratio, which stood at 0.48x as of December 2025. Cash flow from operations remains a key driver, supported by effective working capital management, although there was a noted improvement in DSO from 123 days to 100 days between September and December 2025. The company's overall financial health appears stable, with a clear strategy to enhance capital efficiency and profitability in the coming years.</w:t>
+        <w:t>Sanghvi Movers Limited has demonstrated robust revenue growth in FY25, with total income reaching ₹823 Cr, a 27% year-on-year increase, primarily driven by its renewable energy business. However, profitability metrics like EBITDA margin have seen some pressure, moderating to 45% in FY25 from 63% in the previous year. This was attributed to factors such as temporary contraction in crane rental demand due to elections and monsoons, increased competition, and higher depreciation and interest costs associated with fleet expansion. The company's PAT stood at ₹157 Cr in FY25. Despite these pressures, the company has maintained a strong balance sheet with a healthy Net Debt to Equity ratio of 0.33x and has continued to invest significantly in its fleet and international expansion. The company's cash flow from operations remains strong, underscoring the resilience of its core business.</w:t>
+      </w:r>
+    </w:p>
+    <w:tbl>
+      <w:tblPr>
+        <w:tblW w:type="auto" w:w="0"/>
+        <w:jc w:val="center"/>
+        <w:tblLayout w:type="autofit"/>
+        <w:tblLook w:firstColumn="1" w:firstRow="1" w:lastColumn="0" w:lastRow="0" w:noHBand="0" w:noVBand="1" w:val="04A0"/>
+        <w:tblBorders>
+          <w:top w:val="single" w:sz="4" w:space="0" w:color="CCCCCC"/>
+          <w:left w:val="single" w:sz="4" w:space="0" w:color="CCCCCC"/>
+          <w:bottom w:val="single" w:sz="4" w:space="0" w:color="CCCCCC"/>
+          <w:right w:val="single" w:sz="4" w:space="0" w:color="CCCCCC"/>
+          <w:insideH w:val="single" w:sz="4" w:space="0" w:color="CCCCCC"/>
+          <w:insideV w:val="single" w:sz="4" w:space="0" w:color="CCCCCC"/>
+        </w:tblBorders>
+      </w:tblPr>
+      <w:tblGrid>
+        <w:gridCol w:w="1440"/>
+        <w:gridCol w:w="1440"/>
+        <w:gridCol w:w="1440"/>
+        <w:gridCol w:w="1440"/>
+        <w:gridCol w:w="1440"/>
+        <w:gridCol w:w="1440"/>
+      </w:tblGrid>
+      <w:tr>
+        <w:tc>
+          <w:tcPr>
+            <w:tcW w:type="dxa" w:w="1440"/>
+            <w:shd w:fill="1F5F8B"/>
+          </w:tcPr>
+          <w:p>
+            <w:pPr>
+              <w:spacing w:before="40" w:after="40"/>
+            </w:pPr>
+            <w:r>
+              <w:rPr>
+                <w:rFonts w:ascii="Calibri" w:hAnsi="Calibri"/>
+                <w:b/>
+                <w:color w:val="FFFFFF"/>
+                <w:sz w:val="18"/>
+              </w:rPr>
+              <w:t>Particulars</w:t>
+            </w:r>
+          </w:p>
+        </w:tc>
+        <w:tc>
+          <w:tcPr>
+            <w:tcW w:type="dxa" w:w="1440"/>
+            <w:shd w:fill="1F5F8B"/>
+          </w:tcPr>
+          <w:p>
+            <w:pPr>
+              <w:spacing w:before="40" w:after="40"/>
+            </w:pPr>
+            <w:r>
+              <w:rPr>
+                <w:rFonts w:ascii="Calibri" w:hAnsi="Calibri"/>
+                <w:b/>
+                <w:color w:val="FFFFFF"/>
+                <w:sz w:val="18"/>
+              </w:rPr>
+              <w:t>FY25A</w:t>
+            </w:r>
+          </w:p>
+        </w:tc>
+        <w:tc>
+          <w:tcPr>
+            <w:tcW w:type="dxa" w:w="1440"/>
+            <w:shd w:fill="1F5F8B"/>
+          </w:tcPr>
+          <w:p>
+            <w:pPr>
+              <w:spacing w:before="40" w:after="40"/>
+            </w:pPr>
+            <w:r>
+              <w:rPr>
+                <w:rFonts w:ascii="Calibri" w:hAnsi="Calibri"/>
+                <w:b/>
+                <w:color w:val="FFFFFF"/>
+                <w:sz w:val="18"/>
+              </w:rPr>
+              <w:t>FY26E</w:t>
+            </w:r>
+          </w:p>
+        </w:tc>
+        <w:tc>
+          <w:tcPr>
+            <w:tcW w:type="dxa" w:w="1440"/>
+            <w:shd w:fill="1F5F8B"/>
+          </w:tcPr>
+          <w:p>
+            <w:pPr>
+              <w:spacing w:before="40" w:after="40"/>
+            </w:pPr>
+            <w:r>
+              <w:rPr>
+                <w:rFonts w:ascii="Calibri" w:hAnsi="Calibri"/>
+                <w:b/>
+                <w:color w:val="FFFFFF"/>
+                <w:sz w:val="18"/>
+              </w:rPr>
+              <w:t>FY27E</w:t>
+            </w:r>
+          </w:p>
+        </w:tc>
+        <w:tc>
+          <w:tcPr>
+            <w:tcW w:type="dxa" w:w="1440"/>
+            <w:shd w:fill="1F5F8B"/>
+          </w:tcPr>
+          <w:p>
+            <w:pPr>
+              <w:spacing w:before="40" w:after="40"/>
+            </w:pPr>
+            <w:r>
+              <w:rPr>
+                <w:rFonts w:ascii="Calibri" w:hAnsi="Calibri"/>
+                <w:b/>
+                <w:color w:val="FFFFFF"/>
+                <w:sz w:val="18"/>
+              </w:rPr>
+              <w:t>FY28E</w:t>
+            </w:r>
+          </w:p>
+        </w:tc>
+        <w:tc>
+          <w:tcPr>
+            <w:tcW w:type="dxa" w:w="1440"/>
+            <w:shd w:fill="1F5F8B"/>
+          </w:tcPr>
+          <w:p>
+            <w:pPr>
+              <w:spacing w:before="40" w:after="40"/>
+            </w:pPr>
+            <w:r>
+              <w:rPr>
+                <w:rFonts w:ascii="Calibri" w:hAnsi="Calibri"/>
+                <w:b/>
+                <w:color w:val="FFFFFF"/>
+                <w:sz w:val="18"/>
+              </w:rPr>
+              <w:t>FY29E</w:t>
+            </w:r>
+          </w:p>
+        </w:tc>
+      </w:tr>
+      <w:tr>
+        <w:tc>
+          <w:tcPr>
+            <w:tcW w:type="dxa" w:w="1440"/>
+          </w:tcPr>
+          <w:p>
+            <w:pPr>
+              <w:spacing w:before="40" w:after="40"/>
+            </w:pPr>
+            <w:r>
+              <w:rPr>
+                <w:rFonts w:ascii="Calibri" w:hAnsi="Calibri"/>
+                <w:b/>
+                <w:sz w:val="18"/>
+              </w:rPr>
+              <w:t>Revenue from Operations</w:t>
+            </w:r>
+          </w:p>
+        </w:tc>
+        <w:tc>
+          <w:tcPr>
+            <w:tcW w:type="dxa" w:w="1440"/>
+          </w:tcPr>
+          <w:p>
+            <w:pPr>
+              <w:spacing w:before="40" w:after="40"/>
+            </w:pPr>
+            <w:r>
+              <w:rPr>
+                <w:rFonts w:ascii="Calibri" w:hAnsi="Calibri"/>
+                <w:sz w:val="18"/>
+              </w:rPr>
+              <w:t>82,286</w:t>
+            </w:r>
+          </w:p>
+        </w:tc>
+        <w:tc>
+          <w:tcPr>
+            <w:tcW w:type="dxa" w:w="1440"/>
+          </w:tcPr>
+          <w:p>
+            <w:pPr>
+              <w:spacing w:before="40" w:after="40"/>
+            </w:pPr>
+            <w:r>
+              <w:rPr>
+                <w:rFonts w:ascii="Calibri" w:hAnsi="Calibri"/>
+                <w:sz w:val="18"/>
+              </w:rPr>
+              <w:t>95,000</w:t>
+            </w:r>
+          </w:p>
+        </w:tc>
+        <w:tc>
+          <w:tcPr>
+            <w:tcW w:type="dxa" w:w="1440"/>
+          </w:tcPr>
+          <w:p>
+            <w:pPr>
+              <w:spacing w:before="40" w:after="40"/>
+            </w:pPr>
+            <w:r>
+              <w:rPr>
+                <w:rFonts w:ascii="Calibri" w:hAnsi="Calibri"/>
+                <w:sz w:val="18"/>
+              </w:rPr>
+              <w:t>115,000</w:t>
+            </w:r>
+          </w:p>
+        </w:tc>
+        <w:tc>
+          <w:tcPr>
+            <w:tcW w:type="dxa" w:w="1440"/>
+          </w:tcPr>
+          <w:p>
+            <w:pPr>
+              <w:spacing w:before="40" w:after="40"/>
+            </w:pPr>
+            <w:r>
+              <w:rPr>
+                <w:rFonts w:ascii="Calibri" w:hAnsi="Calibri"/>
+                <w:sz w:val="18"/>
+              </w:rPr>
+              <w:t>135,000</w:t>
+            </w:r>
+          </w:p>
+        </w:tc>
+        <w:tc>
+          <w:tcPr>
+            <w:tcW w:type="dxa" w:w="1440"/>
+          </w:tcPr>
+          <w:p>
+            <w:pPr>
+              <w:spacing w:before="40" w:after="40"/>
+            </w:pPr>
+            <w:r>
+              <w:rPr>
+                <w:rFonts w:ascii="Calibri" w:hAnsi="Calibri"/>
+                <w:sz w:val="18"/>
+              </w:rPr>
+              <w:t>155,000</w:t>
+            </w:r>
+          </w:p>
+        </w:tc>
+      </w:tr>
+      <w:tr>
+        <w:tc>
+          <w:tcPr>
+            <w:tcW w:type="dxa" w:w="1440"/>
+            <w:shd w:fill="E8F0FE"/>
+          </w:tcPr>
+          <w:p>
+            <w:pPr>
+              <w:spacing w:before="40" w:after="40"/>
+            </w:pPr>
+            <w:r>
+              <w:rPr>
+                <w:rFonts w:ascii="Calibri" w:hAnsi="Calibri"/>
+                <w:b/>
+                <w:sz w:val="18"/>
+              </w:rPr>
+              <w:t>Revenue Growth (%)</w:t>
+            </w:r>
+          </w:p>
+        </w:tc>
+        <w:tc>
+          <w:tcPr>
+            <w:tcW w:type="dxa" w:w="1440"/>
+            <w:shd w:fill="E8F0FE"/>
+          </w:tcPr>
+          <w:p>
+            <w:pPr>
+              <w:spacing w:before="40" w:after="40"/>
+            </w:pPr>
+            <w:r>
+              <w:rPr>
+                <w:rFonts w:ascii="Calibri" w:hAnsi="Calibri"/>
+                <w:sz w:val="18"/>
+              </w:rPr>
+              <w:t>-</w:t>
+            </w:r>
+          </w:p>
+        </w:tc>
+        <w:tc>
+          <w:tcPr>
+            <w:tcW w:type="dxa" w:w="1440"/>
+            <w:shd w:fill="E8F0FE"/>
+          </w:tcPr>
+          <w:p>
+            <w:pPr>
+              <w:spacing w:before="40" w:after="40"/>
+            </w:pPr>
+            <w:r>
+              <w:rPr>
+                <w:rFonts w:ascii="Calibri" w:hAnsi="Calibri"/>
+                <w:sz w:val="18"/>
+              </w:rPr>
+              <w:t>15.4%</w:t>
+            </w:r>
+          </w:p>
+        </w:tc>
+        <w:tc>
+          <w:tcPr>
+            <w:tcW w:type="dxa" w:w="1440"/>
+            <w:shd w:fill="E8F0FE"/>
+          </w:tcPr>
+          <w:p>
+            <w:pPr>
+              <w:spacing w:before="40" w:after="40"/>
+            </w:pPr>
+            <w:r>
+              <w:rPr>
+                <w:rFonts w:ascii="Calibri" w:hAnsi="Calibri"/>
+                <w:sz w:val="18"/>
+              </w:rPr>
+              <w:t>21.1%</w:t>
+            </w:r>
+          </w:p>
+        </w:tc>
+        <w:tc>
+          <w:tcPr>
+            <w:tcW w:type="dxa" w:w="1440"/>
+            <w:shd w:fill="E8F0FE"/>
+          </w:tcPr>
+          <w:p>
+            <w:pPr>
+              <w:spacing w:before="40" w:after="40"/>
+            </w:pPr>
+            <w:r>
+              <w:rPr>
+                <w:rFonts w:ascii="Calibri" w:hAnsi="Calibri"/>
+                <w:sz w:val="18"/>
+              </w:rPr>
+              <w:t>17.4%</w:t>
+            </w:r>
+          </w:p>
+        </w:tc>
+        <w:tc>
+          <w:tcPr>
+            <w:tcW w:type="dxa" w:w="1440"/>
+            <w:shd w:fill="E8F0FE"/>
+          </w:tcPr>
+          <w:p>
+            <w:pPr>
+              <w:spacing w:before="40" w:after="40"/>
+            </w:pPr>
+            <w:r>
+              <w:rPr>
+                <w:rFonts w:ascii="Calibri" w:hAnsi="Calibri"/>
+                <w:sz w:val="18"/>
+              </w:rPr>
+              <w:t>14.8%</w:t>
+            </w:r>
+          </w:p>
+        </w:tc>
+      </w:tr>
+      <w:tr>
+        <w:tc>
+          <w:tcPr>
+            <w:tcW w:type="dxa" w:w="1440"/>
+          </w:tcPr>
+          <w:p>
+            <w:pPr>
+              <w:spacing w:before="40" w:after="40"/>
+            </w:pPr>
+            <w:r>
+              <w:rPr>
+                <w:rFonts w:ascii="Calibri" w:hAnsi="Calibri"/>
+                <w:b/>
+                <w:sz w:val="18"/>
+              </w:rPr>
+              <w:t>Gross Profit</w:t>
+            </w:r>
+          </w:p>
+        </w:tc>
+        <w:tc>
+          <w:tcPr>
+            <w:tcW w:type="dxa" w:w="1440"/>
+          </w:tcPr>
+          <w:p>
+            <w:pPr>
+              <w:spacing w:before="40" w:after="40"/>
+            </w:pPr>
+            <w:r>
+              <w:rPr>
+                <w:rFonts w:ascii="Calibri" w:hAnsi="Calibri"/>
+                <w:sz w:val="18"/>
+              </w:rPr>
+              <w:t>40,919</w:t>
+            </w:r>
+          </w:p>
+        </w:tc>
+        <w:tc>
+          <w:tcPr>
+            <w:tcW w:type="dxa" w:w="1440"/>
+          </w:tcPr>
+          <w:p>
+            <w:pPr>
+              <w:spacing w:before="40" w:after="40"/>
+            </w:pPr>
+            <w:r>
+              <w:rPr>
+                <w:rFonts w:ascii="Calibri" w:hAnsi="Calibri"/>
+                <w:sz w:val="18"/>
+              </w:rPr>
+              <w:t>48,000</w:t>
+            </w:r>
+          </w:p>
+        </w:tc>
+        <w:tc>
+          <w:tcPr>
+            <w:tcW w:type="dxa" w:w="1440"/>
+          </w:tcPr>
+          <w:p>
+            <w:pPr>
+              <w:spacing w:before="40" w:after="40"/>
+            </w:pPr>
+            <w:r>
+              <w:rPr>
+                <w:rFonts w:ascii="Calibri" w:hAnsi="Calibri"/>
+                <w:sz w:val="18"/>
+              </w:rPr>
+              <w:t>59,000</w:t>
+            </w:r>
+          </w:p>
+        </w:tc>
+        <w:tc>
+          <w:tcPr>
+            <w:tcW w:type="dxa" w:w="1440"/>
+          </w:tcPr>
+          <w:p>
+            <w:pPr>
+              <w:spacing w:before="40" w:after="40"/>
+            </w:pPr>
+            <w:r>
+              <w:rPr>
+                <w:rFonts w:ascii="Calibri" w:hAnsi="Calibri"/>
+                <w:sz w:val="18"/>
+              </w:rPr>
+              <w:t>70,000</w:t>
+            </w:r>
+          </w:p>
+        </w:tc>
+        <w:tc>
+          <w:tcPr>
+            <w:tcW w:type="dxa" w:w="1440"/>
+          </w:tcPr>
+          <w:p>
+            <w:pPr>
+              <w:spacing w:before="40" w:after="40"/>
+            </w:pPr>
+            <w:r>
+              <w:rPr>
+                <w:rFonts w:ascii="Calibri" w:hAnsi="Calibri"/>
+                <w:sz w:val="18"/>
+              </w:rPr>
+              <w:t>82,000</w:t>
+            </w:r>
+          </w:p>
+        </w:tc>
+      </w:tr>
+      <w:tr>
+        <w:tc>
+          <w:tcPr>
+            <w:tcW w:type="dxa" w:w="1440"/>
+            <w:shd w:fill="E8F0FE"/>
+          </w:tcPr>
+          <w:p>
+            <w:pPr>
+              <w:spacing w:before="40" w:after="40"/>
+            </w:pPr>
+            <w:r>
+              <w:rPr>
+                <w:rFonts w:ascii="Calibri" w:hAnsi="Calibri"/>
+                <w:b/>
+                <w:sz w:val="18"/>
+              </w:rPr>
+              <w:t>Gross Margin (%)</w:t>
+            </w:r>
+          </w:p>
+        </w:tc>
+        <w:tc>
+          <w:tcPr>
+            <w:tcW w:type="dxa" w:w="1440"/>
+            <w:shd w:fill="E8F0FE"/>
+          </w:tcPr>
+          <w:p>
+            <w:pPr>
+              <w:spacing w:before="40" w:after="40"/>
+            </w:pPr>
+            <w:r>
+              <w:rPr>
+                <w:rFonts w:ascii="Calibri" w:hAnsi="Calibri"/>
+                <w:sz w:val="18"/>
+              </w:rPr>
+              <w:t>49.7%</w:t>
+            </w:r>
+          </w:p>
+        </w:tc>
+        <w:tc>
+          <w:tcPr>
+            <w:tcW w:type="dxa" w:w="1440"/>
+            <w:shd w:fill="E8F0FE"/>
+          </w:tcPr>
+          <w:p>
+            <w:pPr>
+              <w:spacing w:before="40" w:after="40"/>
+            </w:pPr>
+            <w:r>
+              <w:rPr>
+                <w:rFonts w:ascii="Calibri" w:hAnsi="Calibri"/>
+                <w:sz w:val="18"/>
+              </w:rPr>
+              <w:t>50.5%</w:t>
+            </w:r>
+          </w:p>
+        </w:tc>
+        <w:tc>
+          <w:tcPr>
+            <w:tcW w:type="dxa" w:w="1440"/>
+            <w:shd w:fill="E8F0FE"/>
+          </w:tcPr>
+          <w:p>
+            <w:pPr>
+              <w:spacing w:before="40" w:after="40"/>
+            </w:pPr>
+            <w:r>
+              <w:rPr>
+                <w:rFonts w:ascii="Calibri" w:hAnsi="Calibri"/>
+                <w:sz w:val="18"/>
+              </w:rPr>
+              <w:t>51.3%</w:t>
+            </w:r>
+          </w:p>
+        </w:tc>
+        <w:tc>
+          <w:tcPr>
+            <w:tcW w:type="dxa" w:w="1440"/>
+            <w:shd w:fill="E8F0FE"/>
+          </w:tcPr>
+          <w:p>
+            <w:pPr>
+              <w:spacing w:before="40" w:after="40"/>
+            </w:pPr>
+            <w:r>
+              <w:rPr>
+                <w:rFonts w:ascii="Calibri" w:hAnsi="Calibri"/>
+                <w:sz w:val="18"/>
+              </w:rPr>
+              <w:t>51.9%</w:t>
+            </w:r>
+          </w:p>
+        </w:tc>
+        <w:tc>
+          <w:tcPr>
+            <w:tcW w:type="dxa" w:w="1440"/>
+            <w:shd w:fill="E8F0FE"/>
+          </w:tcPr>
+          <w:p>
+            <w:pPr>
+              <w:spacing w:before="40" w:after="40"/>
+            </w:pPr>
+            <w:r>
+              <w:rPr>
+                <w:rFonts w:ascii="Calibri" w:hAnsi="Calibri"/>
+                <w:sz w:val="18"/>
+              </w:rPr>
+              <w:t>52.9%</w:t>
+            </w:r>
+          </w:p>
+        </w:tc>
+      </w:tr>
+      <w:tr>
+        <w:tc>
+          <w:tcPr>
+            <w:tcW w:type="dxa" w:w="1440"/>
+          </w:tcPr>
+          <w:p>
+            <w:pPr>
+              <w:spacing w:before="40" w:after="40"/>
+            </w:pPr>
+            <w:r>
+              <w:rPr>
+                <w:rFonts w:ascii="Calibri" w:hAnsi="Calibri"/>
+                <w:b/>
+                <w:sz w:val="18"/>
+              </w:rPr>
+              <w:t>EBITDA (Operating)</w:t>
+            </w:r>
+          </w:p>
+        </w:tc>
+        <w:tc>
+          <w:tcPr>
+            <w:tcW w:type="dxa" w:w="1440"/>
+          </w:tcPr>
+          <w:p>
+            <w:pPr>
+              <w:spacing w:before="40" w:after="40"/>
+            </w:pPr>
+            <w:r>
+              <w:rPr>
+                <w:rFonts w:ascii="Calibri" w:hAnsi="Calibri"/>
+                <w:sz w:val="18"/>
+              </w:rPr>
+              <w:t>37,111</w:t>
+            </w:r>
+          </w:p>
+        </w:tc>
+        <w:tc>
+          <w:tcPr>
+            <w:tcW w:type="dxa" w:w="1440"/>
+          </w:tcPr>
+          <w:p>
+            <w:pPr>
+              <w:spacing w:before="40" w:after="40"/>
+            </w:pPr>
+            <w:r>
+              <w:rPr>
+                <w:rFonts w:ascii="Calibri" w:hAnsi="Calibri"/>
+                <w:sz w:val="18"/>
+              </w:rPr>
+              <w:t>45,000</w:t>
+            </w:r>
+          </w:p>
+        </w:tc>
+        <w:tc>
+          <w:tcPr>
+            <w:tcW w:type="dxa" w:w="1440"/>
+          </w:tcPr>
+          <w:p>
+            <w:pPr>
+              <w:spacing w:before="40" w:after="40"/>
+            </w:pPr>
+            <w:r>
+              <w:rPr>
+                <w:rFonts w:ascii="Calibri" w:hAnsi="Calibri"/>
+                <w:sz w:val="18"/>
+              </w:rPr>
+              <w:t>56,000</w:t>
+            </w:r>
+          </w:p>
+        </w:tc>
+        <w:tc>
+          <w:tcPr>
+            <w:tcW w:type="dxa" w:w="1440"/>
+          </w:tcPr>
+          <w:p>
+            <w:pPr>
+              <w:spacing w:before="40" w:after="40"/>
+            </w:pPr>
+            <w:r>
+              <w:rPr>
+                <w:rFonts w:ascii="Calibri" w:hAnsi="Calibri"/>
+                <w:sz w:val="18"/>
+              </w:rPr>
+              <w:t>67,000</w:t>
+            </w:r>
+          </w:p>
+        </w:tc>
+        <w:tc>
+          <w:tcPr>
+            <w:tcW w:type="dxa" w:w="1440"/>
+          </w:tcPr>
+          <w:p>
+            <w:pPr>
+              <w:spacing w:before="40" w:after="40"/>
+            </w:pPr>
+            <w:r>
+              <w:rPr>
+                <w:rFonts w:ascii="Calibri" w:hAnsi="Calibri"/>
+                <w:sz w:val="18"/>
+              </w:rPr>
+              <w:t>79,000</w:t>
+            </w:r>
+          </w:p>
+        </w:tc>
+      </w:tr>
+      <w:tr>
+        <w:tc>
+          <w:tcPr>
+            <w:tcW w:type="dxa" w:w="1440"/>
+            <w:shd w:fill="E8F0FE"/>
+          </w:tcPr>
+          <w:p>
+            <w:pPr>
+              <w:spacing w:before="40" w:after="40"/>
+            </w:pPr>
+            <w:r>
+              <w:rPr>
+                <w:rFonts w:ascii="Calibri" w:hAnsi="Calibri"/>
+                <w:b/>
+                <w:sz w:val="18"/>
+              </w:rPr>
+              <w:t>EBITDA Margin (%)</w:t>
+            </w:r>
+          </w:p>
+        </w:tc>
+        <w:tc>
+          <w:tcPr>
+            <w:tcW w:type="dxa" w:w="1440"/>
+            <w:shd w:fill="E8F0FE"/>
+          </w:tcPr>
+          <w:p>
+            <w:pPr>
+              <w:spacing w:before="40" w:after="40"/>
+            </w:pPr>
+            <w:r>
+              <w:rPr>
+                <w:rFonts w:ascii="Calibri" w:hAnsi="Calibri"/>
+                <w:sz w:val="18"/>
+              </w:rPr>
+              <w:t>45.1%</w:t>
+            </w:r>
+          </w:p>
+        </w:tc>
+        <w:tc>
+          <w:tcPr>
+            <w:tcW w:type="dxa" w:w="1440"/>
+            <w:shd w:fill="E8F0FE"/>
+          </w:tcPr>
+          <w:p>
+            <w:pPr>
+              <w:spacing w:before="40" w:after="40"/>
+            </w:pPr>
+            <w:r>
+              <w:rPr>
+                <w:rFonts w:ascii="Calibri" w:hAnsi="Calibri"/>
+                <w:sz w:val="18"/>
+              </w:rPr>
+              <w:t>47.4%</w:t>
+            </w:r>
+          </w:p>
+        </w:tc>
+        <w:tc>
+          <w:tcPr>
+            <w:tcW w:type="dxa" w:w="1440"/>
+            <w:shd w:fill="E8F0FE"/>
+          </w:tcPr>
+          <w:p>
+            <w:pPr>
+              <w:spacing w:before="40" w:after="40"/>
+            </w:pPr>
+            <w:r>
+              <w:rPr>
+                <w:rFonts w:ascii="Calibri" w:hAnsi="Calibri"/>
+                <w:sz w:val="18"/>
+              </w:rPr>
+              <w:t>48.7%</w:t>
+            </w:r>
+          </w:p>
+        </w:tc>
+        <w:tc>
+          <w:tcPr>
+            <w:tcW w:type="dxa" w:w="1440"/>
+            <w:shd w:fill="E8F0FE"/>
+          </w:tcPr>
+          <w:p>
+            <w:pPr>
+              <w:spacing w:before="40" w:after="40"/>
+            </w:pPr>
+            <w:r>
+              <w:rPr>
+                <w:rFonts w:ascii="Calibri" w:hAnsi="Calibri"/>
+                <w:sz w:val="18"/>
+              </w:rPr>
+              <w:t>49.6%</w:t>
+            </w:r>
+          </w:p>
+        </w:tc>
+        <w:tc>
+          <w:tcPr>
+            <w:tcW w:type="dxa" w:w="1440"/>
+            <w:shd w:fill="E8F0FE"/>
+          </w:tcPr>
+          <w:p>
+            <w:pPr>
+              <w:spacing w:before="40" w:after="40"/>
+            </w:pPr>
+            <w:r>
+              <w:rPr>
+                <w:rFonts w:ascii="Calibri" w:hAnsi="Calibri"/>
+                <w:sz w:val="18"/>
+              </w:rPr>
+              <w:t>51.0%</w:t>
+            </w:r>
+          </w:p>
+        </w:tc>
+      </w:tr>
+      <w:tr>
+        <w:tc>
+          <w:tcPr>
+            <w:tcW w:type="dxa" w:w="1440"/>
+          </w:tcPr>
+          <w:p>
+            <w:pPr>
+              <w:spacing w:before="40" w:after="40"/>
+            </w:pPr>
+            <w:r>
+              <w:rPr>
+                <w:rFonts w:ascii="Calibri" w:hAnsi="Calibri"/>
+                <w:b/>
+                <w:sz w:val="18"/>
+              </w:rPr>
+              <w:t>Depreciation</w:t>
+            </w:r>
+          </w:p>
+        </w:tc>
+        <w:tc>
+          <w:tcPr>
+            <w:tcW w:type="dxa" w:w="1440"/>
+          </w:tcPr>
+          <w:p>
+            <w:pPr>
+              <w:spacing w:before="40" w:after="40"/>
+            </w:pPr>
+            <w:r>
+              <w:rPr>
+                <w:rFonts w:ascii="Calibri" w:hAnsi="Calibri"/>
+                <w:sz w:val="18"/>
+              </w:rPr>
+              <w:t>12,848</w:t>
+            </w:r>
+          </w:p>
+        </w:tc>
+        <w:tc>
+          <w:tcPr>
+            <w:tcW w:type="dxa" w:w="1440"/>
+          </w:tcPr>
+          <w:p>
+            <w:pPr>
+              <w:spacing w:before="40" w:after="40"/>
+            </w:pPr>
+            <w:r>
+              <w:rPr>
+                <w:rFonts w:ascii="Calibri" w:hAnsi="Calibri"/>
+                <w:sz w:val="18"/>
+              </w:rPr>
+              <w:t>14,000</w:t>
+            </w:r>
+          </w:p>
+        </w:tc>
+        <w:tc>
+          <w:tcPr>
+            <w:tcW w:type="dxa" w:w="1440"/>
+          </w:tcPr>
+          <w:p>
+            <w:pPr>
+              <w:spacing w:before="40" w:after="40"/>
+            </w:pPr>
+            <w:r>
+              <w:rPr>
+                <w:rFonts w:ascii="Calibri" w:hAnsi="Calibri"/>
+                <w:sz w:val="18"/>
+              </w:rPr>
+              <w:t>15,500</w:t>
+            </w:r>
+          </w:p>
+        </w:tc>
+        <w:tc>
+          <w:tcPr>
+            <w:tcW w:type="dxa" w:w="1440"/>
+          </w:tcPr>
+          <w:p>
+            <w:pPr>
+              <w:spacing w:before="40" w:after="40"/>
+            </w:pPr>
+            <w:r>
+              <w:rPr>
+                <w:rFonts w:ascii="Calibri" w:hAnsi="Calibri"/>
+                <w:sz w:val="18"/>
+              </w:rPr>
+              <w:t>17,000</w:t>
+            </w:r>
+          </w:p>
+        </w:tc>
+        <w:tc>
+          <w:tcPr>
+            <w:tcW w:type="dxa" w:w="1440"/>
+          </w:tcPr>
+          <w:p>
+            <w:pPr>
+              <w:spacing w:before="40" w:after="40"/>
+            </w:pPr>
+            <w:r>
+              <w:rPr>
+                <w:rFonts w:ascii="Calibri" w:hAnsi="Calibri"/>
+                <w:sz w:val="18"/>
+              </w:rPr>
+              <w:t>18,500</w:t>
+            </w:r>
+          </w:p>
+        </w:tc>
+      </w:tr>
+      <w:tr>
+        <w:tc>
+          <w:tcPr>
+            <w:tcW w:type="dxa" w:w="1440"/>
+            <w:shd w:fill="E8F0FE"/>
+          </w:tcPr>
+          <w:p>
+            <w:pPr>
+              <w:spacing w:before="40" w:after="40"/>
+            </w:pPr>
+            <w:r>
+              <w:rPr>
+                <w:rFonts w:ascii="Calibri" w:hAnsi="Calibri"/>
+                <w:b/>
+                <w:sz w:val="18"/>
+              </w:rPr>
+              <w:t>Finance Cost</w:t>
+            </w:r>
+          </w:p>
+        </w:tc>
+        <w:tc>
+          <w:tcPr>
+            <w:tcW w:type="dxa" w:w="1440"/>
+            <w:shd w:fill="E8F0FE"/>
+          </w:tcPr>
+          <w:p>
+            <w:pPr>
+              <w:spacing w:before="40" w:after="40"/>
+            </w:pPr>
+            <w:r>
+              <w:rPr>
+                <w:rFonts w:ascii="Calibri" w:hAnsi="Calibri"/>
+                <w:sz w:val="18"/>
+              </w:rPr>
+              <w:t>2,588</w:t>
+            </w:r>
+          </w:p>
+        </w:tc>
+        <w:tc>
+          <w:tcPr>
+            <w:tcW w:type="dxa" w:w="1440"/>
+            <w:shd w:fill="E8F0FE"/>
+          </w:tcPr>
+          <w:p>
+            <w:pPr>
+              <w:spacing w:before="40" w:after="40"/>
+            </w:pPr>
+            <w:r>
+              <w:rPr>
+                <w:rFonts w:ascii="Calibri" w:hAnsi="Calibri"/>
+                <w:sz w:val="18"/>
+              </w:rPr>
+              <w:t>2,800</w:t>
+            </w:r>
+          </w:p>
+        </w:tc>
+        <w:tc>
+          <w:tcPr>
+            <w:tcW w:type="dxa" w:w="1440"/>
+            <w:shd w:fill="E8F0FE"/>
+          </w:tcPr>
+          <w:p>
+            <w:pPr>
+              <w:spacing w:before="40" w:after="40"/>
+            </w:pPr>
+            <w:r>
+              <w:rPr>
+                <w:rFonts w:ascii="Calibri" w:hAnsi="Calibri"/>
+                <w:sz w:val="18"/>
+              </w:rPr>
+              <w:t>3,000</w:t>
+            </w:r>
+          </w:p>
+        </w:tc>
+        <w:tc>
+          <w:tcPr>
+            <w:tcW w:type="dxa" w:w="1440"/>
+            <w:shd w:fill="E8F0FE"/>
+          </w:tcPr>
+          <w:p>
+            <w:pPr>
+              <w:spacing w:before="40" w:after="40"/>
+            </w:pPr>
+            <w:r>
+              <w:rPr>
+                <w:rFonts w:ascii="Calibri" w:hAnsi="Calibri"/>
+                <w:sz w:val="18"/>
+              </w:rPr>
+              <w:t>3,200</w:t>
+            </w:r>
+          </w:p>
+        </w:tc>
+        <w:tc>
+          <w:tcPr>
+            <w:tcW w:type="dxa" w:w="1440"/>
+            <w:shd w:fill="E8F0FE"/>
+          </w:tcPr>
+          <w:p>
+            <w:pPr>
+              <w:spacing w:before="40" w:after="40"/>
+            </w:pPr>
+            <w:r>
+              <w:rPr>
+                <w:rFonts w:ascii="Calibri" w:hAnsi="Calibri"/>
+                <w:sz w:val="18"/>
+              </w:rPr>
+              <w:t>3,400</w:t>
+            </w:r>
+          </w:p>
+        </w:tc>
+      </w:tr>
+      <w:tr>
+        <w:tc>
+          <w:tcPr>
+            <w:tcW w:type="dxa" w:w="1440"/>
+          </w:tcPr>
+          <w:p>
+            <w:pPr>
+              <w:spacing w:before="40" w:after="40"/>
+            </w:pPr>
+            <w:r>
+              <w:rPr>
+                <w:rFonts w:ascii="Calibri" w:hAnsi="Calibri"/>
+                <w:b/>
+                <w:sz w:val="18"/>
+              </w:rPr>
+              <w:t>PBT (Operating)</w:t>
+            </w:r>
+          </w:p>
+        </w:tc>
+        <w:tc>
+          <w:tcPr>
+            <w:tcW w:type="dxa" w:w="1440"/>
+          </w:tcPr>
+          <w:p>
+            <w:pPr>
+              <w:spacing w:before="40" w:after="40"/>
+            </w:pPr>
+            <w:r>
+              <w:rPr>
+                <w:rFonts w:ascii="Calibri" w:hAnsi="Calibri"/>
+                <w:sz w:val="18"/>
+              </w:rPr>
+              <w:t>21,674</w:t>
+            </w:r>
+          </w:p>
+        </w:tc>
+        <w:tc>
+          <w:tcPr>
+            <w:tcW w:type="dxa" w:w="1440"/>
+          </w:tcPr>
+          <w:p>
+            <w:pPr>
+              <w:spacing w:before="40" w:after="40"/>
+            </w:pPr>
+            <w:r>
+              <w:rPr>
+                <w:rFonts w:ascii="Calibri" w:hAnsi="Calibri"/>
+                <w:sz w:val="18"/>
+              </w:rPr>
+              <w:t>28,200</w:t>
+            </w:r>
+          </w:p>
+        </w:tc>
+        <w:tc>
+          <w:tcPr>
+            <w:tcW w:type="dxa" w:w="1440"/>
+          </w:tcPr>
+          <w:p>
+            <w:pPr>
+              <w:spacing w:before="40" w:after="40"/>
+            </w:pPr>
+            <w:r>
+              <w:rPr>
+                <w:rFonts w:ascii="Calibri" w:hAnsi="Calibri"/>
+                <w:sz w:val="18"/>
+              </w:rPr>
+              <w:t>37,500</w:t>
+            </w:r>
+          </w:p>
+        </w:tc>
+        <w:tc>
+          <w:tcPr>
+            <w:tcW w:type="dxa" w:w="1440"/>
+          </w:tcPr>
+          <w:p>
+            <w:pPr>
+              <w:spacing w:before="40" w:after="40"/>
+            </w:pPr>
+            <w:r>
+              <w:rPr>
+                <w:rFonts w:ascii="Calibri" w:hAnsi="Calibri"/>
+                <w:sz w:val="18"/>
+              </w:rPr>
+              <w:t>46,800</w:t>
+            </w:r>
+          </w:p>
+        </w:tc>
+        <w:tc>
+          <w:tcPr>
+            <w:tcW w:type="dxa" w:w="1440"/>
+          </w:tcPr>
+          <w:p>
+            <w:pPr>
+              <w:spacing w:before="40" w:after="40"/>
+            </w:pPr>
+            <w:r>
+              <w:rPr>
+                <w:rFonts w:ascii="Calibri" w:hAnsi="Calibri"/>
+                <w:sz w:val="18"/>
+              </w:rPr>
+              <w:t>57,100</w:t>
+            </w:r>
+          </w:p>
+        </w:tc>
+      </w:tr>
+      <w:tr>
+        <w:tc>
+          <w:tcPr>
+            <w:tcW w:type="dxa" w:w="1440"/>
+            <w:shd w:fill="E8F0FE"/>
+          </w:tcPr>
+          <w:p>
+            <w:pPr>
+              <w:spacing w:before="40" w:after="40"/>
+            </w:pPr>
+            <w:r>
+              <w:rPr>
+                <w:rFonts w:ascii="Calibri" w:hAnsi="Calibri"/>
+                <w:b/>
+                <w:sz w:val="18"/>
+              </w:rPr>
+              <w:t>Tax</w:t>
+            </w:r>
+          </w:p>
+        </w:tc>
+        <w:tc>
+          <w:tcPr>
+            <w:tcW w:type="dxa" w:w="1440"/>
+            <w:shd w:fill="E8F0FE"/>
+          </w:tcPr>
+          <w:p>
+            <w:pPr>
+              <w:spacing w:before="40" w:after="40"/>
+            </w:pPr>
+            <w:r>
+              <w:rPr>
+                <w:rFonts w:ascii="Calibri" w:hAnsi="Calibri"/>
+                <w:sz w:val="18"/>
+              </w:rPr>
+              <w:t>5,032</w:t>
+            </w:r>
+          </w:p>
+        </w:tc>
+        <w:tc>
+          <w:tcPr>
+            <w:tcW w:type="dxa" w:w="1440"/>
+            <w:shd w:fill="E8F0FE"/>
+          </w:tcPr>
+          <w:p>
+            <w:pPr>
+              <w:spacing w:before="40" w:after="40"/>
+            </w:pPr>
+            <w:r>
+              <w:rPr>
+                <w:rFonts w:ascii="Calibri" w:hAnsi="Calibri"/>
+                <w:sz w:val="18"/>
+              </w:rPr>
+              <w:t>6,800</w:t>
+            </w:r>
+          </w:p>
+        </w:tc>
+        <w:tc>
+          <w:tcPr>
+            <w:tcW w:type="dxa" w:w="1440"/>
+            <w:shd w:fill="E8F0FE"/>
+          </w:tcPr>
+          <w:p>
+            <w:pPr>
+              <w:spacing w:before="40" w:after="40"/>
+            </w:pPr>
+            <w:r>
+              <w:rPr>
+                <w:rFonts w:ascii="Calibri" w:hAnsi="Calibri"/>
+                <w:sz w:val="18"/>
+              </w:rPr>
+              <w:t>9,000</w:t>
+            </w:r>
+          </w:p>
+        </w:tc>
+        <w:tc>
+          <w:tcPr>
+            <w:tcW w:type="dxa" w:w="1440"/>
+            <w:shd w:fill="E8F0FE"/>
+          </w:tcPr>
+          <w:p>
+            <w:pPr>
+              <w:spacing w:before="40" w:after="40"/>
+            </w:pPr>
+            <w:r>
+              <w:rPr>
+                <w:rFonts w:ascii="Calibri" w:hAnsi="Calibri"/>
+                <w:sz w:val="18"/>
+              </w:rPr>
+              <w:t>11,200</w:t>
+            </w:r>
+          </w:p>
+        </w:tc>
+        <w:tc>
+          <w:tcPr>
+            <w:tcW w:type="dxa" w:w="1440"/>
+            <w:shd w:fill="E8F0FE"/>
+          </w:tcPr>
+          <w:p>
+            <w:pPr>
+              <w:spacing w:before="40" w:after="40"/>
+            </w:pPr>
+            <w:r>
+              <w:rPr>
+                <w:rFonts w:ascii="Calibri" w:hAnsi="Calibri"/>
+                <w:sz w:val="18"/>
+              </w:rPr>
+              <w:t>13,700</w:t>
+            </w:r>
+          </w:p>
+        </w:tc>
+      </w:tr>
+      <w:tr>
+        <w:tc>
+          <w:tcPr>
+            <w:tcW w:type="dxa" w:w="1440"/>
+          </w:tcPr>
+          <w:p>
+            <w:pPr>
+              <w:spacing w:before="40" w:after="40"/>
+            </w:pPr>
+            <w:r>
+              <w:rPr>
+                <w:rFonts w:ascii="Calibri" w:hAnsi="Calibri"/>
+                <w:b/>
+                <w:sz w:val="18"/>
+              </w:rPr>
+              <w:t>PAT (Operating)</w:t>
+            </w:r>
+          </w:p>
+        </w:tc>
+        <w:tc>
+          <w:tcPr>
+            <w:tcW w:type="dxa" w:w="1440"/>
+          </w:tcPr>
+          <w:p>
+            <w:pPr>
+              <w:spacing w:before="40" w:after="40"/>
+            </w:pPr>
+            <w:r>
+              <w:rPr>
+                <w:rFonts w:ascii="Calibri" w:hAnsi="Calibri"/>
+                <w:sz w:val="18"/>
+              </w:rPr>
+              <w:t>16,642</w:t>
+            </w:r>
+          </w:p>
+        </w:tc>
+        <w:tc>
+          <w:tcPr>
+            <w:tcW w:type="dxa" w:w="1440"/>
+          </w:tcPr>
+          <w:p>
+            <w:pPr>
+              <w:spacing w:before="40" w:after="40"/>
+            </w:pPr>
+            <w:r>
+              <w:rPr>
+                <w:rFonts w:ascii="Calibri" w:hAnsi="Calibri"/>
+                <w:sz w:val="18"/>
+              </w:rPr>
+              <w:t>21,400</w:t>
+            </w:r>
+          </w:p>
+        </w:tc>
+        <w:tc>
+          <w:tcPr>
+            <w:tcW w:type="dxa" w:w="1440"/>
+          </w:tcPr>
+          <w:p>
+            <w:pPr>
+              <w:spacing w:before="40" w:after="40"/>
+            </w:pPr>
+            <w:r>
+              <w:rPr>
+                <w:rFonts w:ascii="Calibri" w:hAnsi="Calibri"/>
+                <w:sz w:val="18"/>
+              </w:rPr>
+              <w:t>28,500</w:t>
+            </w:r>
+          </w:p>
+        </w:tc>
+        <w:tc>
+          <w:tcPr>
+            <w:tcW w:type="dxa" w:w="1440"/>
+          </w:tcPr>
+          <w:p>
+            <w:pPr>
+              <w:spacing w:before="40" w:after="40"/>
+            </w:pPr>
+            <w:r>
+              <w:rPr>
+                <w:rFonts w:ascii="Calibri" w:hAnsi="Calibri"/>
+                <w:sz w:val="18"/>
+              </w:rPr>
+              <w:t>35,600</w:t>
+            </w:r>
+          </w:p>
+        </w:tc>
+        <w:tc>
+          <w:tcPr>
+            <w:tcW w:type="dxa" w:w="1440"/>
+          </w:tcPr>
+          <w:p>
+            <w:pPr>
+              <w:spacing w:before="40" w:after="40"/>
+            </w:pPr>
+            <w:r>
+              <w:rPr>
+                <w:rFonts w:ascii="Calibri" w:hAnsi="Calibri"/>
+                <w:sz w:val="18"/>
+              </w:rPr>
+              <w:t>43,400</w:t>
+            </w:r>
+          </w:p>
+        </w:tc>
+      </w:tr>
+      <w:tr>
+        <w:tc>
+          <w:tcPr>
+            <w:tcW w:type="dxa" w:w="1440"/>
+            <w:shd w:fill="E8F0FE"/>
+          </w:tcPr>
+          <w:p>
+            <w:pPr>
+              <w:spacing w:before="40" w:after="40"/>
+            </w:pPr>
+            <w:r>
+              <w:rPr>
+                <w:rFonts w:ascii="Calibri" w:hAnsi="Calibri"/>
+                <w:b/>
+                <w:sz w:val="18"/>
+              </w:rPr>
+              <w:t>EPS (Operating)</w:t>
+            </w:r>
+          </w:p>
+        </w:tc>
+        <w:tc>
+          <w:tcPr>
+            <w:tcW w:type="dxa" w:w="1440"/>
+            <w:shd w:fill="E8F0FE"/>
+          </w:tcPr>
+          <w:p>
+            <w:pPr>
+              <w:spacing w:before="40" w:after="40"/>
+            </w:pPr>
+            <w:r>
+              <w:rPr>
+                <w:rFonts w:ascii="Calibri" w:hAnsi="Calibri"/>
+                <w:sz w:val="18"/>
+              </w:rPr>
+              <w:t>19.22</w:t>
+            </w:r>
+          </w:p>
+        </w:tc>
+        <w:tc>
+          <w:tcPr>
+            <w:tcW w:type="dxa" w:w="1440"/>
+            <w:shd w:fill="E8F0FE"/>
+          </w:tcPr>
+          <w:p>
+            <w:pPr>
+              <w:spacing w:before="40" w:after="40"/>
+            </w:pPr>
+            <w:r>
+              <w:rPr>
+                <w:rFonts w:ascii="Calibri" w:hAnsi="Calibri"/>
+                <w:sz w:val="18"/>
+              </w:rPr>
+              <w:t>24.70</w:t>
+            </w:r>
+          </w:p>
+        </w:tc>
+        <w:tc>
+          <w:tcPr>
+            <w:tcW w:type="dxa" w:w="1440"/>
+            <w:shd w:fill="E8F0FE"/>
+          </w:tcPr>
+          <w:p>
+            <w:pPr>
+              <w:spacing w:before="40" w:after="40"/>
+            </w:pPr>
+            <w:r>
+              <w:rPr>
+                <w:rFonts w:ascii="Calibri" w:hAnsi="Calibri"/>
+                <w:sz w:val="18"/>
+              </w:rPr>
+              <w:t>32.90</w:t>
+            </w:r>
+          </w:p>
+        </w:tc>
+        <w:tc>
+          <w:tcPr>
+            <w:tcW w:type="dxa" w:w="1440"/>
+            <w:shd w:fill="E8F0FE"/>
+          </w:tcPr>
+          <w:p>
+            <w:pPr>
+              <w:spacing w:before="40" w:after="40"/>
+            </w:pPr>
+            <w:r>
+              <w:rPr>
+                <w:rFonts w:ascii="Calibri" w:hAnsi="Calibri"/>
+                <w:sz w:val="18"/>
+              </w:rPr>
+              <w:t>41.10</w:t>
+            </w:r>
+          </w:p>
+        </w:tc>
+        <w:tc>
+          <w:tcPr>
+            <w:tcW w:type="dxa" w:w="1440"/>
+            <w:shd w:fill="E8F0FE"/>
+          </w:tcPr>
+          <w:p>
+            <w:pPr>
+              <w:spacing w:before="40" w:after="40"/>
+            </w:pPr>
+            <w:r>
+              <w:rPr>
+                <w:rFonts w:ascii="Calibri" w:hAnsi="Calibri"/>
+                <w:sz w:val="18"/>
+              </w:rPr>
+              <w:t>50.10</w:t>
+            </w:r>
+          </w:p>
+        </w:tc>
+      </w:tr>
+    </w:tbl>
+    <w:p/>
+    <w:p>
+      <w:pPr>
+        <w:spacing w:after="80"/>
+      </w:pPr>
+      <w:r>
+        <w:rPr>
+          <w:rFonts w:ascii="Calibri" w:hAnsi="Calibri"/>
+          <w:b/>
+          <w:color w:val="333333"/>
+          <w:sz w:val="20"/>
+        </w:rPr>
+        <w:t>Cash Flow Drivers:</w:t>
+      </w:r>
+      <w:r>
+        <w:rPr>
+          <w:rFonts w:ascii="Calibri" w:hAnsi="Calibri"/>
+          <w:color w:val="333333"/>
+          <w:sz w:val="20"/>
+        </w:rPr>
+        <w:t xml:space="preserve"> The company's cash flow from operations remains robust, driven by strong core business performance. However, significant capital expenditure for fleet expansion and international market development has led to substantial cash outflows in investing activities. Financing activities have seen proceeds from borrowings to fund capex, balanced by repayments and interest costs. The company's strategy of investing surplus cash in mutual funds and debt instruments provides additional income and liquidity.</w:t>
       </w:r>
     </w:p>
     <w:p>
@@ -4384,7 +6011,7 @@
                 <w:rFonts w:ascii="Calibri" w:hAnsi="Calibri"/>
                 <w:sz w:val="18"/>
               </w:rPr>
-              <w:t>Managing Director</w:t>
+              <w:t>Promoter</w:t>
             </w:r>
           </w:p>
         </w:tc>
@@ -4405,7 +6032,7 @@
                 <w:b/>
                 <w:sz w:val="18"/>
               </w:rPr>
-              <w:t>Mr. Deepak Thombre</w:t>
+              <w:t>Mr. Deepak A Thombre</w:t>
             </w:r>
           </w:p>
         </w:tc>
@@ -4423,7 +6050,7 @@
                 <w:rFonts w:ascii="Calibri" w:hAnsi="Calibri"/>
                 <w:sz w:val="18"/>
               </w:rPr>
-              <w:t>Chairman of Board</w:t>
+              <w:t>Chairman</w:t>
             </w:r>
           </w:p>
         </w:tc>
@@ -4461,7 +6088,7 @@
                 <w:b/>
                 <w:sz w:val="18"/>
               </w:rPr>
-              <w:t>Mrs. Madhu Pradip Dubhashi</w:t>
+              <w:t>Mrs. Madhu Dubhashi</w:t>
             </w:r>
           </w:p>
         </w:tc>
@@ -4756,7 +6383,7 @@
                 <w:rFonts w:ascii="Calibri" w:hAnsi="Calibri"/>
                 <w:sz w:val="18"/>
               </w:rPr>
-              <w:t>Director</w:t>
+              <w:t>Non-Executive Non-Independent Director</w:t>
             </w:r>
           </w:p>
         </w:tc>
@@ -4774,7 +6401,7 @@
                 <w:rFonts w:ascii="Calibri" w:hAnsi="Calibri"/>
                 <w:sz w:val="18"/>
               </w:rPr>
-              <w:t>Non-Executive Non-Independent Director</w:t>
+              <w:t>Promoter Group</w:t>
             </w:r>
           </w:p>
         </w:tc>
@@ -4814,7 +6441,7 @@
           <w:color w:val="333333"/>
           <w:sz w:val="20"/>
         </w:rPr>
-        <w:t>Independent Board Structure:</w:t>
+        <w:t>Independent Board:</w:t>
       </w:r>
       <w:r>
         <w:rPr>
@@ -4822,7 +6449,7 @@
           <w:color w:val="333333"/>
           <w:sz w:val="20"/>
         </w:rPr>
-        <w:t xml:space="preserve"> The Board of Directors comprises a majority of independent directors, ensuring objective oversight and decision-making.</w:t>
+        <w:t xml:space="preserve"> The Board of Directors comprises a majority of independent directors, ensuring diverse perspectives and oversight.</w:t>
       </w:r>
     </w:p>
     <w:p>
@@ -4845,7 +6472,7 @@
           <w:color w:val="333333"/>
           <w:sz w:val="20"/>
         </w:rPr>
-        <w:t>Experienced Leadership Team:</w:t>
+        <w:t>Audit Committee:</w:t>
       </w:r>
       <w:r>
         <w:rPr>
@@ -4853,7 +6480,7 @@
           <w:color w:val="333333"/>
           <w:sz w:val="20"/>
         </w:rPr>
-        <w:t xml:space="preserve"> The company has strengthened its leadership with the appointment of experienced professionals in key roles like CEO, CFO, and Company Secretary.</w:t>
+        <w:t xml:space="preserve"> A well-constituted Audit Committee with financially literate members oversees financial reporting, internal controls, and auditor appointments.</w:t>
       </w:r>
     </w:p>
     <w:p>
@@ -4876,7 +6503,7 @@
           <w:color w:val="333333"/>
           <w:sz w:val="20"/>
         </w:rPr>
-        <w:t>Robust Internal Controls:</w:t>
+        <w:t>Risk Management Framework:</w:t>
       </w:r>
       <w:r>
         <w:rPr>
@@ -4884,38 +6511,7 @@
           <w:color w:val="333333"/>
           <w:sz w:val="20"/>
         </w:rPr>
-        <w:t xml:space="preserve"> SML maintains adequate internal financial controls, with regular internal audits and management reviews to ensure effectiveness and compliance.</w:t>
-      </w:r>
-    </w:p>
-    <w:p>
-      <w:pPr>
-        <w:pStyle w:val="ListBullet"/>
-        <w:spacing w:after="80"/>
-      </w:pPr>
-      <w:r>
-        <w:rPr>
-          <w:rFonts w:ascii="Calibri" w:hAnsi="Calibri"/>
-          <w:color w:val="333333"/>
-          <w:sz w:val="20"/>
-        </w:rPr>
-        <w:t xml:space="preserve">  </w:t>
-      </w:r>
-      <w:r>
-        <w:rPr>
-          <w:rFonts w:ascii="Calibri" w:hAnsi="Calibri"/>
-          <w:b/>
-          <w:color w:val="333333"/>
-          <w:sz w:val="20"/>
-        </w:rPr>
-        <w:t>Commitment to Compliance:</w:t>
-      </w:r>
-      <w:r>
-        <w:rPr>
-          <w:rFonts w:ascii="Calibri" w:hAnsi="Calibri"/>
-          <w:color w:val="333333"/>
-          <w:sz w:val="20"/>
-        </w:rPr>
-        <w:t xml:space="preserve"> The company adheres to SEBI (LODR) Regulations and has a dedicated Company Secretary &amp; Chief Compliance Officer.</w:t>
+        <w:t xml:space="preserve"> The company has a structured risk management framework overseen by a dedicated committee, ensuring proactive identification and mitigation of business risks.</w:t>
       </w:r>
     </w:p>
     <w:p>
@@ -4946,7 +6542,7 @@
           <w:color w:val="333333"/>
           <w:sz w:val="20"/>
         </w:rPr>
-        <w:t xml:space="preserve"> A formal Vigil Mechanism and Whistleblower Policy is in place, providing a confidential channel for reporting unethical behavior without fear of retaliation.</w:t>
+        <w:t xml:space="preserve"> A robust whistleblower policy and vigil mechanism are in place to encourage reporting of unethical behavior without fear of retaliation.</w:t>
       </w:r>
     </w:p>
     <w:p>
@@ -4969,7 +6565,7 @@
           <w:color w:val="333333"/>
           <w:sz w:val="20"/>
         </w:rPr>
-        <w:t>Strong QHSE Standards:</w:t>
+        <w:t>Code of Conduct:</w:t>
       </w:r>
       <w:r>
         <w:rPr>
@@ -4977,7 +6573,7 @@
           <w:color w:val="333333"/>
           <w:sz w:val="20"/>
         </w:rPr>
-        <w:t xml:space="preserve"> The company is certified with ISO 9001:2015, ISO 14001:2015, and ISO 45001:2018, reflecting a commitment to quality, environmental stewardship, and occupational health and safety.</w:t>
+        <w:t xml:space="preserve"> The company adheres to a comprehensive Code of Conduct for Directors and Senior Management, promoting ethical business practices.</w:t>
       </w:r>
     </w:p>
     <w:p>
@@ -5000,7 +6596,7 @@
           <w:color w:val="333333"/>
           <w:sz w:val="20"/>
         </w:rPr>
-        <w:t>Transparency in Disclosures:</w:t>
+        <w:t>ISO Certifications:</w:t>
       </w:r>
       <w:r>
         <w:rPr>
@@ -5008,7 +6604,7 @@
           <w:color w:val="333333"/>
           <w:sz w:val="20"/>
         </w:rPr>
-        <w:t xml:space="preserve"> SML adheres to stringent standards for disclosing financial and non-financial information on its website and to stock exchanges.</w:t>
+        <w:t xml:space="preserve"> SML holds ISO 9001:2015, ISO 14001:2015, and ISO 45001:2018 certifications, demonstrating a commitment to quality, environmental stewardship, and occupational health and safety.</w:t>
       </w:r>
     </w:p>
     <w:p>
@@ -5031,7 +6627,7 @@
           <w:color w:val="333333"/>
           <w:sz w:val="20"/>
         </w:rPr>
-        <w:t>Active Stakeholder Engagement:</w:t>
+        <w:t>Transparency:</w:t>
       </w:r>
       <w:r>
         <w:rPr>
@@ -5039,7 +6635,38 @@
           <w:color w:val="333333"/>
           <w:sz w:val="20"/>
         </w:rPr>
-        <w:t xml:space="preserve"> The company engages with various stakeholder groups through multiple channels and has a policy for determining material subsidiaries.</w:t>
+        <w:t xml:space="preserve"> The company maintains transparency through timely disclosures to stock exchanges and its website, adhering to SEBI regulations.</w:t>
+      </w:r>
+    </w:p>
+    <w:p>
+      <w:pPr>
+        <w:pStyle w:val="ListBullet"/>
+        <w:spacing w:after="80"/>
+      </w:pPr>
+      <w:r>
+        <w:rPr>
+          <w:rFonts w:ascii="Calibri" w:hAnsi="Calibri"/>
+          <w:color w:val="333333"/>
+          <w:sz w:val="20"/>
+        </w:rPr>
+        <w:t xml:space="preserve">  </w:t>
+      </w:r>
+      <w:r>
+        <w:rPr>
+          <w:rFonts w:ascii="Calibri" w:hAnsi="Calibri"/>
+          <w:b/>
+          <w:color w:val="333333"/>
+          <w:sz w:val="20"/>
+        </w:rPr>
+        <w:t>Internal Controls:</w:t>
+      </w:r>
+      <w:r>
+        <w:rPr>
+          <w:rFonts w:ascii="Calibri" w:hAnsi="Calibri"/>
+          <w:color w:val="333333"/>
+          <w:sz w:val="20"/>
+        </w:rPr>
+        <w:t xml:space="preserve"> The company has adequate internal financial controls that were operating effectively as of March 31, 2025, as confirmed by the statutory auditors.</w:t>
       </w:r>
     </w:p>
     <w:p>
@@ -5075,7 +6702,7 @@
           <w:color w:val="333333"/>
           <w:sz w:val="20"/>
         </w:rPr>
-        <w:t>Family Dominance:</w:t>
+        <w:t>Related Party Transactions:</w:t>
       </w:r>
       <w:r>
         <w:rPr>
@@ -5083,7 +6710,7 @@
           <w:color w:val="333333"/>
           <w:sz w:val="20"/>
         </w:rPr>
-        <w:t xml:space="preserve"> While the board has independent directors, the presence of Mr. Rishi C. Sanghvi (Managing Director) and Mrs. Maithili R. Sanghvi (Non-Executive Non-Independent Director) indicates promoter family involvement in key leadership and oversight roles.</w:t>
+        <w:t xml:space="preserve"> While transactions with wholly-owned subsidiaries are on an arm's length basis, minutes of board and audit committee meetings did not always explicitly record the terms 'approval' or 'prior approval' as required by regulations.</w:t>
       </w:r>
     </w:p>
     <w:p>
@@ -5106,7 +6733,7 @@
           <w:color w:val="333333"/>
           <w:sz w:val="20"/>
         </w:rPr>
-        <w:t>Minor Procedural Lapses:</w:t>
+        <w:t>Subsidiary Minutes Noted in Board Minutes:</w:t>
       </w:r>
       <w:r>
         <w:rPr>
@@ -5114,7 +6741,7 @@
           <w:color w:val="333333"/>
           <w:sz w:val="20"/>
         </w:rPr>
-        <w:t xml:space="preserve"> The secretarial audit report for FY25 noted minor procedural lapses, such as delays in filing certain intimations, lack of specific references to noting subsidiary minutes in board meetings, and incomplete website disclosures at the time of the audit. While these are being addressed, they indicate areas for continuous improvement in compliance processes.</w:t>
+        <w:t xml:space="preserve"> There was a lack of specific reference in board meeting minutes regarding the noting of minutes from wholly-owned subsidiary companies, except for one instance.</w:t>
       </w:r>
     </w:p>
     <w:p>
@@ -5137,7 +6764,7 @@
           <w:color w:val="333333"/>
           <w:sz w:val="20"/>
         </w:rPr>
-        <w:t>Related Party Transactions:</w:t>
+        <w:t>Performance Evaluation Recording:</w:t>
       </w:r>
       <w:r>
         <w:rPr>
@@ -5145,7 +6772,100 @@
           <w:color w:val="333333"/>
           <w:sz w:val="20"/>
         </w:rPr>
-        <w:t xml:space="preserve"> While transactions with wholly-owned subsidiaries are on an arm's length basis and noted in Audit Committee minutes, the minutes did not always explicitly record the terms 'approval' or 'prior approval' as required by Regulation 23 of SEBI (LODR) Regulations.</w:t>
+        <w:t xml:space="preserve"> Performance evaluations of directors were conducted but not always specifically recorded in the minutes of the Nomination and Remuneration Committee and Board Meetings.</w:t>
+      </w:r>
+    </w:p>
+    <w:p>
+      <w:pPr>
+        <w:pStyle w:val="ListBullet"/>
+        <w:spacing w:after="80"/>
+      </w:pPr>
+      <w:r>
+        <w:rPr>
+          <w:rFonts w:ascii="Calibri" w:hAnsi="Calibri"/>
+          <w:color w:val="333333"/>
+          <w:sz w:val="20"/>
+        </w:rPr>
+        <w:t xml:space="preserve">  </w:t>
+      </w:r>
+      <w:r>
+        <w:rPr>
+          <w:rFonts w:ascii="Calibri" w:hAnsi="Calibri"/>
+          <w:b/>
+          <w:color w:val="333333"/>
+          <w:sz w:val="20"/>
+        </w:rPr>
+        <w:t>Independent Director Declarations:</w:t>
+      </w:r>
+      <w:r>
+        <w:rPr>
+          <w:rFonts w:ascii="Calibri" w:hAnsi="Calibri"/>
+          <w:color w:val="333333"/>
+          <w:sz w:val="20"/>
+        </w:rPr>
+        <w:t xml:space="preserve"> Board meeting minutes did not always contain specific references to the declarations and confirmations submitted by Independent Directors.</w:t>
+      </w:r>
+    </w:p>
+    <w:p>
+      <w:pPr>
+        <w:pStyle w:val="ListBullet"/>
+        <w:spacing w:after="80"/>
+      </w:pPr>
+      <w:r>
+        <w:rPr>
+          <w:rFonts w:ascii="Calibri" w:hAnsi="Calibri"/>
+          <w:color w:val="333333"/>
+          <w:sz w:val="20"/>
+        </w:rPr>
+        <w:t xml:space="preserve">  </w:t>
+      </w:r>
+      <w:r>
+        <w:rPr>
+          <w:rFonts w:ascii="Calibri" w:hAnsi="Calibri"/>
+          <w:b/>
+          <w:color w:val="333333"/>
+          <w:sz w:val="20"/>
+        </w:rPr>
+        <w:t>Website Disclosures:</w:t>
+      </w:r>
+      <w:r>
+        <w:rPr>
+          <w:rFonts w:ascii="Calibri" w:hAnsi="Calibri"/>
+          <w:color w:val="333333"/>
+          <w:sz w:val="20"/>
+        </w:rPr>
+        <w:t xml:space="preserve"> Certain disclosures required under Regulation 46(2) of SEBI (LODR) Regulations, 2015, such as detailed board profiles and memorandum/articles of association, were in the process of being updated on the website.</w:t>
+      </w:r>
+    </w:p>
+    <w:p>
+      <w:pPr>
+        <w:pStyle w:val="ListBullet"/>
+        <w:spacing w:after="80"/>
+      </w:pPr>
+      <w:r>
+        <w:rPr>
+          <w:rFonts w:ascii="Calibri" w:hAnsi="Calibri"/>
+          <w:color w:val="333333"/>
+          <w:sz w:val="20"/>
+        </w:rPr>
+        <w:t xml:space="preserve">  </w:t>
+      </w:r>
+      <w:r>
+        <w:rPr>
+          <w:rFonts w:ascii="Calibri" w:hAnsi="Calibri"/>
+          <w:b/>
+          <w:color w:val="333333"/>
+          <w:sz w:val="20"/>
+        </w:rPr>
+        <w:t>Management's Commentary on Subsidiaries:</w:t>
+      </w:r>
+      <w:r>
+        <w:rPr>
+          <w:rFonts w:ascii="Calibri" w:hAnsi="Calibri"/>
+          <w:color w:val="333333"/>
+          <w:sz w:val="20"/>
+        </w:rPr>
+        <w:t xml:space="preserve"> While the company has established subsidiaries, the financial statements for some of these subsidiaries were not subject to review or were furnished by management, with materiality assessments noted.</w:t>
       </w:r>
     </w:p>
     <w:p>
@@ -5691,17 +7411,8 @@
     <w:p/>
     <w:p>
       <w:pPr>
-        <w:pStyle w:val="ListBullet"/>
         <w:spacing w:after="80"/>
       </w:pPr>
-      <w:r>
-        <w:rPr>
-          <w:rFonts w:ascii="Calibri" w:hAnsi="Calibri"/>
-          <w:color w:val="333333"/>
-          <w:sz w:val="20"/>
-        </w:rPr>
-        <w:t xml:space="preserve">  </w:t>
-      </w:r>
       <w:r>
         <w:rPr>
           <w:rFonts w:ascii="Calibri" w:hAnsi="Calibri"/>
@@ -5709,7 +7420,7 @@
           <w:color w:val="333333"/>
           <w:sz w:val="20"/>
         </w:rPr>
-        <w:t>Promoter Holding:</w:t>
+        <w:t>Promoter Group Holding:</w:t>
       </w:r>
       <w:r>
         <w:rPr>
@@ -5717,38 +7428,7 @@
           <w:color w:val="333333"/>
           <w:sz w:val="20"/>
         </w:rPr>
-        <w:t xml:space="preserve"> The promoter group holds a significant stake of 47.24%, indicating strong alignment with the company's long-term vision.</w:t>
-      </w:r>
-    </w:p>
-    <w:p>
-      <w:pPr>
-        <w:pStyle w:val="ListBullet"/>
-        <w:spacing w:after="80"/>
-      </w:pPr>
-      <w:r>
-        <w:rPr>
-          <w:rFonts w:ascii="Calibri" w:hAnsi="Calibri"/>
-          <w:color w:val="333333"/>
-          <w:sz w:val="20"/>
-        </w:rPr>
-        <w:t xml:space="preserve">  </w:t>
-      </w:r>
-      <w:r>
-        <w:rPr>
-          <w:rFonts w:ascii="Calibri" w:hAnsi="Calibri"/>
-          <w:b/>
-          <w:color w:val="333333"/>
-          <w:sz w:val="20"/>
-        </w:rPr>
-        <w:t>Institutional Participation:</w:t>
-      </w:r>
-      <w:r>
-        <w:rPr>
-          <w:rFonts w:ascii="Calibri" w:hAnsi="Calibri"/>
-          <w:color w:val="333333"/>
-          <w:sz w:val="20"/>
-        </w:rPr>
-        <w:t xml:space="preserve"> Mutual Funds and Foreign Portfolio Investors collectively hold approximately 6.54% of the equity, suggesting growing institutional interest.</w:t>
+        <w:t xml:space="preserve"> The promoter group holds a significant stake of 47.24%, providing a stable ownership structure. The presence of Mutual Funds (4.41%) and Foreign Portfolio Investors (2.13%) indicates growing institutional interest.</w:t>
       </w:r>
     </w:p>
     <w:p>
@@ -5764,99 +7444,255 @@
         <w:t>4.5 Insider Trading Activity (Last 3 Years)</w:t>
       </w:r>
     </w:p>
-    <w:p>
-      <w:pPr>
-        <w:pStyle w:val="ListBullet"/>
-        <w:spacing w:after="80"/>
-      </w:pPr>
-      <w:r>
-        <w:rPr>
-          <w:rFonts w:ascii="Calibri" w:hAnsi="Calibri"/>
-          <w:color w:val="333333"/>
-          <w:sz w:val="20"/>
-        </w:rPr>
-        <w:t xml:space="preserve">  </w:t>
-      </w:r>
-      <w:r>
-        <w:rPr>
-          <w:rFonts w:ascii="Calibri" w:hAnsi="Calibri"/>
-          <w:b/>
-          <w:color w:val="333333"/>
-          <w:sz w:val="20"/>
-        </w:rPr>
-        <w:t>Market Purchases:</w:t>
-      </w:r>
-      <w:r>
-        <w:rPr>
-          <w:rFonts w:ascii="Calibri" w:hAnsi="Calibri"/>
-          <w:color w:val="333333"/>
-          <w:sz w:val="20"/>
-        </w:rPr>
-        <w:t xml:space="preserve"> Total Shares: 0, Total Value (Rs.): 0</w:t>
-      </w:r>
-    </w:p>
-    <w:p>
-      <w:pPr>
-        <w:pStyle w:val="ListBullet"/>
-        <w:spacing w:after="80"/>
-      </w:pPr>
-      <w:r>
-        <w:rPr>
-          <w:rFonts w:ascii="Calibri" w:hAnsi="Calibri"/>
-          <w:color w:val="333333"/>
-          <w:sz w:val="20"/>
-        </w:rPr>
-        <w:t xml:space="preserve">  </w:t>
-      </w:r>
-      <w:r>
-        <w:rPr>
-          <w:rFonts w:ascii="Calibri" w:hAnsi="Calibri"/>
-          <w:b/>
-          <w:color w:val="333333"/>
-          <w:sz w:val="20"/>
-        </w:rPr>
-        <w:t>Market Sales:</w:t>
-      </w:r>
-      <w:r>
-        <w:rPr>
-          <w:rFonts w:ascii="Calibri" w:hAnsi="Calibri"/>
-          <w:color w:val="333333"/>
-          <w:sz w:val="20"/>
-        </w:rPr>
-        <w:t xml:space="preserve"> Total Shares: 0, Total Value (Rs.): 0</w:t>
-      </w:r>
-    </w:p>
-    <w:p>
-      <w:pPr>
-        <w:pStyle w:val="ListBullet"/>
-        <w:spacing w:after="80"/>
-      </w:pPr>
-      <w:r>
-        <w:rPr>
-          <w:rFonts w:ascii="Calibri" w:hAnsi="Calibri"/>
-          <w:color w:val="333333"/>
-          <w:sz w:val="20"/>
-        </w:rPr>
-        <w:t xml:space="preserve">  </w:t>
-      </w:r>
-      <w:r>
-        <w:rPr>
-          <w:rFonts w:ascii="Calibri" w:hAnsi="Calibri"/>
-          <w:b/>
-          <w:color w:val="333333"/>
-          <w:sz w:val="20"/>
-        </w:rPr>
-        <w:t>Net Position:</w:t>
-      </w:r>
-      <w:r>
-        <w:rPr>
-          <w:rFonts w:ascii="Calibri" w:hAnsi="Calibri"/>
-          <w:color w:val="333333"/>
-          <w:sz w:val="20"/>
-        </w:rPr>
-        <w:t xml:space="preserve"> Net Position: 0 Shares, Net Value: ₹0</w:t>
-      </w:r>
-    </w:p>
+    <w:tbl>
+      <w:tblPr>
+        <w:tblW w:type="auto" w:w="0"/>
+        <w:jc w:val="center"/>
+        <w:tblLayout w:type="autofit"/>
+        <w:tblLook w:firstColumn="1" w:firstRow="1" w:lastColumn="0" w:lastRow="0" w:noHBand="0" w:noVBand="1" w:val="04A0"/>
+        <w:tblBorders>
+          <w:top w:val="single" w:sz="4" w:space="0" w:color="CCCCCC"/>
+          <w:left w:val="single" w:sz="4" w:space="0" w:color="CCCCCC"/>
+          <w:bottom w:val="single" w:sz="4" w:space="0" w:color="CCCCCC"/>
+          <w:right w:val="single" w:sz="4" w:space="0" w:color="CCCCCC"/>
+          <w:insideH w:val="single" w:sz="4" w:space="0" w:color="CCCCCC"/>
+          <w:insideV w:val="single" w:sz="4" w:space="0" w:color="CCCCCC"/>
+        </w:tblBorders>
+      </w:tblPr>
+      <w:tblGrid>
+        <w:gridCol w:w="2880"/>
+        <w:gridCol w:w="2880"/>
+        <w:gridCol w:w="2880"/>
+      </w:tblGrid>
+      <w:tr>
+        <w:tc>
+          <w:tcPr>
+            <w:tcW w:type="dxa" w:w="2880"/>
+            <w:shd w:fill="1F5F8B"/>
+          </w:tcPr>
+          <w:p>
+            <w:pPr>
+              <w:spacing w:before="40" w:after="40"/>
+            </w:pPr>
+            <w:r>
+              <w:rPr>
+                <w:rFonts w:ascii="Calibri" w:hAnsi="Calibri"/>
+                <w:b/>
+                <w:color w:val="FFFFFF"/>
+                <w:sz w:val="18"/>
+              </w:rPr>
+              <w:t>Transaction Type</w:t>
+            </w:r>
+          </w:p>
+        </w:tc>
+        <w:tc>
+          <w:tcPr>
+            <w:tcW w:type="dxa" w:w="2880"/>
+            <w:shd w:fill="1F5F8B"/>
+          </w:tcPr>
+          <w:p>
+            <w:pPr>
+              <w:spacing w:before="40" w:after="40"/>
+            </w:pPr>
+            <w:r>
+              <w:rPr>
+                <w:rFonts w:ascii="Calibri" w:hAnsi="Calibri"/>
+                <w:b/>
+                <w:color w:val="FFFFFF"/>
+                <w:sz w:val="18"/>
+              </w:rPr>
+              <w:t>Total Shares</w:t>
+            </w:r>
+          </w:p>
+        </w:tc>
+        <w:tc>
+          <w:tcPr>
+            <w:tcW w:type="dxa" w:w="2880"/>
+            <w:shd w:fill="1F5F8B"/>
+          </w:tcPr>
+          <w:p>
+            <w:pPr>
+              <w:spacing w:before="40" w:after="40"/>
+            </w:pPr>
+            <w:r>
+              <w:rPr>
+                <w:rFonts w:ascii="Calibri" w:hAnsi="Calibri"/>
+                <w:b/>
+                <w:color w:val="FFFFFF"/>
+                <w:sz w:val="18"/>
+              </w:rPr>
+              <w:t>Total Value (Rs.)</w:t>
+            </w:r>
+          </w:p>
+        </w:tc>
+      </w:tr>
+      <w:tr>
+        <w:tc>
+          <w:tcPr>
+            <w:tcW w:type="dxa" w:w="2880"/>
+          </w:tcPr>
+          <w:p>
+            <w:pPr>
+              <w:spacing w:before="40" w:after="40"/>
+            </w:pPr>
+            <w:r>
+              <w:rPr>
+                <w:rFonts w:ascii="Calibri" w:hAnsi="Calibri"/>
+                <w:b/>
+                <w:sz w:val="18"/>
+              </w:rPr>
+              <w:t>Market Purchases</w:t>
+            </w:r>
+          </w:p>
+        </w:tc>
+        <w:tc>
+          <w:tcPr>
+            <w:tcW w:type="dxa" w:w="2880"/>
+          </w:tcPr>
+          <w:p>
+            <w:pPr>
+              <w:spacing w:before="40" w:after="40"/>
+            </w:pPr>
+            <w:r>
+              <w:rPr>
+                <w:rFonts w:ascii="Calibri" w:hAnsi="Calibri"/>
+                <w:sz w:val="18"/>
+              </w:rPr>
+              <w:t>0</w:t>
+            </w:r>
+          </w:p>
+        </w:tc>
+        <w:tc>
+          <w:tcPr>
+            <w:tcW w:type="dxa" w:w="2880"/>
+          </w:tcPr>
+          <w:p>
+            <w:pPr>
+              <w:spacing w:before="40" w:after="40"/>
+            </w:pPr>
+            <w:r>
+              <w:rPr>
+                <w:rFonts w:ascii="Calibri" w:hAnsi="Calibri"/>
+                <w:sz w:val="18"/>
+              </w:rPr>
+              <w:t>0</w:t>
+            </w:r>
+          </w:p>
+        </w:tc>
+      </w:tr>
+      <w:tr>
+        <w:tc>
+          <w:tcPr>
+            <w:tcW w:type="dxa" w:w="2880"/>
+            <w:shd w:fill="E8F0FE"/>
+          </w:tcPr>
+          <w:p>
+            <w:pPr>
+              <w:spacing w:before="40" w:after="40"/>
+            </w:pPr>
+            <w:r>
+              <w:rPr>
+                <w:rFonts w:ascii="Calibri" w:hAnsi="Calibri"/>
+                <w:b/>
+                <w:sz w:val="18"/>
+              </w:rPr>
+              <w:t>Market Sales</w:t>
+            </w:r>
+          </w:p>
+        </w:tc>
+        <w:tc>
+          <w:tcPr>
+            <w:tcW w:type="dxa" w:w="2880"/>
+            <w:shd w:fill="E8F0FE"/>
+          </w:tcPr>
+          <w:p>
+            <w:pPr>
+              <w:spacing w:before="40" w:after="40"/>
+            </w:pPr>
+            <w:r>
+              <w:rPr>
+                <w:rFonts w:ascii="Calibri" w:hAnsi="Calibri"/>
+                <w:sz w:val="18"/>
+              </w:rPr>
+              <w:t>0</w:t>
+            </w:r>
+          </w:p>
+        </w:tc>
+        <w:tc>
+          <w:tcPr>
+            <w:tcW w:type="dxa" w:w="2880"/>
+            <w:shd w:fill="E8F0FE"/>
+          </w:tcPr>
+          <w:p>
+            <w:pPr>
+              <w:spacing w:before="40" w:after="40"/>
+            </w:pPr>
+            <w:r>
+              <w:rPr>
+                <w:rFonts w:ascii="Calibri" w:hAnsi="Calibri"/>
+                <w:sz w:val="18"/>
+              </w:rPr>
+              <w:t>0</w:t>
+            </w:r>
+          </w:p>
+        </w:tc>
+      </w:tr>
+      <w:tr>
+        <w:tc>
+          <w:tcPr>
+            <w:tcW w:type="dxa" w:w="2880"/>
+          </w:tcPr>
+          <w:p>
+            <w:pPr>
+              <w:spacing w:before="40" w:after="40"/>
+            </w:pPr>
+            <w:r>
+              <w:rPr>
+                <w:rFonts w:ascii="Calibri" w:hAnsi="Calibri"/>
+                <w:b/>
+                <w:sz w:val="18"/>
+              </w:rPr>
+              <w:t>**Net Position**</w:t>
+            </w:r>
+          </w:p>
+        </w:tc>
+        <w:tc>
+          <w:tcPr>
+            <w:tcW w:type="dxa" w:w="2880"/>
+          </w:tcPr>
+          <w:p>
+            <w:pPr>
+              <w:spacing w:before="40" w:after="40"/>
+            </w:pPr>
+            <w:r>
+              <w:rPr>
+                <w:rFonts w:ascii="Calibri" w:hAnsi="Calibri"/>
+                <w:sz w:val="18"/>
+              </w:rPr>
+              <w:t>**0**</w:t>
+            </w:r>
+          </w:p>
+        </w:tc>
+        <w:tc>
+          <w:tcPr>
+            <w:tcW w:type="dxa" w:w="2880"/>
+          </w:tcPr>
+          <w:p>
+            <w:pPr>
+              <w:spacing w:before="40" w:after="40"/>
+            </w:pPr>
+            <w:r>
+              <w:rPr>
+                <w:rFonts w:ascii="Calibri" w:hAnsi="Calibri"/>
+                <w:sz w:val="18"/>
+              </w:rPr>
+              <w:t>**0**</w:t>
+            </w:r>
+          </w:p>
+        </w:tc>
+      </w:tr>
+    </w:tbl>
+    <w:p/>
     <w:p>
       <w:pPr>
         <w:spacing w:after="80"/>
@@ -5868,7 +7704,7 @@
           <w:color w:val="333333"/>
           <w:sz w:val="20"/>
         </w:rPr>
-        <w:t>Note:</w:t>
+        <w:t>Insider Confidence:</w:t>
       </w:r>
       <w:r>
         <w:rPr>
@@ -5876,7 +7712,7 @@
           <w:color w:val="333333"/>
           <w:sz w:val="20"/>
         </w:rPr>
-        <w:t xml:space="preserve"> The provided documents do not contain specific details on insider trading activity through market purchases or sales in the last three years. The management's focus appears to be on strategic growth and operational execution rather than significant insider share transactions.</w:t>
+        <w:t xml:space="preserve"> The absence of any market purchases or sales by insiders in the last three years provides a neutral signal regarding insider confidence. This could imply that insiders are either satisfied with the current valuation or are not actively trading in the open market.</w:t>
       </w:r>
     </w:p>
     <w:p>
@@ -5920,14 +7756,8 @@
           <w:color w:val="333333"/>
           <w:sz w:val="20"/>
         </w:rPr>
-        <w:t>Sanghvi Movers Limited operates a diversified business model centered around heavy-lift and infrastructure solutions. The company's operations are segmented into three primary verticals:</w:t>
+        <w:t xml:space="preserve">Sanghvi Movers Limited operates a diversified business model centered around providing integrated heavy-lift and infrastructure solutions. Its core business is </w:t>
       </w:r>
-    </w:p>
-    <w:p>
-      <w:pPr>
-        <w:pStyle w:val="ListNumber"/>
-        <w:spacing w:after="80"/>
-      </w:pPr>
       <w:r>
         <w:rPr>
           <w:rFonts w:ascii="Calibri" w:hAnsi="Calibri"/>
@@ -5935,7 +7765,7 @@
           <w:color w:val="333333"/>
           <w:sz w:val="20"/>
         </w:rPr>
-        <w:t>Crane Rental &amp; Heavy Lift Solutions (SML - India Operations):</w:t>
+        <w:t>Crane Rental &amp; Heavy Lift Solutions</w:t>
       </w:r>
       <w:r>
         <w:rPr>
@@ -5943,14 +7773,8 @@
           <w:color w:val="333333"/>
           <w:sz w:val="20"/>
         </w:rPr>
-        <w:t xml:space="preserve"> This is the core and largest business segment. SML provides a wide range of cranes for rental, catering to diverse industrial and infrastructure needs across India. The business model focuses on providing reliable, safe, and timely crane services, supported by a large, modern fleet and extensive pan-India depot network. The company emphasizes customized solutions and turnkey project execution for complex lifting requirements. Revenue mix for 9M FY26 shows Crane Business contributing approximately 68% of total revenue.</w:t>
+        <w:t xml:space="preserve">, where it offers a wide range of cranes for hire, along with specialized engineering and logistical support for complex lifting operations. This segment is characterized by high asset utilization and a strong customer base across various industries. The company's second major vertical is </w:t>
       </w:r>
-    </w:p>
-    <w:p>
-      <w:pPr>
-        <w:pStyle w:val="ListNumber"/>
-        <w:spacing w:after="80"/>
-      </w:pPr>
       <w:r>
         <w:rPr>
           <w:rFonts w:ascii="Calibri" w:hAnsi="Calibri"/>
@@ -5958,7 +7782,7 @@
           <w:color w:val="333333"/>
           <w:sz w:val="20"/>
         </w:rPr>
-        <w:t>Wind Energy EPC (Sangreen Future Renewables Private Limited - SFRPL):</w:t>
+        <w:t>Wind Energy EPC</w:t>
       </w:r>
       <w:r>
         <w:rPr>
@@ -5966,14 +7790,8 @@
           <w:color w:val="333333"/>
           <w:sz w:val="20"/>
         </w:rPr>
-        <w:t xml:space="preserve"> SFRPL offers end-to-end turnkey EPC services for wind energy projects, covering the entire lifecycle from conceptualization to commissioning. This includes land acquisition, permits, civil works, mechanical and electrical installations, and commissioning. This segment represents a strategic diversification into asset-light services with recurring revenue streams. The revenue mix for 9M FY26 shows Wind EPC accounting for 26.7% of total revenue. The EBITDA margin for this segment is typically between 10-12%.</w:t>
+        <w:t xml:space="preserve">, managed through its subsidiary Sangreen Future Renewables Private Limited. This segment offers turnkey solutions from conceptualization to commissioning for wind and solar projects, including land acquisition, permits, civil works, mechanical and electrical installations, and commissioning. This vertical leverages SML's expertise in heavy lifting and project management. The third vertical is </w:t>
       </w:r>
-    </w:p>
-    <w:p>
-      <w:pPr>
-        <w:pStyle w:val="ListNumber"/>
-        <w:spacing w:after="80"/>
-      </w:pPr>
       <w:r>
         <w:rPr>
           <w:rFonts w:ascii="Calibri" w:hAnsi="Calibri"/>
@@ -5981,7 +7799,7 @@
           <w:color w:val="333333"/>
           <w:sz w:val="20"/>
         </w:rPr>
-        <w:t>Logistics for Cranes &amp; Other Heavy Machinery (Sangreen Logistics Private Limited - SLPL):</w:t>
+        <w:t>Logistics for Cranes &amp; Other Heavy Machinery</w:t>
       </w:r>
       <w:r>
         <w:rPr>
@@ -5989,14 +7807,21 @@
           <w:color w:val="333333"/>
           <w:sz w:val="20"/>
         </w:rPr>
-        <w:t xml:space="preserve"> SLPL provides comprehensive logistics solutions, including the movement of wind turbine components and other heavy equipment across India. This vertical leverages SML's existing expertise in heavy equipment transportation and complements its crane rental and EPC businesses. The revenue contribution from Project EPC (which includes logistics) was 5.2% for 9M FY26.</w:t>
+        <w:t>, handled by Sangreen Logistics Private Limited, providing end-to-end logistics solutions for heavy equipment transportation.</w:t>
       </w:r>
     </w:p>
     <w:p>
       <w:pPr>
-        <w:pStyle w:val="ListNumber"/>
         <w:spacing w:after="80"/>
       </w:pPr>
+      <w:r>
+        <w:rPr>
+          <w:rFonts w:ascii="Calibri" w:hAnsi="Calibri"/>
+          <w:color w:val="333333"/>
+          <w:sz w:val="20"/>
+        </w:rPr>
+        <w:t xml:space="preserve">The company's strategy involves leveraging synergies between these verticals, for instance, using its crane rental expertise to support its EPC projects. The recent expansion into </w:t>
+      </w:r>
       <w:r>
         <w:rPr>
           <w:rFonts w:ascii="Calibri" w:hAnsi="Calibri"/>
@@ -6004,7 +7829,7 @@
           <w:color w:val="333333"/>
           <w:sz w:val="20"/>
         </w:rPr>
-        <w:t>International Operations (Sanghvi Movers Middle East Limited - SMME):</w:t>
+        <w:t>Saudi Arabia</w:t>
       </w:r>
       <w:r>
         <w:rPr>
@@ -6012,7 +7837,7 @@
           <w:color w:val="333333"/>
           <w:sz w:val="20"/>
         </w:rPr>
-        <w:t xml:space="preserve"> SMME focuses on crane rental and allied lifting services in Saudi Arabia and the broader GCC region. This segment is a key growth driver, capitalizing on the significant infrastructure development in the region under Vision 2030. The company aims to achieve higher yields in this market, despite higher operating costs, and is strategically building its presence to become a top player in the region. The financial performance of SMME is still in a growth and investment phase, with a focus on achieving breakeven within 10-14 months.</w:t>
+        <w:t xml:space="preserve"> through Sanghvi Movers Middle East Limited represents a significant geographical diversification, targeting the burgeoning infrastructure development in the region. The company's revenue mix shows a strong reliance on the crane rental business, which typically contributes around 65-70% of the total revenue, with the remaining coming from Wind EPC and Project EPC. The company aims to maintain this balance while growing its international operations. Capacity utilization for the crane fleet is targeted in the 75-80% range annually, with yields averaging around 2.0-2.2% per month. The company serves over 10 diverse sectors, with a strong presence in construction and energy.</w:t>
       </w:r>
     </w:p>
     <w:p>
@@ -6056,7 +7881,7 @@
           <w:color w:val="333333"/>
           <w:sz w:val="20"/>
         </w:rPr>
-        <w:t xml:space="preserve"> SML is Asia's largest and the world's fifth-largest crane rental company, with a fleet of over 485 cranes (as per Q3 FY26 investor presentation) across multiple capacities. This scale provides significant operational leverage and the ability to undertake large, complex projects.</w:t>
+        <w:t xml:space="preserve"> SML is Asia's largest and the world's fifth-largest crane rental company, possessing a diversified fleet of over 485 cranes with capacities up to 1600 MT. This scale provides significant operational leverage and the ability to undertake large, complex projects that smaller players cannot handle.</w:t>
       </w:r>
     </w:p>
     <w:p>
@@ -6087,7 +7912,7 @@
           <w:color w:val="333333"/>
           <w:sz w:val="20"/>
         </w:rPr>
-        <w:t xml:space="preserve"> With 15 depots across India, SML ensures rapid mobilization, timely deployment, and nationwide service continuity, minimizing third-party bottlenecks.</w:t>
+        <w:t xml:space="preserve"> With 15 depots and regional offices across India, SML ensures rapid mobilization, nationwide reach, and service continuity, minimizing logistical bottlenecks.</w:t>
       </w:r>
     </w:p>
     <w:p>
@@ -6118,7 +7943,7 @@
           <w:color w:val="333333"/>
           <w:sz w:val="20"/>
         </w:rPr>
-        <w:t xml:space="preserve"> SML offers a "one-stop-shop" solution, combining crane rentals with EPC services and logistics. This integrated approach reduces interface risks for clients and enhances project execution efficiency.</w:t>
+        <w:t xml:space="preserve"> Beyond crane rentals, SML offers end-to-end EPC solutions in the wind energy sector and comprehensive logistics services. This "single-window" approach reduces interface risks for clients and enhances project execution efficiency.</w:t>
       </w:r>
     </w:p>
     <w:p>
@@ -6141,7 +7966,7 @@
           <w:color w:val="333333"/>
           <w:sz w:val="20"/>
         </w:rPr>
-        <w:t>Technical Expertise and Safety Standards:</w:t>
+        <w:t>Technical Expertise &amp; QHSE Standards:</w:t>
       </w:r>
       <w:r>
         <w:rPr>
@@ -6149,7 +7974,7 @@
           <w:color w:val="333333"/>
           <w:sz w:val="20"/>
         </w:rPr>
-        <w:t xml:space="preserve"> The company possesses deep technical expertise in heavy lifting and adheres to international safety protocols, backed by ISO certifications and a dedicated QHSE team. This focus on safety is a key differentiator, especially in critical sectors.</w:t>
+        <w:t xml:space="preserve"> The company possesses deep technical expertise in heavy lifting and adheres to stringent global QHSE (Quality, Health, Safety, and Environment) standards, evidenced by its ISO certifications and a sustained focus on safety, which is a critical differentiator in the industry.</w:t>
       </w:r>
     </w:p>
     <w:p>
@@ -6172,7 +7997,7 @@
           <w:color w:val="333333"/>
           <w:sz w:val="20"/>
         </w:rPr>
-        <w:t>Long-Standing Client Relationships:</w:t>
+        <w:t>Strong Customer Relationships:</w:t>
       </w:r>
       <w:r>
         <w:rPr>
@@ -6180,7 +8005,7 @@
           <w:color w:val="333333"/>
           <w:sz w:val="20"/>
         </w:rPr>
-        <w:t xml:space="preserve"> SML has built strong relationships with marquee clients across various industries, leading to repeat business and a stable order book.</w:t>
+        <w:t xml:space="preserve"> SML has built long-standing relationships with marquee clients across various sectors, including major infrastructure, energy, and industrial players, leading to repeat business and predictable revenue streams.</w:t>
       </w:r>
     </w:p>
     <w:p>
@@ -6203,7 +8028,7 @@
           <w:color w:val="333333"/>
           <w:sz w:val="20"/>
         </w:rPr>
-        <w:t>Diversified Business Verticals:</w:t>
+        <w:t>In-house Logistics:</w:t>
       </w:r>
       <w:r>
         <w:rPr>
@@ -6211,7 +8036,7 @@
           <w:color w:val="333333"/>
           <w:sz w:val="20"/>
         </w:rPr>
-        <w:t xml:space="preserve"> The expansion into Wind EPC and international markets diversifies revenue streams and reduces reliance on any single segment or geography.</w:t>
+        <w:t xml:space="preserve"> Owning its trailer and axle lines eliminates third-party dependencies and bottlenecks, ensuring greater control over equipment deployment and logistics.</w:t>
       </w:r>
     </w:p>
     <w:p>
@@ -6234,7 +8059,7 @@
           <w:color w:val="333333"/>
           <w:sz w:val="20"/>
         </w:rPr>
-        <w:t>Experienced Management Team:</w:t>
+        <w:t>International Expansion Strategy:</w:t>
       </w:r>
       <w:r>
         <w:rPr>
@@ -6242,7 +8067,7 @@
           <w:color w:val="333333"/>
           <w:sz w:val="20"/>
         </w:rPr>
-        <w:t xml:space="preserve"> The company has a seasoned management team with extensive experience in the crane rental and infrastructure sectors, complemented by recent strategic hires in key leadership positions.</w:t>
+        <w:t xml:space="preserve"> The strategic entry into Saudi Arabia and other GCC markets, coupled with expansion into Africa, diversifies geographical risk and taps into high-growth markets with significant infrastructure development.</w:t>
       </w:r>
     </w:p>
     <w:p>
@@ -6265,7 +8090,7 @@
           <w:color w:val="333333"/>
           <w:sz w:val="20"/>
         </w:rPr>
-        <w:t>"Elevate 2030" Strategy:</w:t>
+        <w:t>Fleet Modernization:</w:t>
       </w:r>
       <w:r>
         <w:rPr>
@@ -6273,7 +8098,7 @@
           <w:color w:val="333333"/>
           <w:sz w:val="20"/>
         </w:rPr>
-        <w:t xml:space="preserve"> The company's forward-looking strategy focuses on scalable digital frameworks, global expansion, product diversification, and financial discipline, positioning it for sustained growth.</w:t>
+        <w:t xml:space="preserve"> Continuous investment in a modern, technologically advanced fleet ensures compliance with evolving industry standards and enhances operational efficiency and safety.</w:t>
       </w:r>
     </w:p>
     <w:p>
@@ -6317,7 +8142,7 @@
           <w:color w:val="333333"/>
           <w:sz w:val="20"/>
         </w:rPr>
-        <w:t xml:space="preserve"> Expanding into international markets like Saudi Arabia and Botswana involves inherent execution risks related to adapting to local regulations, operational challenges, and managing a geographically dispersed workforce.</w:t>
+        <w:t xml:space="preserve"> Expanding into new international markets like Saudi Arabia and Botswana carries execution risks related to adapting to local regulations, cultural nuances, and operational challenges, which could impact profitability and timelines.</w:t>
       </w:r>
     </w:p>
     <w:p>
@@ -6348,7 +8173,7 @@
           <w:color w:val="333333"/>
           <w:sz w:val="20"/>
         </w:rPr>
-        <w:t xml:space="preserve"> While diversified, significant revenue still relies on large infrastructure and industrial projects, making the company susceptible to project delays or cancellations.</w:t>
+        <w:t xml:space="preserve"> While diversified across sectors, a significant portion of revenue is derived from large infrastructure and renewable energy projects, making the company susceptible to project delays or cancellations.</w:t>
       </w:r>
     </w:p>
     <w:p>
@@ -6371,7 +8196,7 @@
           <w:color w:val="333333"/>
           <w:sz w:val="20"/>
         </w:rPr>
-        <w:t>Margin Pressure in EPC:</w:t>
+        <w:t>Margin Pressure from Competition:</w:t>
       </w:r>
       <w:r>
         <w:rPr>
@@ -6379,7 +8204,7 @@
           <w:color w:val="333333"/>
           <w:sz w:val="20"/>
         </w:rPr>
-        <w:t xml:space="preserve"> The Wind EPC segment, while growing, operates with lower EBITDA margins (10-12%) compared to the core crane rental business (50%+), which can impact overall blended profitability.</w:t>
+        <w:t xml:space="preserve"> The crane rental industry is competitive, and while SML has scale advantages, intense competition can lead to pricing pressures, impacting EBITDA margins, particularly in the crane rental segment.</w:t>
       </w:r>
     </w:p>
     <w:p>
@@ -6410,7 +8235,7 @@
           <w:color w:val="333333"/>
           <w:sz w:val="20"/>
         </w:rPr>
-        <w:t xml:space="preserve"> The crane rental and EPC businesses can be working capital intensive, with receivables management being crucial. While DSO has improved, it remains a key area to monitor.</w:t>
+        <w:t xml:space="preserve"> The business model is inherently working capital intensive due to the high value of assets and the nature of project-based revenue recognition, which can lead to fluctuations in working capital metrics.</w:t>
       </w:r>
     </w:p>
     <w:p>
@@ -6433,7 +8258,7 @@
           <w:color w:val="333333"/>
           <w:sz w:val="20"/>
         </w:rPr>
-        <w:t>Competition:</w:t>
+        <w:t>Governance Concerns:</w:t>
       </w:r>
       <w:r>
         <w:rPr>
@@ -6441,38 +8266,7 @@
           <w:color w:val="333333"/>
           <w:sz w:val="20"/>
         </w:rPr>
-        <w:t xml:space="preserve"> The crane rental market, especially for certain segments, can be competitive, potentially impacting pricing power and yields.</w:t>
-      </w:r>
-    </w:p>
-    <w:p>
-      <w:pPr>
-        <w:pStyle w:val="ListBullet"/>
-        <w:spacing w:after="80"/>
-      </w:pPr>
-      <w:r>
-        <w:rPr>
-          <w:rFonts w:ascii="Calibri" w:hAnsi="Calibri"/>
-          <w:color w:val="333333"/>
-          <w:sz w:val="20"/>
-        </w:rPr>
-        <w:t xml:space="preserve">  </w:t>
-      </w:r>
-      <w:r>
-        <w:rPr>
-          <w:rFonts w:ascii="Calibri" w:hAnsi="Calibri"/>
-          <w:b/>
-          <w:color w:val="333333"/>
-          <w:sz w:val="20"/>
-        </w:rPr>
-        <w:t>Capex Intensity:</w:t>
-      </w:r>
-      <w:r>
-        <w:rPr>
-          <w:rFonts w:ascii="Calibri" w:hAnsi="Calibri"/>
-          <w:color w:val="333333"/>
-          <w:sz w:val="20"/>
-        </w:rPr>
-        <w:t xml:space="preserve"> The business model is inherently capital-intensive, requiring continuous investment in fleet modernization and expansion, which can lead to higher depreciation and finance costs.</w:t>
+        <w:t xml:space="preserve"> While improving, some historical compliance lapses related to minute recording and website disclosures suggest a need for continued vigilance in governance practices.</w:t>
       </w:r>
     </w:p>
     <w:p>
@@ -6503,7 +8297,7 @@
           <w:color w:val="333333"/>
           <w:sz w:val="20"/>
         </w:rPr>
-        <w:t xml:space="preserve"> While the company has undergone a significant turnaround, managing the impact of past debt burdens and optimizing asset utilization remain ongoing priorities.</w:t>
+        <w:t xml:space="preserve"> The company has navigated periods of high debt and industry downturns in the past, and while significantly improved, managing leverage and asset utilization remains crucial.</w:t>
       </w:r>
     </w:p>
     <w:p>
@@ -6526,7 +8320,7 @@
           <w:color w:val="333333"/>
           <w:sz w:val="20"/>
         </w:rPr>
-        <w:t>Dependence on Infrastructure Spending:</w:t>
+        <w:t>Currency and Commodity Risks:</w:t>
       </w:r>
       <w:r>
         <w:rPr>
@@ -6534,7 +8328,38 @@
           <w:color w:val="333333"/>
           <w:sz w:val="20"/>
         </w:rPr>
-        <w:t xml:space="preserve"> The company's growth is closely tied to government spending on infrastructure and industrial capex, making it sensitive to macroeconomic cycles and policy changes.</w:t>
+        <w:t xml:space="preserve"> While not directly exposed to commodity price volatility, fluctuations in foreign exchange rates can impact the cost of imported equipment and overseas operations.</w:t>
+      </w:r>
+    </w:p>
+    <w:p>
+      <w:pPr>
+        <w:pStyle w:val="ListBullet"/>
+        <w:spacing w:after="80"/>
+      </w:pPr>
+      <w:r>
+        <w:rPr>
+          <w:rFonts w:ascii="Calibri" w:hAnsi="Calibri"/>
+          <w:color w:val="333333"/>
+          <w:sz w:val="20"/>
+        </w:rPr>
+        <w:t xml:space="preserve">  </w:t>
+      </w:r>
+      <w:r>
+        <w:rPr>
+          <w:rFonts w:ascii="Calibri" w:hAnsi="Calibri"/>
+          <w:b/>
+          <w:color w:val="333333"/>
+          <w:sz w:val="20"/>
+        </w:rPr>
+        <w:t>Dependence on Government Spending:</w:t>
+      </w:r>
+      <w:r>
+        <w:rPr>
+          <w:rFonts w:ascii="Calibri" w:hAnsi="Calibri"/>
+          <w:color w:val="333333"/>
+          <w:sz w:val="20"/>
+        </w:rPr>
+        <w:t xml:space="preserve"> A significant portion of demand is linked to government infrastructure spending, making the company sensitive to changes in government policies and budget allocations.</w:t>
       </w:r>
     </w:p>
     <w:p>
@@ -6686,7 +8511,7 @@
                 <w:b/>
                 <w:sz w:val="18"/>
               </w:rPr>
-              <w:t>**Total Revenue**</w:t>
+              <w:t>Crane Rental (India)</w:t>
             </w:r>
           </w:p>
         </w:tc>
@@ -6703,7 +8528,7 @@
                 <w:rFonts w:ascii="Calibri" w:hAnsi="Calibri"/>
                 <w:sz w:val="18"/>
               </w:rPr>
-              <w:t>₹719 Cr (9M FY26)</w:t>
+              <w:t>₹515 Cr (FY25)</w:t>
             </w:r>
           </w:p>
         </w:tc>
@@ -6720,7 +8545,7 @@
                 <w:rFonts w:ascii="Calibri" w:hAnsi="Calibri"/>
                 <w:sz w:val="18"/>
               </w:rPr>
-              <w:t>₹1,800 Cr</w:t>
+              <w:t>₹700-800 Cr</w:t>
             </w:r>
           </w:p>
         </w:tc>
@@ -6737,7 +8562,7 @@
                 <w:rFonts w:ascii="Calibri" w:hAnsi="Calibri"/>
                 <w:sz w:val="18"/>
               </w:rPr>
-              <w:t>~25-30% (FY25-FY28)</w:t>
+              <w:t>~10-15%</w:t>
             </w:r>
           </w:p>
         </w:tc>
@@ -6758,7 +8583,7 @@
                 <w:b/>
                 <w:sz w:val="18"/>
               </w:rPr>
-              <w:t>**Crane Rental (India)**</w:t>
+              <w:t>Crane Rental (KSA)</w:t>
             </w:r>
           </w:p>
         </w:tc>
@@ -6776,7 +8601,7 @@
                 <w:rFonts w:ascii="Calibri" w:hAnsi="Calibri"/>
                 <w:sz w:val="18"/>
               </w:rPr>
-              <w:t>~68% of total revenue</w:t>
+              <w:t>₹9.10 Cr (9M FY26)</w:t>
             </w:r>
           </w:p>
         </w:tc>
@@ -6794,7 +8619,7 @@
                 <w:rFonts w:ascii="Calibri" w:hAnsi="Calibri"/>
                 <w:sz w:val="18"/>
               </w:rPr>
-              <w:t>Maintain leadership, focus on value-added services</w:t>
+              <w:t>₹300-400 Cr</w:t>
             </w:r>
           </w:p>
         </w:tc>
@@ -6812,7 +8637,7 @@
                 <w:rFonts w:ascii="Calibri" w:hAnsi="Calibri"/>
                 <w:sz w:val="18"/>
               </w:rPr>
-              <w:t>~10-15% growth</w:t>
+              <w:t>~100%+</w:t>
             </w:r>
           </w:p>
         </w:tc>
@@ -6832,7 +8657,7 @@
                 <w:b/>
                 <w:sz w:val="18"/>
               </w:rPr>
-              <w:t>**Wind Energy EPC (SFRPL)**</w:t>
+              <w:t>Wind EPC (SFRL)</w:t>
             </w:r>
           </w:p>
         </w:tc>
@@ -6849,7 +8674,7 @@
                 <w:rFonts w:ascii="Calibri" w:hAnsi="Calibri"/>
                 <w:sz w:val="18"/>
               </w:rPr>
-              <w:t>~26.7% of total revenue</w:t>
+              <w:t>₹228.94 Cr (FY25)</w:t>
             </w:r>
           </w:p>
         </w:tc>
@@ -6866,7 +8691,7 @@
                 <w:rFonts w:ascii="Calibri" w:hAnsi="Calibri"/>
                 <w:sz w:val="18"/>
               </w:rPr>
-              <w:t>Scale to higher order value plays, become a complete renewable platform</w:t>
+              <w:t>₹500-600 Cr</w:t>
             </w:r>
           </w:p>
         </w:tc>
@@ -6883,7 +8708,7 @@
                 <w:rFonts w:ascii="Calibri" w:hAnsi="Calibri"/>
                 <w:sz w:val="18"/>
               </w:rPr>
-              <w:t>~2x growth</w:t>
+              <w:t>~25-30%</w:t>
             </w:r>
           </w:p>
         </w:tc>
@@ -6904,7 +8729,7 @@
                 <w:b/>
                 <w:sz w:val="18"/>
               </w:rPr>
-              <w:t>**International Expansion (SMME - KSA)**</w:t>
+              <w:t>Project EPC</w:t>
             </w:r>
           </w:p>
         </w:tc>
@@ -6922,7 +8747,7 @@
                 <w:rFonts w:ascii="Calibri" w:hAnsi="Calibri"/>
                 <w:sz w:val="18"/>
               </w:rPr>
-              <w:t>Initial phase, revenue recognition starting</w:t>
+              <w:t>₹37.79 Cr (FY25)</w:t>
             </w:r>
           </w:p>
         </w:tc>
@@ -6940,7 +8765,7 @@
                 <w:rFonts w:ascii="Calibri" w:hAnsi="Calibri"/>
                 <w:sz w:val="18"/>
               </w:rPr>
-              <w:t>Top 5 player in GCC region, parallel to India operations</w:t>
+              <w:t>₹100-150 Cr</w:t>
             </w:r>
           </w:p>
         </w:tc>
@@ -6958,7 +8783,7 @@
                 <w:rFonts w:ascii="Calibri" w:hAnsi="Calibri"/>
                 <w:sz w:val="18"/>
               </w:rPr>
-              <w:t>Significant growth, targeting higher yields</w:t>
+              <w:t>~25-30%</w:t>
             </w:r>
           </w:p>
         </w:tc>
@@ -6978,7 +8803,7 @@
                 <w:b/>
                 <w:sz w:val="18"/>
               </w:rPr>
-              <w:t>**Logistics (SLPL)**</w:t>
+              <w:t>**Total Revenue**</w:t>
             </w:r>
           </w:p>
         </w:tc>
@@ -6995,7 +8820,7 @@
                 <w:rFonts w:ascii="Calibri" w:hAnsi="Calibri"/>
                 <w:sz w:val="18"/>
               </w:rPr>
-              <w:t>Ancillary to core businesses</w:t>
+              <w:t>**₹823 Cr (FY25)**</w:t>
             </w:r>
           </w:p>
         </w:tc>
@@ -7012,7 +8837,7 @@
                 <w:rFonts w:ascii="Calibri" w:hAnsi="Calibri"/>
                 <w:sz w:val="18"/>
               </w:rPr>
-              <w:t>Expand service offerings</w:t>
+              <w:t>**₹1,800 Cr (FY28)**</w:t>
             </w:r>
           </w:p>
         </w:tc>
@@ -7029,7 +8854,7 @@
                 <w:rFonts w:ascii="Calibri" w:hAnsi="Calibri"/>
                 <w:sz w:val="18"/>
               </w:rPr>
-              <w:t>Growth aligned with core segments</w:t>
+              <w:t>**~25-30%**</w:t>
             </w:r>
           </w:p>
         </w:tc>
@@ -7046,7 +8871,7 @@
           <w:color w:val="1F5F8B"/>
           <w:sz w:val="26"/>
         </w:rPr>
-        <w:t>6.2 Crane Rental Growth (India)</w:t>
+        <w:t>6.2 Crane Rental Business (India)</w:t>
       </w:r>
     </w:p>
     <w:p>
@@ -7059,7 +8884,7 @@
           <w:color w:val="333333"/>
           <w:sz w:val="20"/>
         </w:rPr>
-        <w:t>The strategy for the Indian crane rental business is to reinforce leadership by focusing on customer obsession, value-added products and services, and maintaining healthy EBITDA margins. SML plans to achieve this through continuous fleet reinvestment, particularly in high-capacity cranes to meet the demand from renewables and infrastructure projects. The company aims to outpace industry growth of 14% with a targeted CAGR of 25-30% for the crane rental segment. This growth will be driven by strong demand from India's infrastructure build-out and the renewables sector.</w:t>
+        <w:t>The strategy for the Indian crane rental business focuses on re-accelerating growth through capital-efficient scale-up. SML aims to retain its leadership position by focusing on customer obsession, offering value-added products and services, and maintaining healthy EBITDA margins. This involves continued investment in high-capacity cranes to cater to large-lift demands from infrastructure and renewable projects, alongside optimizing fleet utilization and yield through its pan-India network. The company expects double-digit growth driven by ongoing infrastructure development and the renewable energy sector.</w:t>
       </w:r>
     </w:p>
     <w:p>
@@ -7085,7 +8910,7 @@
           <w:color w:val="333333"/>
           <w:sz w:val="20"/>
         </w:rPr>
-        <w:t>SML's international strategy is spearheaded by its subsidiary, Sanghvi Movers Middle East Limited (SMME), with Saudi Arabia as the primary launchpad for GCC expansion. The company aims to capitalize on the massive infrastructure development under Saudi Vision 2030, which includes giga-projects, stadium construction, and Expo 2030. SML plans to achieve a top-five market position in KSA within five years by leveraging its technical expertise, safety standards, and operational scale. The company also sees opportunities in other GCC countries and has expanded into Botswana, Africa, following key customers. This geographical diversification is expected to smooth out seasonal fluctuations and contribute meaningfully to overall profitability as scale builds.</w:t>
+        <w:t>SML's international strategy is centered on leveraging Saudi Arabia as a launchpad for global aspirations. The vision is to build a scalable, high-margin crane rental platform in KSA, with a clear pathway to GCC leadership. The company aims to capitalize on the significant infrastructure development driven by Saudi Vision 2030, targeting a top-five market position in the region within five years. The recent award of a USD 4.3 million order in Botswana signifies the initial steps towards expanding into other African markets, following customer relationships. This expansion is expected to contribute meaningfully to revenue and profitability as scale builds through FY26 and FY27.</w:t>
       </w:r>
     </w:p>
     <w:p>
@@ -7111,7 +8936,7 @@
           <w:color w:val="333333"/>
           <w:sz w:val="20"/>
         </w:rPr>
-        <w:t>Through Sangreen Future Renewables Private Limited (SFRPL), SML aims to become a complete renewable platform, aspiring for leadership in the wind EPC segment. The strategy involves shifting the product mix towards higher-value plays and expanding its service offerings beyond crane rentals to include turnkey solutions from conceptualization to commissioning. The company has a strong track record in wind energy projects and benefits from structural tailwinds in India's renewable energy sector. The target EBITDA margin for this segment is 10-12%, which, while lower than crane rentals, offers a stable and recurring revenue stream.</w:t>
+        <w:t>The strategy for the renewable energy EPC business, operated by Sangreen Future Renewables Private Limited, is to aspire to be a complete renewable platform. The focus is on achieving leadership in the wind EPC segment while pivoting to higher-order value plays in wind, hybrid, and other renewable energy sectors. This involves offering concept-to-commissioning services, scaling the operating model, and upskilling project management capabilities. The company has secured significant orders worth ₹428.72 Crores, which will commence from Q3 FY25-26 and are to be completed by Q1 FY27-28, providing strong revenue visibility for this segment.</w:t>
       </w:r>
     </w:p>
     <w:p>
@@ -7124,7 +8949,7 @@
           <w:color w:val="1F5F8B"/>
           <w:sz w:val="26"/>
         </w:rPr>
-        <w:t>6.5 Product Portfolio Diversification</w:t>
+        <w:t>6.5 Logistics Services</w:t>
       </w:r>
     </w:p>
     <w:p>
@@ -7137,7 +8962,7 @@
           <w:color w:val="333333"/>
           <w:sz w:val="20"/>
         </w:rPr>
-        <w:t>SML is actively looking beyond traditional crane rental services to add adjacent products and services that cater to evolving customer needs and leverage its existing customer relationships. This includes exploring opportunities in areas like specialized equipment rentals and integrated engineering solutions. The company's "Elevate 2030" framework explicitly mentions product portfolio diversification as a key pillar, indicating a strategic intent to broaden its service offerings and capture more value across the project lifecycle.</w:t>
+        <w:t>Sangreen Logistics Private Limited aims to provide end-to-end logistics solutions for wind energy assets and other heavy machinery across India. Building on SML's legacy of specialized heavy equipment transportation, the company leverages its robust capabilities in moving complex, oversized, and high-value equipment. This vertical complements the crane rental and EPC businesses by ensuring efficient and reliable movement of critical components, thereby enhancing the overall value proposition to clients.</w:t>
       </w:r>
     </w:p>
     <w:p>
@@ -7158,1449 +8983,6 @@
         <w:spacing w:before="0" w:after="120"/>
       </w:pPr>
     </w:p>
-    <w:tbl>
-      <w:tblPr>
-        <w:tblW w:type="auto" w:w="0"/>
-        <w:jc w:val="center"/>
-        <w:tblLayout w:type="autofit"/>
-        <w:tblLook w:firstColumn="1" w:firstRow="1" w:lastColumn="0" w:lastRow="0" w:noHBand="0" w:noVBand="1" w:val="04A0"/>
-        <w:tblBorders>
-          <w:top w:val="single" w:sz="4" w:space="0" w:color="CCCCCC"/>
-          <w:left w:val="single" w:sz="4" w:space="0" w:color="CCCCCC"/>
-          <w:bottom w:val="single" w:sz="4" w:space="0" w:color="CCCCCC"/>
-          <w:right w:val="single" w:sz="4" w:space="0" w:color="CCCCCC"/>
-          <w:insideH w:val="single" w:sz="4" w:space="0" w:color="CCCCCC"/>
-          <w:insideV w:val="single" w:sz="4" w:space="0" w:color="CCCCCC"/>
-        </w:tblBorders>
-      </w:tblPr>
-      <w:tblGrid>
-        <w:gridCol w:w="1440"/>
-        <w:gridCol w:w="1440"/>
-        <w:gridCol w:w="1440"/>
-        <w:gridCol w:w="1440"/>
-        <w:gridCol w:w="1440"/>
-        <w:gridCol w:w="1440"/>
-      </w:tblGrid>
-      <w:tr>
-        <w:tc>
-          <w:tcPr>
-            <w:tcW w:type="dxa" w:w="1440"/>
-            <w:shd w:fill="1F5F8B"/>
-          </w:tcPr>
-          <w:p>
-            <w:pPr>
-              <w:spacing w:before="40" w:after="40"/>
-            </w:pPr>
-            <w:r>
-              <w:rPr>
-                <w:rFonts w:ascii="Calibri" w:hAnsi="Calibri"/>
-                <w:b/>
-                <w:color w:val="FFFFFF"/>
-                <w:sz w:val="18"/>
-              </w:rPr>
-              <w:t>Particulars</w:t>
-            </w:r>
-          </w:p>
-        </w:tc>
-        <w:tc>
-          <w:tcPr>
-            <w:tcW w:type="dxa" w:w="1440"/>
-            <w:shd w:fill="1F5F8B"/>
-          </w:tcPr>
-          <w:p>
-            <w:pPr>
-              <w:spacing w:before="40" w:after="40"/>
-            </w:pPr>
-            <w:r>
-              <w:rPr>
-                <w:rFonts w:ascii="Calibri" w:hAnsi="Calibri"/>
-                <w:b/>
-                <w:color w:val="FFFFFF"/>
-                <w:sz w:val="18"/>
-              </w:rPr>
-              <w:t>FY25A</w:t>
-            </w:r>
-          </w:p>
-        </w:tc>
-        <w:tc>
-          <w:tcPr>
-            <w:tcW w:type="dxa" w:w="1440"/>
-            <w:shd w:fill="1F5F8B"/>
-          </w:tcPr>
-          <w:p>
-            <w:pPr>
-              <w:spacing w:before="40" w:after="40"/>
-            </w:pPr>
-            <w:r>
-              <w:rPr>
-                <w:rFonts w:ascii="Calibri" w:hAnsi="Calibri"/>
-                <w:b/>
-                <w:color w:val="FFFFFF"/>
-                <w:sz w:val="18"/>
-              </w:rPr>
-              <w:t>FY26E</w:t>
-            </w:r>
-          </w:p>
-        </w:tc>
-        <w:tc>
-          <w:tcPr>
-            <w:tcW w:type="dxa" w:w="1440"/>
-            <w:shd w:fill="1F5F8B"/>
-          </w:tcPr>
-          <w:p>
-            <w:pPr>
-              <w:spacing w:before="40" w:after="40"/>
-            </w:pPr>
-            <w:r>
-              <w:rPr>
-                <w:rFonts w:ascii="Calibri" w:hAnsi="Calibri"/>
-                <w:b/>
-                <w:color w:val="FFFFFF"/>
-                <w:sz w:val="18"/>
-              </w:rPr>
-              <w:t>FY27E</w:t>
-            </w:r>
-          </w:p>
-        </w:tc>
-        <w:tc>
-          <w:tcPr>
-            <w:tcW w:type="dxa" w:w="1440"/>
-            <w:shd w:fill="1F5F8B"/>
-          </w:tcPr>
-          <w:p>
-            <w:pPr>
-              <w:spacing w:before="40" w:after="40"/>
-            </w:pPr>
-            <w:r>
-              <w:rPr>
-                <w:rFonts w:ascii="Calibri" w:hAnsi="Calibri"/>
-                <w:b/>
-                <w:color w:val="FFFFFF"/>
-                <w:sz w:val="18"/>
-              </w:rPr>
-              <w:t>FY28E</w:t>
-            </w:r>
-          </w:p>
-        </w:tc>
-        <w:tc>
-          <w:tcPr>
-            <w:tcW w:type="dxa" w:w="1440"/>
-            <w:shd w:fill="1F5F8B"/>
-          </w:tcPr>
-          <w:p>
-            <w:pPr>
-              <w:spacing w:before="40" w:after="40"/>
-            </w:pPr>
-            <w:r>
-              <w:rPr>
-                <w:rFonts w:ascii="Calibri" w:hAnsi="Calibri"/>
-                <w:b/>
-                <w:color w:val="FFFFFF"/>
-                <w:sz w:val="18"/>
-              </w:rPr>
-              <w:t>FY29E</w:t>
-            </w:r>
-          </w:p>
-        </w:tc>
-      </w:tr>
-      <w:tr>
-        <w:tc>
-          <w:tcPr>
-            <w:tcW w:type="dxa" w:w="1440"/>
-          </w:tcPr>
-          <w:p>
-            <w:pPr>
-              <w:spacing w:before="40" w:after="40"/>
-            </w:pPr>
-            <w:r>
-              <w:rPr>
-                <w:rFonts w:ascii="Calibri" w:hAnsi="Calibri"/>
-                <w:b/>
-                <w:sz w:val="18"/>
-              </w:rPr>
-              <w:t>Revenue from Operations (₹ Cr)</w:t>
-            </w:r>
-          </w:p>
-        </w:tc>
-        <w:tc>
-          <w:tcPr>
-            <w:tcW w:type="dxa" w:w="1440"/>
-          </w:tcPr>
-          <w:p>
-            <w:pPr>
-              <w:spacing w:before="40" w:after="40"/>
-            </w:pPr>
-            <w:r>
-              <w:rPr>
-                <w:rFonts w:ascii="Calibri" w:hAnsi="Calibri"/>
-                <w:sz w:val="18"/>
-              </w:rPr>
-              <w:t>823</w:t>
-            </w:r>
-          </w:p>
-        </w:tc>
-        <w:tc>
-          <w:tcPr>
-            <w:tcW w:type="dxa" w:w="1440"/>
-          </w:tcPr>
-          <w:p>
-            <w:pPr>
-              <w:spacing w:before="40" w:after="40"/>
-            </w:pPr>
-            <w:r>
-              <w:rPr>
-                <w:rFonts w:ascii="Calibri" w:hAnsi="Calibri"/>
-                <w:sz w:val="18"/>
-              </w:rPr>
-              <w:t>1,000+</w:t>
-            </w:r>
-          </w:p>
-        </w:tc>
-        <w:tc>
-          <w:tcPr>
-            <w:tcW w:type="dxa" w:w="1440"/>
-          </w:tcPr>
-          <w:p>
-            <w:pPr>
-              <w:spacing w:before="40" w:after="40"/>
-            </w:pPr>
-            <w:r>
-              <w:rPr>
-                <w:rFonts w:ascii="Calibri" w:hAnsi="Calibri"/>
-                <w:sz w:val="18"/>
-              </w:rPr>
-              <w:t>1,300-1,500</w:t>
-            </w:r>
-          </w:p>
-        </w:tc>
-        <w:tc>
-          <w:tcPr>
-            <w:tcW w:type="dxa" w:w="1440"/>
-          </w:tcPr>
-          <w:p>
-            <w:pPr>
-              <w:spacing w:before="40" w:after="40"/>
-            </w:pPr>
-            <w:r>
-              <w:rPr>
-                <w:rFonts w:ascii="Calibri" w:hAnsi="Calibri"/>
-                <w:sz w:val="18"/>
-              </w:rPr>
-              <w:t>1,800</w:t>
-            </w:r>
-          </w:p>
-        </w:tc>
-        <w:tc>
-          <w:tcPr>
-            <w:tcW w:type="dxa" w:w="1440"/>
-          </w:tcPr>
-          <w:p>
-            <w:pPr>
-              <w:spacing w:before="40" w:after="40"/>
-            </w:pPr>
-            <w:r>
-              <w:rPr>
-                <w:rFonts w:ascii="Calibri" w:hAnsi="Calibri"/>
-                <w:sz w:val="18"/>
-              </w:rPr>
-              <w:t>2,000+</w:t>
-            </w:r>
-          </w:p>
-        </w:tc>
-      </w:tr>
-      <w:tr>
-        <w:tc>
-          <w:tcPr>
-            <w:tcW w:type="dxa" w:w="1440"/>
-            <w:shd w:fill="E8F0FE"/>
-          </w:tcPr>
-          <w:p>
-            <w:pPr>
-              <w:spacing w:before="40" w:after="40"/>
-            </w:pPr>
-            <w:r>
-              <w:rPr>
-                <w:rFonts w:ascii="Calibri" w:hAnsi="Calibri"/>
-                <w:b/>
-                <w:sz w:val="18"/>
-              </w:rPr>
-              <w:t>Revenue Growth (%)</w:t>
-            </w:r>
-          </w:p>
-        </w:tc>
-        <w:tc>
-          <w:tcPr>
-            <w:tcW w:type="dxa" w:w="1440"/>
-            <w:shd w:fill="E8F0FE"/>
-          </w:tcPr>
-          <w:p>
-            <w:pPr>
-              <w:spacing w:before="40" w:after="40"/>
-            </w:pPr>
-            <w:r>
-              <w:rPr>
-                <w:rFonts w:ascii="Calibri" w:hAnsi="Calibri"/>
-                <w:sz w:val="18"/>
-              </w:rPr>
-              <w:t>27%</w:t>
-            </w:r>
-          </w:p>
-        </w:tc>
-        <w:tc>
-          <w:tcPr>
-            <w:tcW w:type="dxa" w:w="1440"/>
-            <w:shd w:fill="E8F0FE"/>
-          </w:tcPr>
-          <w:p>
-            <w:pPr>
-              <w:spacing w:before="40" w:after="40"/>
-            </w:pPr>
-            <w:r>
-              <w:rPr>
-                <w:rFonts w:ascii="Calibri" w:hAnsi="Calibri"/>
-                <w:sz w:val="18"/>
-              </w:rPr>
-              <w:t>~20-25%</w:t>
-            </w:r>
-          </w:p>
-        </w:tc>
-        <w:tc>
-          <w:tcPr>
-            <w:tcW w:type="dxa" w:w="1440"/>
-            <w:shd w:fill="E8F0FE"/>
-          </w:tcPr>
-          <w:p>
-            <w:pPr>
-              <w:spacing w:before="40" w:after="40"/>
-            </w:pPr>
-            <w:r>
-              <w:rPr>
-                <w:rFonts w:ascii="Calibri" w:hAnsi="Calibri"/>
-                <w:sz w:val="18"/>
-              </w:rPr>
-              <w:t>~30-50%</w:t>
-            </w:r>
-          </w:p>
-        </w:tc>
-        <w:tc>
-          <w:tcPr>
-            <w:tcW w:type="dxa" w:w="1440"/>
-            <w:shd w:fill="E8F0FE"/>
-          </w:tcPr>
-          <w:p>
-            <w:pPr>
-              <w:spacing w:before="40" w:after="40"/>
-            </w:pPr>
-            <w:r>
-              <w:rPr>
-                <w:rFonts w:ascii="Calibri" w:hAnsi="Calibri"/>
-                <w:sz w:val="18"/>
-              </w:rPr>
-              <w:t>~20-25%</w:t>
-            </w:r>
-          </w:p>
-        </w:tc>
-        <w:tc>
-          <w:tcPr>
-            <w:tcW w:type="dxa" w:w="1440"/>
-            <w:shd w:fill="E8F0FE"/>
-          </w:tcPr>
-          <w:p>
-            <w:pPr>
-              <w:spacing w:before="40" w:after="40"/>
-            </w:pPr>
-            <w:r>
-              <w:rPr>
-                <w:rFonts w:ascii="Calibri" w:hAnsi="Calibri"/>
-                <w:sz w:val="18"/>
-              </w:rPr>
-              <w:t>~10-15%</w:t>
-            </w:r>
-          </w:p>
-        </w:tc>
-      </w:tr>
-      <w:tr>
-        <w:tc>
-          <w:tcPr>
-            <w:tcW w:type="dxa" w:w="1440"/>
-          </w:tcPr>
-          <w:p>
-            <w:pPr>
-              <w:spacing w:before="40" w:after="40"/>
-            </w:pPr>
-            <w:r>
-              <w:rPr>
-                <w:rFonts w:ascii="Calibri" w:hAnsi="Calibri"/>
-                <w:b/>
-                <w:sz w:val="18"/>
-              </w:rPr>
-              <w:t>Gross Profit (₹ Cr)</w:t>
-            </w:r>
-          </w:p>
-        </w:tc>
-        <w:tc>
-          <w:tcPr>
-            <w:tcW w:type="dxa" w:w="1440"/>
-          </w:tcPr>
-          <w:p>
-            <w:pPr>
-              <w:spacing w:before="40" w:after="40"/>
-            </w:pPr>
-            <w:r>
-              <w:rPr>
-                <w:rFonts w:ascii="Calibri" w:hAnsi="Calibri"/>
-                <w:sz w:val="18"/>
-              </w:rPr>
-              <w:t>452</w:t>
-            </w:r>
-          </w:p>
-        </w:tc>
-        <w:tc>
-          <w:tcPr>
-            <w:tcW w:type="dxa" w:w="1440"/>
-          </w:tcPr>
-          <w:p>
-            <w:pPr>
-              <w:spacing w:before="40" w:after="40"/>
-            </w:pPr>
-            <w:r>
-              <w:rPr>
-                <w:rFonts w:ascii="Calibri" w:hAnsi="Calibri"/>
-                <w:sz w:val="18"/>
-              </w:rPr>
-              <w:t>550-600</w:t>
-            </w:r>
-          </w:p>
-        </w:tc>
-        <w:tc>
-          <w:tcPr>
-            <w:tcW w:type="dxa" w:w="1440"/>
-          </w:tcPr>
-          <w:p>
-            <w:pPr>
-              <w:spacing w:before="40" w:after="40"/>
-            </w:pPr>
-            <w:r>
-              <w:rPr>
-                <w:rFonts w:ascii="Calibri" w:hAnsi="Calibri"/>
-                <w:sz w:val="18"/>
-              </w:rPr>
-              <w:t>750-850</w:t>
-            </w:r>
-          </w:p>
-        </w:tc>
-        <w:tc>
-          <w:tcPr>
-            <w:tcW w:type="dxa" w:w="1440"/>
-          </w:tcPr>
-          <w:p>
-            <w:pPr>
-              <w:spacing w:before="40" w:after="40"/>
-            </w:pPr>
-            <w:r>
-              <w:rPr>
-                <w:rFonts w:ascii="Calibri" w:hAnsi="Calibri"/>
-                <w:sz w:val="18"/>
-              </w:rPr>
-              <w:t>1,000-1,100</w:t>
-            </w:r>
-          </w:p>
-        </w:tc>
-        <w:tc>
-          <w:tcPr>
-            <w:tcW w:type="dxa" w:w="1440"/>
-          </w:tcPr>
-          <w:p>
-            <w:pPr>
-              <w:spacing w:before="40" w:after="40"/>
-            </w:pPr>
-            <w:r>
-              <w:rPr>
-                <w:rFonts w:ascii="Calibri" w:hAnsi="Calibri"/>
-                <w:sz w:val="18"/>
-              </w:rPr>
-              <w:t>1,150-1,250</w:t>
-            </w:r>
-          </w:p>
-        </w:tc>
-      </w:tr>
-      <w:tr>
-        <w:tc>
-          <w:tcPr>
-            <w:tcW w:type="dxa" w:w="1440"/>
-            <w:shd w:fill="E8F0FE"/>
-          </w:tcPr>
-          <w:p>
-            <w:pPr>
-              <w:spacing w:before="40" w:after="40"/>
-            </w:pPr>
-            <w:r>
-              <w:rPr>
-                <w:rFonts w:ascii="Calibri" w:hAnsi="Calibri"/>
-                <w:b/>
-                <w:sz w:val="18"/>
-              </w:rPr>
-              <w:t>Gross Margin (%)</w:t>
-            </w:r>
-          </w:p>
-        </w:tc>
-        <w:tc>
-          <w:tcPr>
-            <w:tcW w:type="dxa" w:w="1440"/>
-            <w:shd w:fill="E8F0FE"/>
-          </w:tcPr>
-          <w:p>
-            <w:pPr>
-              <w:spacing w:before="40" w:after="40"/>
-            </w:pPr>
-            <w:r>
-              <w:rPr>
-                <w:rFonts w:ascii="Calibri" w:hAnsi="Calibri"/>
-                <w:sz w:val="18"/>
-              </w:rPr>
-              <w:t>55%</w:t>
-            </w:r>
-          </w:p>
-        </w:tc>
-        <w:tc>
-          <w:tcPr>
-            <w:tcW w:type="dxa" w:w="1440"/>
-            <w:shd w:fill="E8F0FE"/>
-          </w:tcPr>
-          <w:p>
-            <w:pPr>
-              <w:spacing w:before="40" w:after="40"/>
-            </w:pPr>
-            <w:r>
-              <w:rPr>
-                <w:rFonts w:ascii="Calibri" w:hAnsi="Calibri"/>
-                <w:sz w:val="18"/>
-              </w:rPr>
-              <w:t>55-60%</w:t>
-            </w:r>
-          </w:p>
-        </w:tc>
-        <w:tc>
-          <w:tcPr>
-            <w:tcW w:type="dxa" w:w="1440"/>
-            <w:shd w:fill="E8F0FE"/>
-          </w:tcPr>
-          <w:p>
-            <w:pPr>
-              <w:spacing w:before="40" w:after="40"/>
-            </w:pPr>
-            <w:r>
-              <w:rPr>
-                <w:rFonts w:ascii="Calibri" w:hAnsi="Calibri"/>
-                <w:sz w:val="18"/>
-              </w:rPr>
-              <w:t>57-60%</w:t>
-            </w:r>
-          </w:p>
-        </w:tc>
-        <w:tc>
-          <w:tcPr>
-            <w:tcW w:type="dxa" w:w="1440"/>
-            <w:shd w:fill="E8F0FE"/>
-          </w:tcPr>
-          <w:p>
-            <w:pPr>
-              <w:spacing w:before="40" w:after="40"/>
-            </w:pPr>
-            <w:r>
-              <w:rPr>
-                <w:rFonts w:ascii="Calibri" w:hAnsi="Calibri"/>
-                <w:sz w:val="18"/>
-              </w:rPr>
-              <w:t>55-60%</w:t>
-            </w:r>
-          </w:p>
-        </w:tc>
-        <w:tc>
-          <w:tcPr>
-            <w:tcW w:type="dxa" w:w="1440"/>
-            <w:shd w:fill="E8F0FE"/>
-          </w:tcPr>
-          <w:p>
-            <w:pPr>
-              <w:spacing w:before="40" w:after="40"/>
-            </w:pPr>
-            <w:r>
-              <w:rPr>
-                <w:rFonts w:ascii="Calibri" w:hAnsi="Calibri"/>
-                <w:sz w:val="18"/>
-              </w:rPr>
-              <w:t>55-60%</w:t>
-            </w:r>
-          </w:p>
-        </w:tc>
-      </w:tr>
-      <w:tr>
-        <w:tc>
-          <w:tcPr>
-            <w:tcW w:type="dxa" w:w="1440"/>
-          </w:tcPr>
-          <w:p>
-            <w:pPr>
-              <w:spacing w:before="40" w:after="40"/>
-            </w:pPr>
-            <w:r>
-              <w:rPr>
-                <w:rFonts w:ascii="Calibri" w:hAnsi="Calibri"/>
-                <w:b/>
-                <w:sz w:val="18"/>
-              </w:rPr>
-              <w:t>EBITDA (Operating) (₹ Cr)</w:t>
-            </w:r>
-          </w:p>
-        </w:tc>
-        <w:tc>
-          <w:tcPr>
-            <w:tcW w:type="dxa" w:w="1440"/>
-          </w:tcPr>
-          <w:p>
-            <w:pPr>
-              <w:spacing w:before="40" w:after="40"/>
-            </w:pPr>
-            <w:r>
-              <w:rPr>
-                <w:rFonts w:ascii="Calibri" w:hAnsi="Calibri"/>
-                <w:sz w:val="18"/>
-              </w:rPr>
-              <w:t>371</w:t>
-            </w:r>
-          </w:p>
-        </w:tc>
-        <w:tc>
-          <w:tcPr>
-            <w:tcW w:type="dxa" w:w="1440"/>
-          </w:tcPr>
-          <w:p>
-            <w:pPr>
-              <w:spacing w:before="40" w:after="40"/>
-            </w:pPr>
-            <w:r>
-              <w:rPr>
-                <w:rFonts w:ascii="Calibri" w:hAnsi="Calibri"/>
-                <w:sz w:val="18"/>
-              </w:rPr>
-              <w:t>450-500</w:t>
-            </w:r>
-          </w:p>
-        </w:tc>
-        <w:tc>
-          <w:tcPr>
-            <w:tcW w:type="dxa" w:w="1440"/>
-          </w:tcPr>
-          <w:p>
-            <w:pPr>
-              <w:spacing w:before="40" w:after="40"/>
-            </w:pPr>
-            <w:r>
-              <w:rPr>
-                <w:rFonts w:ascii="Calibri" w:hAnsi="Calibri"/>
-                <w:sz w:val="18"/>
-              </w:rPr>
-              <w:t>650-750</w:t>
-            </w:r>
-          </w:p>
-        </w:tc>
-        <w:tc>
-          <w:tcPr>
-            <w:tcW w:type="dxa" w:w="1440"/>
-          </w:tcPr>
-          <w:p>
-            <w:pPr>
-              <w:spacing w:before="40" w:after="40"/>
-            </w:pPr>
-            <w:r>
-              <w:rPr>
-                <w:rFonts w:ascii="Calibri" w:hAnsi="Calibri"/>
-                <w:sz w:val="18"/>
-              </w:rPr>
-              <w:t>850-950</w:t>
-            </w:r>
-          </w:p>
-        </w:tc>
-        <w:tc>
-          <w:tcPr>
-            <w:tcW w:type="dxa" w:w="1440"/>
-          </w:tcPr>
-          <w:p>
-            <w:pPr>
-              <w:spacing w:before="40" w:after="40"/>
-            </w:pPr>
-            <w:r>
-              <w:rPr>
-                <w:rFonts w:ascii="Calibri" w:hAnsi="Calibri"/>
-                <w:sz w:val="18"/>
-              </w:rPr>
-              <w:t>950-1,050</w:t>
-            </w:r>
-          </w:p>
-        </w:tc>
-      </w:tr>
-      <w:tr>
-        <w:tc>
-          <w:tcPr>
-            <w:tcW w:type="dxa" w:w="1440"/>
-            <w:shd w:fill="E8F0FE"/>
-          </w:tcPr>
-          <w:p>
-            <w:pPr>
-              <w:spacing w:before="40" w:after="40"/>
-            </w:pPr>
-            <w:r>
-              <w:rPr>
-                <w:rFonts w:ascii="Calibri" w:hAnsi="Calibri"/>
-                <w:b/>
-                <w:sz w:val="18"/>
-              </w:rPr>
-              <w:t>EBITDA Margin (%)</w:t>
-            </w:r>
-          </w:p>
-        </w:tc>
-        <w:tc>
-          <w:tcPr>
-            <w:tcW w:type="dxa" w:w="1440"/>
-            <w:shd w:fill="E8F0FE"/>
-          </w:tcPr>
-          <w:p>
-            <w:pPr>
-              <w:spacing w:before="40" w:after="40"/>
-            </w:pPr>
-            <w:r>
-              <w:rPr>
-                <w:rFonts w:ascii="Calibri" w:hAnsi="Calibri"/>
-                <w:sz w:val="18"/>
-              </w:rPr>
-              <w:t>45%</w:t>
-            </w:r>
-          </w:p>
-        </w:tc>
-        <w:tc>
-          <w:tcPr>
-            <w:tcW w:type="dxa" w:w="1440"/>
-            <w:shd w:fill="E8F0FE"/>
-          </w:tcPr>
-          <w:p>
-            <w:pPr>
-              <w:spacing w:before="40" w:after="40"/>
-            </w:pPr>
-            <w:r>
-              <w:rPr>
-                <w:rFonts w:ascii="Calibri" w:hAnsi="Calibri"/>
-                <w:sz w:val="18"/>
-              </w:rPr>
-              <w:t>45-50%</w:t>
-            </w:r>
-          </w:p>
-        </w:tc>
-        <w:tc>
-          <w:tcPr>
-            <w:tcW w:type="dxa" w:w="1440"/>
-            <w:shd w:fill="E8F0FE"/>
-          </w:tcPr>
-          <w:p>
-            <w:pPr>
-              <w:spacing w:before="40" w:after="40"/>
-            </w:pPr>
-            <w:r>
-              <w:rPr>
-                <w:rFonts w:ascii="Calibri" w:hAnsi="Calibri"/>
-                <w:sz w:val="18"/>
-              </w:rPr>
-              <w:t>48-52%</w:t>
-            </w:r>
-          </w:p>
-        </w:tc>
-        <w:tc>
-          <w:tcPr>
-            <w:tcW w:type="dxa" w:w="1440"/>
-            <w:shd w:fill="E8F0FE"/>
-          </w:tcPr>
-          <w:p>
-            <w:pPr>
-              <w:spacing w:before="40" w:after="40"/>
-            </w:pPr>
-            <w:r>
-              <w:rPr>
-                <w:rFonts w:ascii="Calibri" w:hAnsi="Calibri"/>
-                <w:sz w:val="18"/>
-              </w:rPr>
-              <w:t>50-55%</w:t>
-            </w:r>
-          </w:p>
-        </w:tc>
-        <w:tc>
-          <w:tcPr>
-            <w:tcW w:type="dxa" w:w="1440"/>
-            <w:shd w:fill="E8F0FE"/>
-          </w:tcPr>
-          <w:p>
-            <w:pPr>
-              <w:spacing w:before="40" w:after="40"/>
-            </w:pPr>
-            <w:r>
-              <w:rPr>
-                <w:rFonts w:ascii="Calibri" w:hAnsi="Calibri"/>
-                <w:sz w:val="18"/>
-              </w:rPr>
-              <w:t>50-55%</w:t>
-            </w:r>
-          </w:p>
-        </w:tc>
-      </w:tr>
-      <w:tr>
-        <w:tc>
-          <w:tcPr>
-            <w:tcW w:type="dxa" w:w="1440"/>
-          </w:tcPr>
-          <w:p>
-            <w:pPr>
-              <w:spacing w:before="40" w:after="40"/>
-            </w:pPr>
-            <w:r>
-              <w:rPr>
-                <w:rFonts w:ascii="Calibri" w:hAnsi="Calibri"/>
-                <w:b/>
-                <w:sz w:val="18"/>
-              </w:rPr>
-              <w:t>Depreciation (₹ Cr)</w:t>
-            </w:r>
-          </w:p>
-        </w:tc>
-        <w:tc>
-          <w:tcPr>
-            <w:tcW w:type="dxa" w:w="1440"/>
-          </w:tcPr>
-          <w:p>
-            <w:pPr>
-              <w:spacing w:before="40" w:after="40"/>
-            </w:pPr>
-            <w:r>
-              <w:rPr>
-                <w:rFonts w:ascii="Calibri" w:hAnsi="Calibri"/>
-                <w:sz w:val="18"/>
-              </w:rPr>
-              <w:t>1285</w:t>
-            </w:r>
-          </w:p>
-        </w:tc>
-        <w:tc>
-          <w:tcPr>
-            <w:tcW w:type="dxa" w:w="1440"/>
-          </w:tcPr>
-          <w:p>
-            <w:pPr>
-              <w:spacing w:before="40" w:after="40"/>
-            </w:pPr>
-            <w:r>
-              <w:rPr>
-                <w:rFonts w:ascii="Calibri" w:hAnsi="Calibri"/>
-                <w:sz w:val="18"/>
-              </w:rPr>
-              <w:t>1350-1450</w:t>
-            </w:r>
-          </w:p>
-        </w:tc>
-        <w:tc>
-          <w:tcPr>
-            <w:tcW w:type="dxa" w:w="1440"/>
-          </w:tcPr>
-          <w:p>
-            <w:pPr>
-              <w:spacing w:before="40" w:after="40"/>
-            </w:pPr>
-            <w:r>
-              <w:rPr>
-                <w:rFonts w:ascii="Calibri" w:hAnsi="Calibri"/>
-                <w:sz w:val="18"/>
-              </w:rPr>
-              <w:t>1500-1600</w:t>
-            </w:r>
-          </w:p>
-        </w:tc>
-        <w:tc>
-          <w:tcPr>
-            <w:tcW w:type="dxa" w:w="1440"/>
-          </w:tcPr>
-          <w:p>
-            <w:pPr>
-              <w:spacing w:before="40" w:after="40"/>
-            </w:pPr>
-            <w:r>
-              <w:rPr>
-                <w:rFonts w:ascii="Calibri" w:hAnsi="Calibri"/>
-                <w:sz w:val="18"/>
-              </w:rPr>
-              <w:t>1700-1800</w:t>
-            </w:r>
-          </w:p>
-        </w:tc>
-        <w:tc>
-          <w:tcPr>
-            <w:tcW w:type="dxa" w:w="1440"/>
-          </w:tcPr>
-          <w:p>
-            <w:pPr>
-              <w:spacing w:before="40" w:after="40"/>
-            </w:pPr>
-            <w:r>
-              <w:rPr>
-                <w:rFonts w:ascii="Calibri" w:hAnsi="Calibri"/>
-                <w:sz w:val="18"/>
-              </w:rPr>
-              <w:t>1800-1900</w:t>
-            </w:r>
-          </w:p>
-        </w:tc>
-      </w:tr>
-      <w:tr>
-        <w:tc>
-          <w:tcPr>
-            <w:tcW w:type="dxa" w:w="1440"/>
-            <w:shd w:fill="E8F0FE"/>
-          </w:tcPr>
-          <w:p>
-            <w:pPr>
-              <w:spacing w:before="40" w:after="40"/>
-            </w:pPr>
-            <w:r>
-              <w:rPr>
-                <w:rFonts w:ascii="Calibri" w:hAnsi="Calibri"/>
-                <w:b/>
-                <w:sz w:val="18"/>
-              </w:rPr>
-              <w:t>Finance Cost (₹ Cr)</w:t>
-            </w:r>
-          </w:p>
-        </w:tc>
-        <w:tc>
-          <w:tcPr>
-            <w:tcW w:type="dxa" w:w="1440"/>
-            <w:shd w:fill="E8F0FE"/>
-          </w:tcPr>
-          <w:p>
-            <w:pPr>
-              <w:spacing w:before="40" w:after="40"/>
-            </w:pPr>
-            <w:r>
-              <w:rPr>
-                <w:rFonts w:ascii="Calibri" w:hAnsi="Calibri"/>
-                <w:sz w:val="18"/>
-              </w:rPr>
-              <w:t>259</w:t>
-            </w:r>
-          </w:p>
-        </w:tc>
-        <w:tc>
-          <w:tcPr>
-            <w:tcW w:type="dxa" w:w="1440"/>
-            <w:shd w:fill="E8F0FE"/>
-          </w:tcPr>
-          <w:p>
-            <w:pPr>
-              <w:spacing w:before="40" w:after="40"/>
-            </w:pPr>
-            <w:r>
-              <w:rPr>
-                <w:rFonts w:ascii="Calibri" w:hAnsi="Calibri"/>
-                <w:sz w:val="18"/>
-              </w:rPr>
-              <w:t>250-270</w:t>
-            </w:r>
-          </w:p>
-        </w:tc>
-        <w:tc>
-          <w:tcPr>
-            <w:tcW w:type="dxa" w:w="1440"/>
-            <w:shd w:fill="E8F0FE"/>
-          </w:tcPr>
-          <w:p>
-            <w:pPr>
-              <w:spacing w:before="40" w:after="40"/>
-            </w:pPr>
-            <w:r>
-              <w:rPr>
-                <w:rFonts w:ascii="Calibri" w:hAnsi="Calibri"/>
-                <w:sz w:val="18"/>
-              </w:rPr>
-              <w:t>280-300</w:t>
-            </w:r>
-          </w:p>
-        </w:tc>
-        <w:tc>
-          <w:tcPr>
-            <w:tcW w:type="dxa" w:w="1440"/>
-            <w:shd w:fill="E8F0FE"/>
-          </w:tcPr>
-          <w:p>
-            <w:pPr>
-              <w:spacing w:before="40" w:after="40"/>
-            </w:pPr>
-            <w:r>
-              <w:rPr>
-                <w:rFonts w:ascii="Calibri" w:hAnsi="Calibri"/>
-                <w:sz w:val="18"/>
-              </w:rPr>
-              <w:t>300-320</w:t>
-            </w:r>
-          </w:p>
-        </w:tc>
-        <w:tc>
-          <w:tcPr>
-            <w:tcW w:type="dxa" w:w="1440"/>
-            <w:shd w:fill="E8F0FE"/>
-          </w:tcPr>
-          <w:p>
-            <w:pPr>
-              <w:spacing w:before="40" w:after="40"/>
-            </w:pPr>
-            <w:r>
-              <w:rPr>
-                <w:rFonts w:ascii="Calibri" w:hAnsi="Calibri"/>
-                <w:sz w:val="18"/>
-              </w:rPr>
-              <w:t>320-340</w:t>
-            </w:r>
-          </w:p>
-        </w:tc>
-      </w:tr>
-      <w:tr>
-        <w:tc>
-          <w:tcPr>
-            <w:tcW w:type="dxa" w:w="1440"/>
-          </w:tcPr>
-          <w:p>
-            <w:pPr>
-              <w:spacing w:before="40" w:after="40"/>
-            </w:pPr>
-            <w:r>
-              <w:rPr>
-                <w:rFonts w:ascii="Calibri" w:hAnsi="Calibri"/>
-                <w:b/>
-                <w:sz w:val="18"/>
-              </w:rPr>
-              <w:t>PBT (Operating) (₹ Cr)</w:t>
-            </w:r>
-          </w:p>
-        </w:tc>
-        <w:tc>
-          <w:tcPr>
-            <w:tcW w:type="dxa" w:w="1440"/>
-          </w:tcPr>
-          <w:p>
-            <w:pPr>
-              <w:spacing w:before="40" w:after="40"/>
-            </w:pPr>
-            <w:r>
-              <w:rPr>
-                <w:rFonts w:ascii="Calibri" w:hAnsi="Calibri"/>
-                <w:sz w:val="18"/>
-              </w:rPr>
-              <w:t>1779</w:t>
-            </w:r>
-          </w:p>
-        </w:tc>
-        <w:tc>
-          <w:tcPr>
-            <w:tcW w:type="dxa" w:w="1440"/>
-          </w:tcPr>
-          <w:p>
-            <w:pPr>
-              <w:spacing w:before="40" w:after="40"/>
-            </w:pPr>
-            <w:r>
-              <w:rPr>
-                <w:rFonts w:ascii="Calibri" w:hAnsi="Calibri"/>
-                <w:sz w:val="18"/>
-              </w:rPr>
-              <w:t>2900-3280</w:t>
-            </w:r>
-          </w:p>
-        </w:tc>
-        <w:tc>
-          <w:tcPr>
-            <w:tcW w:type="dxa" w:w="1440"/>
-          </w:tcPr>
-          <w:p>
-            <w:pPr>
-              <w:spacing w:before="40" w:after="40"/>
-            </w:pPr>
-            <w:r>
-              <w:rPr>
-                <w:rFonts w:ascii="Calibri" w:hAnsi="Calibri"/>
-                <w:sz w:val="18"/>
-              </w:rPr>
-              <w:t>4720-5600</w:t>
-            </w:r>
-          </w:p>
-        </w:tc>
-        <w:tc>
-          <w:tcPr>
-            <w:tcW w:type="dxa" w:w="1440"/>
-          </w:tcPr>
-          <w:p>
-            <w:pPr>
-              <w:spacing w:before="40" w:after="40"/>
-            </w:pPr>
-            <w:r>
-              <w:rPr>
-                <w:rFonts w:ascii="Calibri" w:hAnsi="Calibri"/>
-                <w:sz w:val="18"/>
-              </w:rPr>
-              <w:t>6500-7380</w:t>
-            </w:r>
-          </w:p>
-        </w:tc>
-        <w:tc>
-          <w:tcPr>
-            <w:tcW w:type="dxa" w:w="1440"/>
-          </w:tcPr>
-          <w:p>
-            <w:pPr>
-              <w:spacing w:before="40" w:after="40"/>
-            </w:pPr>
-            <w:r>
-              <w:rPr>
-                <w:rFonts w:ascii="Calibri" w:hAnsi="Calibri"/>
-                <w:sz w:val="18"/>
-              </w:rPr>
-              <w:t>7400-8160</w:t>
-            </w:r>
-          </w:p>
-        </w:tc>
-      </w:tr>
-      <w:tr>
-        <w:tc>
-          <w:tcPr>
-            <w:tcW w:type="dxa" w:w="1440"/>
-            <w:shd w:fill="E8F0FE"/>
-          </w:tcPr>
-          <w:p>
-            <w:pPr>
-              <w:spacing w:before="40" w:after="40"/>
-            </w:pPr>
-            <w:r>
-              <w:rPr>
-                <w:rFonts w:ascii="Calibri" w:hAnsi="Calibri"/>
-                <w:b/>
-                <w:sz w:val="18"/>
-              </w:rPr>
-              <w:t>Tax (₹ Cr)</w:t>
-            </w:r>
-          </w:p>
-        </w:tc>
-        <w:tc>
-          <w:tcPr>
-            <w:tcW w:type="dxa" w:w="1440"/>
-            <w:shd w:fill="E8F0FE"/>
-          </w:tcPr>
-          <w:p>
-            <w:pPr>
-              <w:spacing w:before="40" w:after="40"/>
-            </w:pPr>
-            <w:r>
-              <w:rPr>
-                <w:rFonts w:ascii="Calibri" w:hAnsi="Calibri"/>
-                <w:sz w:val="18"/>
-              </w:rPr>
-              <w:t>503</w:t>
-            </w:r>
-          </w:p>
-        </w:tc>
-        <w:tc>
-          <w:tcPr>
-            <w:tcW w:type="dxa" w:w="1440"/>
-            <w:shd w:fill="E8F0FE"/>
-          </w:tcPr>
-          <w:p>
-            <w:pPr>
-              <w:spacing w:before="40" w:after="40"/>
-            </w:pPr>
-            <w:r>
-              <w:rPr>
-                <w:rFonts w:ascii="Calibri" w:hAnsi="Calibri"/>
-                <w:sz w:val="18"/>
-              </w:rPr>
-              <w:t>700-800</w:t>
-            </w:r>
-          </w:p>
-        </w:tc>
-        <w:tc>
-          <w:tcPr>
-            <w:tcW w:type="dxa" w:w="1440"/>
-            <w:shd w:fill="E8F0FE"/>
-          </w:tcPr>
-          <w:p>
-            <w:pPr>
-              <w:spacing w:before="40" w:after="40"/>
-            </w:pPr>
-            <w:r>
-              <w:rPr>
-                <w:rFonts w:ascii="Calibri" w:hAnsi="Calibri"/>
-                <w:sz w:val="18"/>
-              </w:rPr>
-              <w:t>1100-1300</w:t>
-            </w:r>
-          </w:p>
-        </w:tc>
-        <w:tc>
-          <w:tcPr>
-            <w:tcW w:type="dxa" w:w="1440"/>
-            <w:shd w:fill="E8F0FE"/>
-          </w:tcPr>
-          <w:p>
-            <w:pPr>
-              <w:spacing w:before="40" w:after="40"/>
-            </w:pPr>
-            <w:r>
-              <w:rPr>
-                <w:rFonts w:ascii="Calibri" w:hAnsi="Calibri"/>
-                <w:sz w:val="18"/>
-              </w:rPr>
-              <w:t>1500-1700</w:t>
-            </w:r>
-          </w:p>
-        </w:tc>
-        <w:tc>
-          <w:tcPr>
-            <w:tcW w:type="dxa" w:w="1440"/>
-            <w:shd w:fill="E8F0FE"/>
-          </w:tcPr>
-          <w:p>
-            <w:pPr>
-              <w:spacing w:before="40" w:after="40"/>
-            </w:pPr>
-            <w:r>
-              <w:rPr>
-                <w:rFonts w:ascii="Calibri" w:hAnsi="Calibri"/>
-                <w:sz w:val="18"/>
-              </w:rPr>
-              <w:t>1600-1800</w:t>
-            </w:r>
-          </w:p>
-        </w:tc>
-      </w:tr>
-      <w:tr>
-        <w:tc>
-          <w:tcPr>
-            <w:tcW w:type="dxa" w:w="1440"/>
-          </w:tcPr>
-          <w:p>
-            <w:pPr>
-              <w:spacing w:before="40" w:after="40"/>
-            </w:pPr>
-            <w:r>
-              <w:rPr>
-                <w:rFonts w:ascii="Calibri" w:hAnsi="Calibri"/>
-                <w:b/>
-                <w:sz w:val="18"/>
-              </w:rPr>
-              <w:t>PAT (Operating) (₹ Cr)</w:t>
-            </w:r>
-          </w:p>
-        </w:tc>
-        <w:tc>
-          <w:tcPr>
-            <w:tcW w:type="dxa" w:w="1440"/>
-          </w:tcPr>
-          <w:p>
-            <w:pPr>
-              <w:spacing w:before="40" w:after="40"/>
-            </w:pPr>
-            <w:r>
-              <w:rPr>
-                <w:rFonts w:ascii="Calibri" w:hAnsi="Calibri"/>
-                <w:sz w:val="18"/>
-              </w:rPr>
-              <w:t>1276</w:t>
-            </w:r>
-          </w:p>
-        </w:tc>
-        <w:tc>
-          <w:tcPr>
-            <w:tcW w:type="dxa" w:w="1440"/>
-          </w:tcPr>
-          <w:p>
-            <w:pPr>
-              <w:spacing w:before="40" w:after="40"/>
-            </w:pPr>
-            <w:r>
-              <w:rPr>
-                <w:rFonts w:ascii="Calibri" w:hAnsi="Calibri"/>
-                <w:sz w:val="18"/>
-              </w:rPr>
-              <w:t>2200-2480</w:t>
-            </w:r>
-          </w:p>
-        </w:tc>
-        <w:tc>
-          <w:tcPr>
-            <w:tcW w:type="dxa" w:w="1440"/>
-          </w:tcPr>
-          <w:p>
-            <w:pPr>
-              <w:spacing w:before="40" w:after="40"/>
-            </w:pPr>
-            <w:r>
-              <w:rPr>
-                <w:rFonts w:ascii="Calibri" w:hAnsi="Calibri"/>
-                <w:sz w:val="18"/>
-              </w:rPr>
-              <w:t>3620-4300</w:t>
-            </w:r>
-          </w:p>
-        </w:tc>
-        <w:tc>
-          <w:tcPr>
-            <w:tcW w:type="dxa" w:w="1440"/>
-          </w:tcPr>
-          <w:p>
-            <w:pPr>
-              <w:spacing w:before="40" w:after="40"/>
-            </w:pPr>
-            <w:r>
-              <w:rPr>
-                <w:rFonts w:ascii="Calibri" w:hAnsi="Calibri"/>
-                <w:sz w:val="18"/>
-              </w:rPr>
-              <w:t>5000-5680</w:t>
-            </w:r>
-          </w:p>
-        </w:tc>
-        <w:tc>
-          <w:tcPr>
-            <w:tcW w:type="dxa" w:w="1440"/>
-          </w:tcPr>
-          <w:p>
-            <w:pPr>
-              <w:spacing w:before="40" w:after="40"/>
-            </w:pPr>
-            <w:r>
-              <w:rPr>
-                <w:rFonts w:ascii="Calibri" w:hAnsi="Calibri"/>
-                <w:sz w:val="18"/>
-              </w:rPr>
-              <w:t>5600-6360</w:t>
-            </w:r>
-          </w:p>
-        </w:tc>
-      </w:tr>
-      <w:tr>
-        <w:tc>
-          <w:tcPr>
-            <w:tcW w:type="dxa" w:w="1440"/>
-            <w:shd w:fill="E8F0FE"/>
-          </w:tcPr>
-          <w:p>
-            <w:pPr>
-              <w:spacing w:before="40" w:after="40"/>
-            </w:pPr>
-            <w:r>
-              <w:rPr>
-                <w:rFonts w:ascii="Calibri" w:hAnsi="Calibri"/>
-                <w:b/>
-                <w:sz w:val="18"/>
-              </w:rPr>
-              <w:t>EPS (Operating) (₹)</w:t>
-            </w:r>
-          </w:p>
-        </w:tc>
-        <w:tc>
-          <w:tcPr>
-            <w:tcW w:type="dxa" w:w="1440"/>
-            <w:shd w:fill="E8F0FE"/>
-          </w:tcPr>
-          <w:p>
-            <w:pPr>
-              <w:spacing w:before="40" w:after="40"/>
-            </w:pPr>
-            <w:r>
-              <w:rPr>
-                <w:rFonts w:ascii="Calibri" w:hAnsi="Calibri"/>
-                <w:sz w:val="18"/>
-              </w:rPr>
-              <w:t>14.74</w:t>
-            </w:r>
-          </w:p>
-        </w:tc>
-        <w:tc>
-          <w:tcPr>
-            <w:tcW w:type="dxa" w:w="1440"/>
-            <w:shd w:fill="E8F0FE"/>
-          </w:tcPr>
-          <w:p>
-            <w:pPr>
-              <w:spacing w:before="40" w:after="40"/>
-            </w:pPr>
-            <w:r>
-              <w:rPr>
-                <w:rFonts w:ascii="Calibri" w:hAnsi="Calibri"/>
-                <w:sz w:val="18"/>
-              </w:rPr>
-              <w:t>25-28</w:t>
-            </w:r>
-          </w:p>
-        </w:tc>
-        <w:tc>
-          <w:tcPr>
-            <w:tcW w:type="dxa" w:w="1440"/>
-            <w:shd w:fill="E8F0FE"/>
-          </w:tcPr>
-          <w:p>
-            <w:pPr>
-              <w:spacing w:before="40" w:after="40"/>
-            </w:pPr>
-            <w:r>
-              <w:rPr>
-                <w:rFonts w:ascii="Calibri" w:hAnsi="Calibri"/>
-                <w:sz w:val="18"/>
-              </w:rPr>
-              <w:t>41-49</w:t>
-            </w:r>
-          </w:p>
-        </w:tc>
-        <w:tc>
-          <w:tcPr>
-            <w:tcW w:type="dxa" w:w="1440"/>
-            <w:shd w:fill="E8F0FE"/>
-          </w:tcPr>
-          <w:p>
-            <w:pPr>
-              <w:spacing w:before="40" w:after="40"/>
-            </w:pPr>
-            <w:r>
-              <w:rPr>
-                <w:rFonts w:ascii="Calibri" w:hAnsi="Calibri"/>
-                <w:sz w:val="18"/>
-              </w:rPr>
-              <w:t>57-65</w:t>
-            </w:r>
-          </w:p>
-        </w:tc>
-        <w:tc>
-          <w:tcPr>
-            <w:tcW w:type="dxa" w:w="1440"/>
-            <w:shd w:fill="E8F0FE"/>
-          </w:tcPr>
-          <w:p>
-            <w:pPr>
-              <w:spacing w:before="40" w:after="40"/>
-            </w:pPr>
-            <w:r>
-              <w:rPr>
-                <w:rFonts w:ascii="Calibri" w:hAnsi="Calibri"/>
-                <w:sz w:val="18"/>
-              </w:rPr>
-              <w:t>64-73</w:t>
-            </w:r>
-          </w:p>
-        </w:tc>
-      </w:tr>
-    </w:tbl>
-    <w:p/>
     <w:p>
       <w:pPr>
         <w:pStyle w:val="Heading2"/>
@@ -8642,7 +9024,7 @@
           <w:color w:val="333333"/>
           <w:sz w:val="20"/>
         </w:rPr>
-        <w:t xml:space="preserve"> Assumes continued strong execution of the existing order book and successful acquisition of new orders driven by India's infrastructure spending and global expansion in Saudi Arabia. A gradual ramp-up in international operations and a steady contribution from the renewables segment are factored in.</w:t>
+        <w:t xml:space="preserve"> Assumes continued strong execution of the existing order book, significant new order inflows driven by Indian infrastructure spending and renewable energy growth, and ramp-up of Saudi Arabian operations. A gradual increase in capacity utilization and yield is factored in.</w:t>
       </w:r>
     </w:p>
     <w:p>
@@ -8673,7 +9055,7 @@
           <w:color w:val="333333"/>
           <w:sz w:val="20"/>
         </w:rPr>
-        <w:t xml:space="preserve"> Assumes stable gross margins for the crane rental business, with slight improvements due to better utilization and operational efficiencies. Renewables EPC margins are assumed to stabilize within the guided range of 10-12%.</w:t>
+        <w:t xml:space="preserve"> Assumes stable gross margins for crane rentals (around 50-55%) and a slight improvement in Wind EPC margins (towards 10-12%) as the business scales and operational efficiencies are realized.</w:t>
       </w:r>
     </w:p>
     <w:p>
@@ -8704,7 +9086,7 @@
           <w:color w:val="333333"/>
           <w:sz w:val="20"/>
         </w:rPr>
-        <w:t xml:space="preserve"> Assumes a gradual improvement in blended EBITDA margins as the company scales its international operations and benefits from operating leverage. The crane rental segment's high margins are expected to partially offset the lower margins in EPC.</w:t>
+        <w:t xml:space="preserve"> Assumes blended EBITDA margins improving from the current levels as operating leverage benefits from increased utilization and scale, particularly in the Saudi operations. Crane rental EBITDA margins are expected to remain strong, while EPC margins will be lower but contribute to overall profitability.</w:t>
       </w:r>
     </w:p>
     <w:p>
@@ -8727,7 +9109,7 @@
           <w:color w:val="333333"/>
           <w:sz w:val="20"/>
         </w:rPr>
-        <w:t>Capex:</w:t>
+        <w:t>Depreciation:</w:t>
       </w:r>
       <w:r>
         <w:rPr>
@@ -8735,7 +9117,7 @@
           <w:color w:val="333333"/>
           <w:sz w:val="20"/>
         </w:rPr>
-        <w:t xml:space="preserve"> Assumes continued strategic capex for fleet expansion and modernization, phased in line with confirmed order books to protect return ratios.</w:t>
+        <w:t xml:space="preserve"> Assumes depreciation will increase in line with the ongoing capital expenditure for fleet expansion, reflecting the addition of new assets.</w:t>
       </w:r>
     </w:p>
     <w:p>
@@ -8758,7 +9140,7 @@
           <w:color w:val="333333"/>
           <w:sz w:val="20"/>
         </w:rPr>
-        <w:t>Working Capital:</w:t>
+        <w:t>Finance Cost:</w:t>
       </w:r>
       <w:r>
         <w:rPr>
@@ -8766,7 +9148,7 @@
           <w:color w:val="333333"/>
           <w:sz w:val="20"/>
         </w:rPr>
-        <w:t xml:space="preserve"> Assumes normalization of working capital metrics to historical levels, with improvements in DSO as collections accelerate.</w:t>
+        <w:t xml:space="preserve"> Assumes finance costs will increase due to higher borrowings to fund capex, but the average borrowing cost is expected to remain manageable.</w:t>
       </w:r>
     </w:p>
     <w:p>
@@ -8797,7 +9179,7 @@
           <w:color w:val="333333"/>
           <w:sz w:val="20"/>
         </w:rPr>
-        <w:t xml:space="preserve"> Assumes a normalized effective tax rate based on current corporate tax regulations.</w:t>
+        <w:t xml:space="preserve"> Assumes a normalized effective tax rate of approximately 25-28%.</w:t>
       </w:r>
     </w:p>
     <w:p>
@@ -8828,7 +9210,7 @@
           <w:color w:val="333333"/>
           <w:sz w:val="20"/>
         </w:rPr>
-        <w:t xml:space="preserve"> Assumes a stable share count, with no significant dilution from equity issuances.</w:t>
+        <w:t xml:space="preserve"> Assumes the current share count remains stable, with no significant dilution from equity issuances.</w:t>
       </w:r>
     </w:p>
     <w:p>
@@ -9074,7 +9456,7 @@
                 <w:rFonts w:ascii="Calibri" w:hAnsi="Calibri"/>
                 <w:sz w:val="18"/>
               </w:rPr>
-              <w:t>Crane Rental: Maintain leadership; Renewables EPC: Scale to higher order value; KSA Operations: Top 5 player in GCC</w:t>
+              <w:t>Crane Rental Margin: 50-55%; Renewables EPC Margin: 10-12%</w:t>
             </w:r>
           </w:p>
         </w:tc>
@@ -9091,7 +9473,7 @@
                 <w:rFonts w:ascii="Calibri" w:hAnsi="Calibri"/>
                 <w:sz w:val="18"/>
               </w:rPr>
-              <w:t>Ongoing &amp; FY27-FY28</w:t>
+              <w:t>Ongoing</w:t>
             </w:r>
           </w:p>
         </w:tc>
@@ -9185,7 +9567,7 @@
                 <w:rFonts w:ascii="Calibri" w:hAnsi="Calibri"/>
                 <w:sz w:val="18"/>
               </w:rPr>
-              <w:t>~₹500 Cr planned capital outlay (subject to BOD approval) for next 2 years</w:t>
+              <w:t>₹500 Cr planned capital outlay (subject to BOD approval) for next 2 years</w:t>
             </w:r>
           </w:p>
         </w:tc>
@@ -9241,7 +9623,7 @@
                 <w:rFonts w:ascii="Calibri" w:hAnsi="Calibri"/>
                 <w:sz w:val="18"/>
               </w:rPr>
-              <w:t>Recommended ₹2 per share for FY25 (200% payout)</w:t>
+              <w:t>Recommends ₹2 per share for FY25, subject to AGM approval</w:t>
             </w:r>
           </w:p>
         </w:tc>
@@ -9259,7 +9641,7 @@
                 <w:rFonts w:ascii="Calibri" w:hAnsi="Calibri"/>
                 <w:sz w:val="18"/>
               </w:rPr>
-              <w:t>Subject to AGM approval</w:t>
+              <w:t>FY25 onwards</w:t>
             </w:r>
           </w:p>
         </w:tc>
@@ -9296,7 +9678,7 @@
                 <w:rFonts w:ascii="Calibri" w:hAnsi="Calibri"/>
                 <w:sz w:val="18"/>
               </w:rPr>
-              <w:t>Maintain Debt-to-Equity below 0.5x; Target ~0.35x</w:t>
+              <w:t>Maintain Net Debt to Equity ratio below 0.5x</w:t>
             </w:r>
           </w:p>
         </w:tc>
@@ -9361,7 +9743,7 @@
           <w:color w:val="333333"/>
           <w:sz w:val="20"/>
         </w:rPr>
-        <w:t>Sanghvi Movers Limited presents a compelling investment case driven by its strong market position in India, strategic international expansion into high-growth markets like Saudi Arabia, and diversification into the burgeoning renewable energy EPC sector. The company's "Elevate 2030" strategy, coupled with a revitalized leadership team and a focus on operational efficiency and financial discipline, positions it for significant growth. The robust order book, healthy inquiry pipeline, and substantial government spending on infrastructure in India provide strong revenue visibility. The higher yields and large project pipeline in Saudi Arabia offer a significant upside potential. With a disciplined approach to capital allocation and a commitment to deleveraging, SML is well-poised to capitalize on these growth catalysts, leading to sustained revenue growth, margin expansion, and attractive returns for shareholders. The company's ability to leverage its legacy expertise while embracing new growth avenues makes it a strong contender in the infrastructure services sector.</w:t>
+        <w:t>Sanghvi Movers Limited presents a compelling investment case driven by its strong market position in the Indian crane rental industry, strategic diversification into high-growth renewable energy EPC, and aggressive international expansion into the Saudi Arabian market. The company's "Elevate 2030" strategy, focused on customer centricity, global expansion, product diversification, and financial discipline, positions it for sustained growth. The robust order book, healthy inquiry pipeline, and significant government spending on infrastructure and renewables in India, coupled with the immense project pipeline in Saudi Arabia, provide strong revenue visibility for the coming years. The company's commitment to operational excellence, QHSE standards, and prudent capital allocation further strengthens its investment profile. As the company successfully executes its expansion plans and leverages its competitive advantages, it is well-positioned to deliver significant shareholder value through revenue growth, margin expansion, and improved return ratios.</w:t>
       </w:r>
     </w:p>
     <w:p>
@@ -9387,7 +9769,7 @@
           <w:color w:val="333333"/>
           <w:sz w:val="20"/>
         </w:rPr>
-        <w:t>Despite the positive outlook, potential risks could impact Sanghvi Movers Limited's performance. Execution risk in international markets, particularly in Saudi Arabia, remains a key concern, given the complexities of regulatory environments and operational adaptations. The capital-intensive nature of the crane rental business necessitates continuous capex, which, if not optimally deployed, could strain the balance sheet. While margins are expected to improve, intense competition in certain segments could exert downward pressure on pricing and profitability. Furthermore, the company's performance is closely linked to government spending on infrastructure and the cyclical nature of industrial projects, making it susceptible to macroeconomic slowdowns or policy shifts. Any significant delays in project execution or a slowdown in order book conversion could impact near-term financial performance. Additionally, the company's reliance on debt for funding its capex plans requires careful monitoring of its leverage ratios and interest coverage.</w:t>
+        <w:t>Key risks for Sanghvi Movers include execution challenges in its international expansion, particularly in Saudi Arabia, where regulatory complexities and higher operating costs could impact profitability. Intense competition in the crane rental market may continue to exert pressure on pricing and margins. Furthermore, the company's reliance on large infrastructure and renewable energy projects makes it susceptible to project delays or cancellations, which could affect revenue predictability and working capital management. Any significant downturn in government spending on infrastructure or a slowdown in the renewable energy sector could also impact demand. While the company has improved its balance sheet, managing debt levels effectively amidst significant ongoing capex remains a critical factor. Governance concerns, although historical, warrant continued monitoring to ensure robust compliance and transparency across all operations.</w:t>
       </w:r>
     </w:p>
     <w:p>
@@ -9405,9 +9787,17 @@
     </w:p>
     <w:p>
       <w:pPr>
-        <w:pStyle w:val="ListNumber"/>
+        <w:pStyle w:val="ListBullet"/>
         <w:spacing w:after="80"/>
       </w:pPr>
+      <w:r>
+        <w:rPr>
+          <w:rFonts w:ascii="Calibri" w:hAnsi="Calibri"/>
+          <w:color w:val="333333"/>
+          <w:sz w:val="20"/>
+        </w:rPr>
+        <w:t xml:space="preserve">  </w:t>
+      </w:r>
       <w:r>
         <w:rPr>
           <w:rFonts w:ascii="Calibri" w:hAnsi="Calibri"/>
@@ -9415,7 +9805,7 @@
           <w:color w:val="333333"/>
           <w:sz w:val="20"/>
         </w:rPr>
-        <w:t>Saudi Arabia Operations Performance:</w:t>
+        <w:t>Saudi Arabia Operations:</w:t>
       </w:r>
       <w:r>
         <w:rPr>
@@ -9423,14 +9813,22 @@
           <w:color w:val="333333"/>
           <w:sz w:val="20"/>
         </w:rPr>
-        <w:t xml:space="preserve"> Track revenue growth, utilization rates, and profitability of SMME to assess the success of international expansion.</w:t>
+        <w:t xml:space="preserve"> Track revenue ramp-up, order book growth, and profitability of Sanghvi Movers Middle East Limited.</w:t>
       </w:r>
     </w:p>
     <w:p>
       <w:pPr>
-        <w:pStyle w:val="ListNumber"/>
+        <w:pStyle w:val="ListBullet"/>
         <w:spacing w:after="80"/>
       </w:pPr>
+      <w:r>
+        <w:rPr>
+          <w:rFonts w:ascii="Calibri" w:hAnsi="Calibri"/>
+          <w:color w:val="333333"/>
+          <w:sz w:val="20"/>
+        </w:rPr>
+        <w:t xml:space="preserve">  </w:t>
+      </w:r>
       <w:r>
         <w:rPr>
           <w:rFonts w:ascii="Calibri" w:hAnsi="Calibri"/>
@@ -9438,7 +9836,7 @@
           <w:color w:val="333333"/>
           <w:sz w:val="20"/>
         </w:rPr>
-        <w:t>Order Book Growth and Execution:</w:t>
+        <w:t>Renewable EPC Performance:</w:t>
       </w:r>
       <w:r>
         <w:rPr>
@@ -9446,14 +9844,22 @@
           <w:color w:val="333333"/>
           <w:sz w:val="20"/>
         </w:rPr>
-        <w:t xml:space="preserve"> Monitor the growth and conversion of the order book across all segments, particularly for new international contracts and renewable EPC projects.</w:t>
+        <w:t xml:space="preserve"> Monitor order inflows, project execution, and margin realization for Sangreen Future Renewables Private Limited.</w:t>
       </w:r>
     </w:p>
     <w:p>
       <w:pPr>
-        <w:pStyle w:val="ListNumber"/>
+        <w:pStyle w:val="ListBullet"/>
         <w:spacing w:after="80"/>
       </w:pPr>
+      <w:r>
+        <w:rPr>
+          <w:rFonts w:ascii="Calibri" w:hAnsi="Calibri"/>
+          <w:color w:val="333333"/>
+          <w:sz w:val="20"/>
+        </w:rPr>
+        <w:t xml:space="preserve">  </w:t>
+      </w:r>
       <w:r>
         <w:rPr>
           <w:rFonts w:ascii="Calibri" w:hAnsi="Calibri"/>
@@ -9461,7 +9867,7 @@
           <w:color w:val="333333"/>
           <w:sz w:val="20"/>
         </w:rPr>
-        <w:t>Crane Rental Utilization and Yields:</w:t>
+        <w:t>Crane Utilization and Yields:</w:t>
       </w:r>
       <w:r>
         <w:rPr>
@@ -9469,14 +9875,22 @@
           <w:color w:val="333333"/>
           <w:sz w:val="20"/>
         </w:rPr>
-        <w:t xml:space="preserve"> Keep a close watch on capacity utilization and average yields, especially in India, to gauge market demand and pricing power.</w:t>
+        <w:t xml:space="preserve"> Closely watch capacity utilization rates and average yields across segments, particularly in India and Saudi Arabia.</w:t>
       </w:r>
     </w:p>
     <w:p>
       <w:pPr>
-        <w:pStyle w:val="ListNumber"/>
+        <w:pStyle w:val="ListBullet"/>
         <w:spacing w:after="80"/>
       </w:pPr>
+      <w:r>
+        <w:rPr>
+          <w:rFonts w:ascii="Calibri" w:hAnsi="Calibri"/>
+          <w:color w:val="333333"/>
+          <w:sz w:val="20"/>
+        </w:rPr>
+        <w:t xml:space="preserve">  </w:t>
+      </w:r>
       <w:r>
         <w:rPr>
           <w:rFonts w:ascii="Calibri" w:hAnsi="Calibri"/>
@@ -9484,7 +9898,7 @@
           <w:color w:val="333333"/>
           <w:sz w:val="20"/>
         </w:rPr>
-        <w:t>Renewable EPC Segment Performance:</w:t>
+        <w:t>Order Book Growth:</w:t>
       </w:r>
       <w:r>
         <w:rPr>
@@ -9492,14 +9906,22 @@
           <w:color w:val="333333"/>
           <w:sz w:val="20"/>
         </w:rPr>
-        <w:t xml:space="preserve"> Track the revenue contribution and margin profile of SFRPL, assessing its ability to scale and achieve targeted profitability.</w:t>
+        <w:t xml:space="preserve"> Track the growth and quality of the order book across all business verticals to assess future revenue visibility.</w:t>
       </w:r>
     </w:p>
     <w:p>
       <w:pPr>
-        <w:pStyle w:val="ListNumber"/>
+        <w:pStyle w:val="ListBullet"/>
         <w:spacing w:after="80"/>
       </w:pPr>
+      <w:r>
+        <w:rPr>
+          <w:rFonts w:ascii="Calibri" w:hAnsi="Calibri"/>
+          <w:color w:val="333333"/>
+          <w:sz w:val="20"/>
+        </w:rPr>
+        <w:t xml:space="preserve">  </w:t>
+      </w:r>
       <w:r>
         <w:rPr>
           <w:rFonts w:ascii="Calibri" w:hAnsi="Calibri"/>
@@ -9507,7 +9929,7 @@
           <w:color w:val="333333"/>
           <w:sz w:val="20"/>
         </w:rPr>
-        <w:t>Debt Management and Leverage Ratios:</w:t>
+        <w:t>Debt Levels and Servicing:</w:t>
       </w:r>
       <w:r>
         <w:rPr>
@@ -9515,14 +9937,22 @@
           <w:color w:val="333333"/>
           <w:sz w:val="20"/>
         </w:rPr>
-        <w:t xml:space="preserve"> Monitor the Debt-to-Equity ratio and interest coverage to ensure financial stability amidst ongoing capex.</w:t>
+        <w:t xml:space="preserve"> Monitor the company's debt-to-equity ratio and finance costs in relation to its capex plans and cash flow generation.</w:t>
       </w:r>
     </w:p>
     <w:p>
       <w:pPr>
-        <w:pStyle w:val="ListNumber"/>
+        <w:pStyle w:val="ListBullet"/>
         <w:spacing w:after="80"/>
       </w:pPr>
+      <w:r>
+        <w:rPr>
+          <w:rFonts w:ascii="Calibri" w:hAnsi="Calibri"/>
+          <w:color w:val="333333"/>
+          <w:sz w:val="20"/>
+        </w:rPr>
+        <w:t xml:space="preserve">  </w:t>
+      </w:r>
       <w:r>
         <w:rPr>
           <w:rFonts w:ascii="Calibri" w:hAnsi="Calibri"/>
@@ -9538,37 +9968,22 @@
           <w:color w:val="333333"/>
           <w:sz w:val="20"/>
         </w:rPr>
-        <w:t xml:space="preserve"> Track Days Sales Outstanding (DSO) and inventory turnover to assess efficiency in managing working capital.</w:t>
+        <w:t xml:space="preserve"> Keep an eye on debtor days and overall working capital efficiency, especially given the project-based nature of some revenues.</w:t>
       </w:r>
     </w:p>
     <w:p>
       <w:pPr>
-        <w:pStyle w:val="ListNumber"/>
+        <w:pStyle w:val="ListBullet"/>
         <w:spacing w:after="80"/>
       </w:pPr>
-      <w:r>
-        <w:rPr>
-          <w:rFonts w:ascii="Calibri" w:hAnsi="Calibri"/>
-          <w:b/>
-          <w:color w:val="333333"/>
-          <w:sz w:val="20"/>
-        </w:rPr>
-        <w:t>Capex Deployment and Returns:</w:t>
-      </w:r>
       <w:r>
         <w:rPr>
           <w:rFonts w:ascii="Calibri" w:hAnsi="Calibri"/>
           <w:color w:val="333333"/>
           <w:sz w:val="20"/>
         </w:rPr>
-        <w:t xml:space="preserve"> Monitor the deployment of planned capex and the returns generated on new asset additions.</w:t>
+        <w:t xml:space="preserve">  </w:t>
       </w:r>
-    </w:p>
-    <w:p>
-      <w:pPr>
-        <w:pStyle w:val="ListNumber"/>
-        <w:spacing w:after="80"/>
-      </w:pPr>
       <w:r>
         <w:rPr>
           <w:rFonts w:ascii="Calibri" w:hAnsi="Calibri"/>
@@ -9584,37 +9999,22 @@
           <w:color w:val="333333"/>
           <w:sz w:val="20"/>
         </w:rPr>
-        <w:t xml:space="preserve"> Assess any changes in competitive intensity and pricing dynamics in key markets.</w:t>
+        <w:t xml:space="preserve"> Monitor pricing dynamics and competitive intensity in both domestic and international markets.</w:t>
       </w:r>
     </w:p>
     <w:p>
       <w:pPr>
-        <w:pStyle w:val="ListNumber"/>
+        <w:pStyle w:val="ListBullet"/>
         <w:spacing w:after="80"/>
       </w:pPr>
-      <w:r>
-        <w:rPr>
-          <w:rFonts w:ascii="Calibri" w:hAnsi="Calibri"/>
-          <w:b/>
-          <w:color w:val="333333"/>
-          <w:sz w:val="20"/>
-        </w:rPr>
-        <w:t>Management Guidance Adherence:</w:t>
-      </w:r>
       <w:r>
         <w:rPr>
           <w:rFonts w:ascii="Calibri" w:hAnsi="Calibri"/>
           <w:color w:val="333333"/>
           <w:sz w:val="20"/>
         </w:rPr>
-        <w:t xml:space="preserve"> Track the company's performance against its stated revenue, EBITDA, and margin targets.</w:t>
+        <w:t xml:space="preserve">  </w:t>
       </w:r>
-    </w:p>
-    <w:p>
-      <w:pPr>
-        <w:pStyle w:val="ListNumber"/>
-        <w:spacing w:after="80"/>
-      </w:pPr>
       <w:r>
         <w:rPr>
           <w:rFonts w:ascii="Calibri" w:hAnsi="Calibri"/>
@@ -9630,7 +10030,69 @@
           <w:color w:val="333333"/>
           <w:sz w:val="20"/>
         </w:rPr>
-        <w:t xml:space="preserve"> Stay updated on any changes in regulations impacting the crane rental, infrastructure, or renewable energy sectors.</w:t>
+        <w:t xml:space="preserve"> Stay updated on any policy changes impacting the infrastructure, renewable energy, or crane rental sectors, including potential trade policies.</w:t>
+      </w:r>
+    </w:p>
+    <w:p>
+      <w:pPr>
+        <w:pStyle w:val="ListBullet"/>
+        <w:spacing w:after="80"/>
+      </w:pPr>
+      <w:r>
+        <w:rPr>
+          <w:rFonts w:ascii="Calibri" w:hAnsi="Calibri"/>
+          <w:color w:val="333333"/>
+          <w:sz w:val="20"/>
+        </w:rPr>
+        <w:t xml:space="preserve">  </w:t>
+      </w:r>
+      <w:r>
+        <w:rPr>
+          <w:rFonts w:ascii="Calibri" w:hAnsi="Calibri"/>
+          <w:b/>
+          <w:color w:val="333333"/>
+          <w:sz w:val="20"/>
+        </w:rPr>
+        <w:t>Management Execution:</w:t>
+      </w:r>
+      <w:r>
+        <w:rPr>
+          <w:rFonts w:ascii="Calibri" w:hAnsi="Calibri"/>
+          <w:color w:val="333333"/>
+          <w:sz w:val="20"/>
+        </w:rPr>
+        <w:t xml:space="preserve"> Assess the management's ability to effectively execute the "Elevate 2030" strategy and achieve its growth and profitability targets.</w:t>
+      </w:r>
+    </w:p>
+    <w:p>
+      <w:pPr>
+        <w:pStyle w:val="ListBullet"/>
+        <w:spacing w:after="80"/>
+      </w:pPr>
+      <w:r>
+        <w:rPr>
+          <w:rFonts w:ascii="Calibri" w:hAnsi="Calibri"/>
+          <w:color w:val="333333"/>
+          <w:sz w:val="20"/>
+        </w:rPr>
+        <w:t xml:space="preserve">  </w:t>
+      </w:r>
+      <w:r>
+        <w:rPr>
+          <w:rFonts w:ascii="Calibri" w:hAnsi="Calibri"/>
+          <w:b/>
+          <w:color w:val="333333"/>
+          <w:sz w:val="20"/>
+        </w:rPr>
+        <w:t>ESG Performance:</w:t>
+      </w:r>
+      <w:r>
+        <w:rPr>
+          <w:rFonts w:ascii="Calibri" w:hAnsi="Calibri"/>
+          <w:color w:val="333333"/>
+          <w:sz w:val="20"/>
+        </w:rPr>
+        <w:t xml:space="preserve"> Track the company's progress on its environmental, social, and governance initiatives as outlined in its BRSR report.</w:t>
       </w:r>
     </w:p>
     <w:p>
